--- a/documentacion/word/RecepcionElectronica/TR-RE-001-MatrizTrazabilidadISO.docx
+++ b/documentacion/word/RecepcionElectronica/TR-RE-001-MatrizTrazabilidadISO.docx
@@ -488,7 +488,7 @@
         <w:pStyle w:val="ListNumber"/>
       </w:pPr>
       <w:r>
-        <w:t>Resumen de cumplimiento</w:t>
+        <w:t>Resumen de alineación</w:t>
       </w:r>
     </w:p>
     <w:p>
@@ -496,7 +496,7 @@
         <w:pStyle w:val="ListNumber"/>
       </w:pPr>
       <w:r>
-        <w:t>Brechas y recomendaciones</w:t>
+        <w:t>Acciones de control y seguimiento</w:t>
       </w:r>
     </w:p>
     <w:p>
@@ -513,6 +513,118 @@
       </w:pPr>
       <w:r>
         <w:t>Control documental</w:t>
+      </w:r>
+    </w:p>
+    <w:p>
+      <w:pPr>
+        <w:pStyle w:val="Heading2"/>
+      </w:pPr>
+      <w:r/>
+      <w:r>
+        <w:t>Contenido de imágenes</w:t>
+      </w:r>
+    </w:p>
+    <w:p>
+      <w:pPr>
+        <w:pStyle w:val="ListBullet"/>
+      </w:pPr>
+      <w:r>
+        <w:t>Ilustración 1. Inicio de sesión (evidencia de autenticación)</w:t>
+      </w:r>
+    </w:p>
+    <w:p>
+      <w:pPr>
+        <w:pStyle w:val="ListBullet"/>
+      </w:pPr>
+      <w:r>
+        <w:t>Ilustración 2. Configuración de roles y permisos</w:t>
+      </w:r>
+    </w:p>
+    <w:p>
+      <w:pPr>
+        <w:pStyle w:val="ListBullet"/>
+      </w:pPr>
+      <w:r>
+        <w:t>Ilustración 3. Listado de usuarios activos / inactivos (revisión de accesos)</w:t>
+      </w:r>
+    </w:p>
+    <w:p>
+      <w:pPr>
+        <w:pStyle w:val="ListBullet"/>
+      </w:pPr>
+      <w:r>
+        <w:t>Ilustración 4. Acción de desbloqueo de cuenta</w:t>
+      </w:r>
+    </w:p>
+    <w:p>
+      <w:pPr>
+        <w:pStyle w:val="ListBullet"/>
+      </w:pPr>
+      <w:r>
+        <w:t>Ilustración 5. Restricción de acceso por rol a datos completos</w:t>
+      </w:r>
+    </w:p>
+    <w:p>
+      <w:pPr>
+        <w:pStyle w:val="ListBullet"/>
+      </w:pPr>
+      <w:r>
+        <w:t>Ilustración 6. Configuración de documentos requeridos (minimización)</w:t>
+      </w:r>
+    </w:p>
+    <w:p>
+      <w:pPr>
+        <w:pStyle w:val="ListBullet"/>
+      </w:pPr>
+      <w:r>
+        <w:t>Ilustración 7. Exportación de reporte (control de datos en PDF/Excel)</w:t>
+      </w:r>
+    </w:p>
+    <w:p>
+      <w:pPr>
+        <w:pStyle w:val="ListBullet"/>
+      </w:pPr>
+      <w:r>
+        <w:t>Ilustración 8. Arquitectura del sistema (separación de capas)</w:t>
+      </w:r>
+    </w:p>
+    <w:p>
+      <w:pPr>
+        <w:pStyle w:val="ListBullet"/>
+      </w:pPr>
+      <w:r>
+        <w:t>Ilustración 9. Validación de formulario (campos obligatorios en rojo)</w:t>
+      </w:r>
+    </w:p>
+    <w:p>
+      <w:pPr>
+        <w:pStyle w:val="ListBullet"/>
+      </w:pPr>
+      <w:r>
+        <w:t>Ilustración 10. Bitácora / control de cambios</w:t>
+      </w:r>
+    </w:p>
+    <w:p>
+      <w:r>
+        <w:t xml:space="preserve">&gt; </w:t>
+      </w:r>
+      <w:r>
+        <w:rPr>
+          <w:b/>
+        </w:rPr>
+        <w:t>Nota:</w:t>
+      </w:r>
+      <w:r>
+        <w:t xml:space="preserve"> Las imágenes de este documento corresponden a </w:t>
+      </w:r>
+      <w:r>
+        <w:rPr>
+          <w:b/>
+        </w:rPr>
+        <w:t>evidencias documentales</w:t>
+      </w:r>
+      <w:r>
+        <w:t xml:space="preserve"> para auditoría. Las capturas no exponen datos sensibles (contraseñas, tokens, identificadores de sesión, direcciones IP ni datos personales reales) y se generan con datos de prueba o datos enmascarados.</w:t>
       </w:r>
     </w:p>
     <w:p>
@@ -719,7 +831,7 @@
         <w:t>módulos opcionales</w:t>
       </w:r>
       <w:r>
-        <w:t xml:space="preserve"> (integraciones), que se documentan por separado y, cuando se contratan, deben evaluarse con su propia trazabilidad.</w:t>
+        <w:t xml:space="preserve"> (integraciones), que se documentan por separado y, cuando se contratan, cuentan con su propia trazabilidad.</w:t>
       </w:r>
     </w:p>
     <w:p>
@@ -736,7 +848,7 @@
         <w:t>fecha</w:t>
       </w:r>
       <w:r>
-        <w:t xml:space="preserve"> indicada en la portada; debe revisarse ante cambios relevantes.</w:t>
+        <w:t xml:space="preserve"> indicada en la portada; su revisión se realiza ante cambios relevantes.</w:t>
       </w:r>
     </w:p>
     <w:p>
@@ -1154,6 +1266,54 @@
           </w:p>
         </w:tc>
       </w:tr>
+      <w:tr>
+        <w:tc>
+          <w:tcPr>
+            <w:tcW w:type="dxa" w:w="4320"/>
+          </w:tcPr>
+          <w:p>
+            <w:r/>
+            <w:r>
+              <w:t>MI-RE-001</w:t>
+            </w:r>
+          </w:p>
+        </w:tc>
+        <w:tc>
+          <w:tcPr>
+            <w:tcW w:type="dxa" w:w="4320"/>
+          </w:tcPr>
+          <w:p>
+            <w:r/>
+            <w:r>
+              <w:t>Manual de Instalación / Despliegue</w:t>
+            </w:r>
+          </w:p>
+        </w:tc>
+      </w:tr>
+      <w:tr>
+        <w:tc>
+          <w:tcPr>
+            <w:tcW w:type="dxa" w:w="4320"/>
+          </w:tcPr>
+          <w:p>
+            <w:r/>
+            <w:r>
+              <w:t>BC-RE-001</w:t>
+            </w:r>
+          </w:p>
+        </w:tc>
+        <w:tc>
+          <w:tcPr>
+            <w:tcW w:type="dxa" w:w="4320"/>
+          </w:tcPr>
+          <w:p>
+            <w:r/>
+            <w:r>
+              <w:t>Bitácora / Control de Cambios</w:t>
+            </w:r>
+          </w:p>
+        </w:tc>
+      </w:tr>
     </w:tbl>
     <w:p/>
     <w:p>
@@ -1337,7 +1497,7 @@
               <w:rPr>
                 <w:b/>
               </w:rPr>
-              <w:t>Evidencia / sección sugerida</w:t>
+              <w:t>Evidencia / referencia</w:t>
             </w:r>
           </w:p>
         </w:tc>
@@ -1348,7 +1508,7 @@
           <w:p>
             <w:r/>
             <w:r>
-              <w:t>Qué evidencia conservar o qué sección consultar en auditoría.</w:t>
+              <w:t>Evidencia documental u operativa asociada al control.</w:t>
             </w:r>
           </w:p>
         </w:tc>
@@ -1473,7 +1633,7 @@
               <w:rPr>
                 <w:b/>
               </w:rPr>
-              <w:t>Evidencia / sección sugerida</w:t>
+              <w:t>Evidencia / referencia</w:t>
             </w:r>
           </w:p>
         </w:tc>
@@ -1539,7 +1699,7 @@
           <w:p>
             <w:r/>
             <w:r>
-              <w:t>Captura de pantalla de inicio de sesión; política de contraseñas.</w:t>
+              <w:t>Captura de inicio de sesión (ver Ilustración 1); política de contraseñas.</w:t>
             </w:r>
           </w:p>
         </w:tc>
@@ -1605,7 +1765,7 @@
           <w:p>
             <w:r/>
             <w:r>
-              <w:t>Matriz de roles; configuración de permisos por rol.</w:t>
+              <w:t>Matriz de roles; configuración de permisos por rol (ver Ilustración 2).</w:t>
             </w:r>
           </w:p>
         </w:tc>
@@ -1737,7 +1897,7 @@
           <w:p>
             <w:r/>
             <w:r>
-              <w:t>Bitácora de altas/bajas; evidencia de desbloqueos.</w:t>
+              <w:t>Bitácora de altas/bajas; evidencia de desbloqueos (ver Ilustración 4).</w:t>
             </w:r>
           </w:p>
         </w:tc>
@@ -1781,7 +1941,7 @@
               <w:t>activos / inactivos</w:t>
             </w:r>
             <w:r>
-              <w:t xml:space="preserve"> y permite su revisión; la administración recomienda una revisión periódica.</w:t>
+              <w:t xml:space="preserve"> y establece la revisión periódica de accesos como actividad administrativa.</w:t>
             </w:r>
           </w:p>
         </w:tc>
@@ -1803,7 +1963,7 @@
           <w:p>
             <w:r/>
             <w:r>
-              <w:t>Reporte/lista de usuarios activos e inactivos por periodo.</w:t>
+              <w:t>Reporte/lista de usuarios activos e inactivos por periodo (ver Ilustración 3).</w:t>
             </w:r>
           </w:p>
         </w:tc>
@@ -2065,6 +2225,94 @@
       </w:tr>
     </w:tbl>
     <w:p/>
+    <w:p>
+      <w:r>
+        <w:rPr>
+          <w:b/>
+        </w:rPr>
+        <w:t>Evidencias documentales para PSI.05:</w:t>
+      </w:r>
+    </w:p>
+    <w:p>
+      <w:r>
+        <w:rPr>
+          <w:rFonts w:ascii="Consolas" w:hAnsi="Consolas"/>
+          <w:color w:val="C7254E"/>
+        </w:rPr>
+        <w:t>[Foto: pantalla de inicio de sesión]</w:t>
+      </w:r>
+    </w:p>
+    <w:p>
+      <w:r>
+        <w:rPr>
+          <w:b/>
+        </w:rPr>
+        <w:t>Ilustración 1.</w:t>
+      </w:r>
+      <w:r>
+        <w:t xml:space="preserve"> Inicio de sesión (evidencia de autenticación)</w:t>
+      </w:r>
+    </w:p>
+    <w:p>
+      <w:r>
+        <w:rPr>
+          <w:rFonts w:ascii="Consolas" w:hAnsi="Consolas"/>
+          <w:color w:val="C7254E"/>
+        </w:rPr>
+        <w:t>[Foto: configuración de roles y permisos por rol]</w:t>
+      </w:r>
+    </w:p>
+    <w:p>
+      <w:r>
+        <w:rPr>
+          <w:b/>
+        </w:rPr>
+        <w:t>Ilustración 2.</w:t>
+      </w:r>
+      <w:r>
+        <w:t xml:space="preserve"> Configuración de roles y permisos</w:t>
+      </w:r>
+    </w:p>
+    <w:p>
+      <w:r>
+        <w:rPr>
+          <w:rFonts w:ascii="Consolas" w:hAnsi="Consolas"/>
+          <w:color w:val="C7254E"/>
+        </w:rPr>
+        <w:t>[Foto: listado de usuarios con filtro Activos/Inactivos]</w:t>
+      </w:r>
+    </w:p>
+    <w:p>
+      <w:r>
+        <w:rPr>
+          <w:b/>
+        </w:rPr>
+        <w:t>Ilustración 3.</w:t>
+      </w:r>
+      <w:r>
+        <w:t xml:space="preserve"> Listado de usuarios activos / inactivos (revisión de accesos)</w:t>
+      </w:r>
+    </w:p>
+    <w:p>
+      <w:r>
+        <w:rPr>
+          <w:rFonts w:ascii="Consolas" w:hAnsi="Consolas"/>
+          <w:color w:val="C7254E"/>
+        </w:rPr>
+        <w:t>[Foto: acción de desbloqueo de una cuenta]</w:t>
+      </w:r>
+    </w:p>
+    <w:p>
+      <w:r>
+        <w:rPr>
+          <w:b/>
+        </w:rPr>
+        <w:t>Ilustración 4.</w:t>
+      </w:r>
+      <w:r>
+        <w:t xml:space="preserve"> Acción de desbloqueo de cuenta</w:t>
+      </w:r>
+    </w:p>
     <w:p>
       <w:pPr>
         <w:pStyle w:val="Heading3"/>
@@ -2174,7 +2422,7 @@
               <w:rPr>
                 <w:b/>
               </w:rPr>
-              <w:t>Evidencia / sección sugerida</w:t>
+              <w:t>Evidencia / referencia</w:t>
             </w:r>
           </w:p>
         </w:tc>
@@ -2231,7 +2479,7 @@
           <w:p>
             <w:r/>
             <w:r>
-              <w:t>Definición de campos y documentos requeridos.</w:t>
+              <w:t>Definición de campos y documentos requeridos (ver Ilustración 6).</w:t>
             </w:r>
           </w:p>
         </w:tc>
@@ -2288,7 +2536,7 @@
           <w:p>
             <w:r/>
             <w:r>
-              <w:t>Pruebas de acceso por rol a datos completos.</w:t>
+              <w:t>Pruebas de acceso por rol a datos completos (ver Ilustración 5).</w:t>
             </w:r>
           </w:p>
         </w:tc>
@@ -2437,16 +2685,7 @@
           <w:p>
             <w:r/>
             <w:r>
-              <w:t xml:space="preserve">Las exportaciones respetan los permisos del usuario; la documentación recomienda </w:t>
-            </w:r>
-            <w:r>
-              <w:rPr>
-                <w:b/>
-              </w:rPr>
-              <w:t>no incluir ni compartir datos personales innecesarios</w:t>
-            </w:r>
-            <w:r>
-              <w:t>.</w:t>
+              <w:t>Las exportaciones respetan los permisos del usuario; la documentación establece que no deben incluirse ni compartirse datos personales innecesarios.</w:t>
             </w:r>
           </w:p>
         </w:tc>
@@ -2468,7 +2707,7 @@
           <w:p>
             <w:r/>
             <w:r>
-              <w:t>Lineamiento de exportaciones; revisión de reportes compartidos.</w:t>
+              <w:t>Lineamiento de exportaciones; revisión de reportes compartidos (ver Ilustración 7).</w:t>
             </w:r>
           </w:p>
         </w:tc>
@@ -2701,7 +2940,7 @@
           <w:p>
             <w:r/>
             <w:r>
-              <w:t xml:space="preserve">La documentación recomienda usar </w:t>
+              <w:t xml:space="preserve">La documentación establece el uso de </w:t>
             </w:r>
             <w:r>
               <w:rPr>
@@ -2739,6 +2978,74 @@
       </w:tr>
     </w:tbl>
     <w:p/>
+    <w:p>
+      <w:r>
+        <w:rPr>
+          <w:b/>
+        </w:rPr>
+        <w:t>Evidencias documentales para el Control 8.11:</w:t>
+      </w:r>
+    </w:p>
+    <w:p>
+      <w:r>
+        <w:rPr>
+          <w:rFonts w:ascii="Consolas" w:hAnsi="Consolas"/>
+          <w:color w:val="C7254E"/>
+        </w:rPr>
+        <w:t>[Foto: restricción de acceso por rol a datos completos]</w:t>
+      </w:r>
+    </w:p>
+    <w:p>
+      <w:r>
+        <w:rPr>
+          <w:b/>
+        </w:rPr>
+        <w:t>Ilustración 5.</w:t>
+      </w:r>
+      <w:r>
+        <w:t xml:space="preserve"> Restricción de acceso por rol a datos completos</w:t>
+      </w:r>
+    </w:p>
+    <w:p>
+      <w:r>
+        <w:rPr>
+          <w:rFonts w:ascii="Consolas" w:hAnsi="Consolas"/>
+          <w:color w:val="C7254E"/>
+        </w:rPr>
+        <w:t>[Foto: configuración de documentos requeridos (minimización)]</w:t>
+      </w:r>
+    </w:p>
+    <w:p>
+      <w:r>
+        <w:rPr>
+          <w:b/>
+        </w:rPr>
+        <w:t>Ilustración 6.</w:t>
+      </w:r>
+      <w:r>
+        <w:t xml:space="preserve"> Configuración de documentos requeridos (minimización)</w:t>
+      </w:r>
+    </w:p>
+    <w:p>
+      <w:r>
+        <w:rPr>
+          <w:rFonts w:ascii="Consolas" w:hAnsi="Consolas"/>
+          <w:color w:val="C7254E"/>
+        </w:rPr>
+        <w:t>[Foto: exportación de reporte mostrando solo datos necesarios]</w:t>
+      </w:r>
+    </w:p>
+    <w:p>
+      <w:r>
+        <w:rPr>
+          <w:b/>
+        </w:rPr>
+        <w:t>Ilustración 7.</w:t>
+      </w:r>
+      <w:r>
+        <w:t xml:space="preserve"> Exportación de reporte (control de datos en PDF/Excel)</w:t>
+      </w:r>
+    </w:p>
     <w:p>
       <w:pPr>
         <w:pStyle w:val="Heading3"/>
@@ -2848,7 +3155,7 @@
               <w:rPr>
                 <w:b/>
               </w:rPr>
-              <w:t>Evidencia / sección sugerida</w:t>
+              <w:t>Evidencia / referencia</w:t>
             </w:r>
           </w:p>
         </w:tc>
@@ -2914,7 +3221,7 @@
           <w:p>
             <w:r/>
             <w:r>
-              <w:t>Arquitectura del Manual Técnico.</w:t>
+              <w:t>Arquitectura del Manual Técnico (ver Ilustración 8).</w:t>
             </w:r>
           </w:p>
         </w:tc>
@@ -3055,7 +3362,7 @@
           <w:p>
             <w:r/>
             <w:r>
-              <w:t>Casos de validación en PT-RE-001.</w:t>
+              <w:t>Casos de validación en PT-RE-001 (ver Ilustración 9).</w:t>
             </w:r>
           </w:p>
         </w:tc>
@@ -3169,7 +3476,7 @@
           <w:p>
             <w:r/>
             <w:r>
-              <w:t>Bitácora de cambios; historial de versiones.</w:t>
+              <w:t>Bitácora de cambios; historial de versiones (ver Ilustración 10).</w:t>
             </w:r>
           </w:p>
         </w:tc>
@@ -3498,12 +3805,80 @@
     </w:tbl>
     <w:p/>
     <w:p>
+      <w:r>
+        <w:rPr>
+          <w:b/>
+        </w:rPr>
+        <w:t>Evidencias documentales para PSI.12:</w:t>
+      </w:r>
+    </w:p>
+    <w:p>
+      <w:r>
+        <w:rPr>
+          <w:rFonts w:ascii="Consolas" w:hAnsi="Consolas"/>
+          <w:color w:val="C7254E"/>
+        </w:rPr>
+        <w:t>[Foto: diagrama de arquitectura del sistema (separación de capas)]</w:t>
+      </w:r>
+    </w:p>
+    <w:p>
+      <w:r>
+        <w:rPr>
+          <w:b/>
+        </w:rPr>
+        <w:t>Ilustración 8.</w:t>
+      </w:r>
+      <w:r>
+        <w:t xml:space="preserve"> Arquitectura del sistema (separación de capas)</w:t>
+      </w:r>
+    </w:p>
+    <w:p>
+      <w:r>
+        <w:rPr>
+          <w:rFonts w:ascii="Consolas" w:hAnsi="Consolas"/>
+          <w:color w:val="C7254E"/>
+        </w:rPr>
+        <w:t>[Foto: validación de un formulario con campos obligatorios en rojo]</w:t>
+      </w:r>
+    </w:p>
+    <w:p>
+      <w:r>
+        <w:rPr>
+          <w:b/>
+        </w:rPr>
+        <w:t>Ilustración 9.</w:t>
+      </w:r>
+      <w:r>
+        <w:t xml:space="preserve"> Validación de formulario (campos obligatorios en rojo)</w:t>
+      </w:r>
+    </w:p>
+    <w:p>
+      <w:r>
+        <w:rPr>
+          <w:rFonts w:ascii="Consolas" w:hAnsi="Consolas"/>
+          <w:color w:val="C7254E"/>
+        </w:rPr>
+        <w:t>[Foto: bitácora / control de cambios]</w:t>
+      </w:r>
+    </w:p>
+    <w:p>
+      <w:r>
+        <w:rPr>
+          <w:b/>
+        </w:rPr>
+        <w:t>Ilustración 10.</w:t>
+      </w:r>
+      <w:r>
+        <w:t xml:space="preserve"> Bitácora / control de cambios</w:t>
+      </w:r>
+    </w:p>
+    <w:p>
       <w:pPr>
         <w:pStyle w:val="Heading2"/>
       </w:pPr>
       <w:r/>
       <w:r>
-        <w:t>6. Resumen de cumplimiento</w:t>
+        <w:t>6. Resumen de alineación</w:t>
       </w:r>
     </w:p>
     <w:tbl>
@@ -3650,7 +4025,7 @@
           <w:p>
             <w:r/>
             <w:r>
-              <w:t>RE aplica minimización, restricción por rol, baja lógica y cifrado de contraseñas. Se recomienda reforzar el control sobre exportaciones y el uso de datos de prueba para elevar el nivel.</w:t>
+              <w:t>RE aplica minimización, restricción por rol, baja lógica y cifrado de contraseñas. El control se sostiene mediante revisión de exportaciones y uso de datos de prueba controlados.</w:t>
             </w:r>
           </w:p>
         </w:tc>
@@ -3709,7 +4084,7 @@
         <w:t>valoración orientativa</w:t>
       </w:r>
       <w:r>
-        <w:t xml:space="preserve"> para auditoría y deben confirmarse con la evidencia operativa conservada.</w:t>
+        <w:t xml:space="preserve"> para auditoría y se sustentan con la evidencia operativa conservada.</w:t>
       </w:r>
     </w:p>
     <w:p>
@@ -3718,12 +4093,12 @@
       </w:pPr>
       <w:r/>
       <w:r>
-        <w:t>7. Brechas y recomendaciones</w:t>
+        <w:t>7. Acciones de control y seguimiento</w:t>
       </w:r>
     </w:p>
     <w:p>
       <w:r>
-        <w:t>Para sostener y elevar la alineación, se recomienda implementar y conservar de forma continua:</w:t>
+        <w:t>Para sostener la alineación con las políticas, se mantienen las siguientes acciones de control:</w:t>
       </w:r>
     </w:p>
     <w:p>
@@ -3737,16 +4112,7 @@
         <w:t>Revisión de accesos.</w:t>
       </w:r>
       <w:r>
-        <w:t xml:space="preserve"> Mantener </w:t>
-      </w:r>
-      <w:r>
-        <w:rPr>
-          <w:b/>
-        </w:rPr>
-        <w:t>evidencia documentada</w:t>
-      </w:r>
-      <w:r>
-        <w:t xml:space="preserve"> de las revisiones periódicas de usuarios y permisos (quién revisó, cuándo y resultado).</w:t>
+        <w:t xml:space="preserve"> Se conserva evidencia documentada de las revisiones periódicas de usuarios y permisos, incluyendo responsable, fecha y resultado.</w:t>
       </w:r>
     </w:p>
     <w:p>
@@ -3760,16 +4126,7 @@
         <w:t>Configuración de roles.</w:t>
       </w:r>
       <w:r>
-        <w:t xml:space="preserve"> Conservar </w:t>
-      </w:r>
-      <w:r>
-        <w:rPr>
-          <w:b/>
-        </w:rPr>
-        <w:t>capturas o reportes</w:t>
-      </w:r>
-      <w:r>
-        <w:t xml:space="preserve"> de la configuración de roles y permisos vigente, especialmente de las cuentas privilegiadas.</w:t>
+        <w:t xml:space="preserve"> Se conservan capturas o reportes de la configuración vigente de roles y permisos, especialmente de cuentas privilegiadas.</w:t>
       </w:r>
     </w:p>
     <w:p>
@@ -3783,16 +4140,7 @@
         <w:t>Módulos opcionales.</w:t>
       </w:r>
       <w:r>
-        <w:t xml:space="preserve"> Documentar </w:t>
-      </w:r>
-      <w:r>
-        <w:rPr>
-          <w:b/>
-        </w:rPr>
-        <w:t>cuándo y por qué</w:t>
-      </w:r>
-      <w:r>
-        <w:t xml:space="preserve"> se activan o desactivan los módulos opcionales, dejando registro del responsable.</w:t>
+        <w:t xml:space="preserve"> La activación o desactivación de módulos opcionales queda documentada con fecha, motivo y responsable.</w:t>
       </w:r>
     </w:p>
     <w:p>
@@ -3806,16 +4154,7 @@
         <w:t>Secretos.</w:t>
       </w:r>
       <w:r>
-        <w:t xml:space="preserve"> </w:t>
-      </w:r>
-      <w:r>
-        <w:rPr>
-          <w:b/>
-        </w:rPr>
-        <w:t>No incluir valores reales</w:t>
-      </w:r>
-      <w:r>
-        <w:t xml:space="preserve"> de variables de entorno, llaves ni contraseñas en la documentación ni en las evidencias; referenciarlos solo por nombre.</w:t>
+        <w:t xml:space="preserve"> Los valores reales de variables de entorno, llaves y contraseñas no se incluyen en documentación ni evidencias; se referencian solo por nombre.</w:t>
       </w:r>
     </w:p>
     <w:p>
@@ -3829,16 +4168,7 @@
         <w:t>Respaldos.</w:t>
       </w:r>
       <w:r>
-        <w:t xml:space="preserve"> Mantener respaldos periódicos y </w:t>
-      </w:r>
-      <w:r>
-        <w:rPr>
-          <w:b/>
-        </w:rPr>
-        <w:t>evidencia de pruebas de restauración</w:t>
-      </w:r>
-      <w:r>
-        <w:t xml:space="preserve"> exitosas.</w:t>
+        <w:t xml:space="preserve"> Se mantienen respaldos periódicos y evidencia de pruebas de restauración.</w:t>
       </w:r>
     </w:p>
     <w:p>
@@ -3852,16 +4182,7 @@
         <w:t>Pruebas previas a liberación.</w:t>
       </w:r>
       <w:r>
-        <w:t xml:space="preserve"> Conservar </w:t>
-      </w:r>
-      <w:r>
-        <w:rPr>
-          <w:b/>
-        </w:rPr>
-        <w:t>evidencia de pruebas</w:t>
-      </w:r>
-      <w:r>
-        <w:t xml:space="preserve"> (funcionales y de control de acceso) antes de liberar cada cambio relevante.</w:t>
+        <w:t xml:space="preserve"> Cada cambio relevante conserva evidencia de pruebas funcionales y de control de acceso antes de liberarse.</w:t>
       </w:r>
     </w:p>
     <w:p>
@@ -3875,16 +4196,7 @@
         <w:t>Exportaciones.</w:t>
       </w:r>
       <w:r>
-        <w:t xml:space="preserve"> Revisar las </w:t>
-      </w:r>
-      <w:r>
-        <w:rPr>
-          <w:b/>
-        </w:rPr>
-        <w:t>exportaciones PDF/Excel</w:t>
-      </w:r>
-      <w:r>
-        <w:t xml:space="preserve"> para evitar compartir datos personales innecesarios; aplicar minimización al difundir reportes.</w:t>
+        <w:t xml:space="preserve"> Las exportaciones PDF/Excel se revisan antes de compartirse para evitar divulgar datos personales innecesarios.</w:t>
       </w:r>
     </w:p>
     <w:p>
@@ -3898,16 +4210,7 @@
         <w:t>Datos de prueba.</w:t>
       </w:r>
       <w:r>
-        <w:t xml:space="preserve"> Utilizar </w:t>
-      </w:r>
-      <w:r>
-        <w:rPr>
-          <w:b/>
-        </w:rPr>
-        <w:t>datos anonimizados o controlados</w:t>
-      </w:r>
-      <w:r>
-        <w:t xml:space="preserve"> en ambientes de prueba y en las capturas incluidas en la documentación.</w:t>
+        <w:t xml:space="preserve"> Los ambientes de prueba y las capturas documentales utilizan datos anonimizados o controlados.</w:t>
       </w:r>
     </w:p>
     <w:p>
@@ -3989,7 +4292,7 @@
         <w:t>puente para auditoría</w:t>
       </w:r>
       <w:r>
-        <w:t xml:space="preserve">, vinculando cada requisito con la capacidad del sistema, el documento donde se describe y la evidencia que conviene conservar. El mantenimiento de las evidencias señaladas en la sección 7 es lo que permitirá </w:t>
+        <w:t xml:space="preserve">, vinculando cada requisito con la capacidad del sistema, el documento donde se describe y la evidencia asociada. El mantenimiento de las acciones de control señaladas en la sección 7 permite </w:t>
       </w:r>
       <w:r>
         <w:rPr>
@@ -4212,7 +4515,7 @@
         <w:t>Documentos relacionados:</w:t>
       </w:r>
       <w:r>
-        <w:t xml:space="preserve"> PSI.05, Control 8.11, PSI.12, DF-RE-001, MA-RE-001, MU-RE-001, MT-RE-001, DB-RE-001, API-RE-001, PT-RE-001.</w:t>
+        <w:t xml:space="preserve"> PSI.05, Control 8.11, PSI.12, DF-RE-001, MA-RE-001, MU-RE-001, MT-RE-001, DB-RE-001, API-RE-001, PT-RE-001, MI-RE-001, BC-RE-001.</w:t>
       </w:r>
     </w:p>
     <w:p>

--- a/documentacion/word/RecepcionElectronica/TR-RE-001-MatrizTrazabilidadISO.docx
+++ b/documentacion/word/RecepcionElectronica/TR-RE-001-MatrizTrazabilidadISO.docx
@@ -6,8 +6,10 @@
       <w:pPr>
         <w:pStyle w:val="Heading1"/>
       </w:pPr>
-      <w:r/>
       <w:r>
+        <w:rPr>
+          <w:color w:val="1F4E79"/>
+        </w:rPr>
         <w:t>Matriz de Trazabilidad ISO</w:t>
       </w:r>
     </w:p>
@@ -15,8 +17,10 @@
       <w:pPr>
         <w:pStyle w:val="Heading2"/>
       </w:pPr>
-      <w:r/>
       <w:r>
+        <w:rPr>
+          <w:color w:val="1F4E79"/>
+        </w:rPr>
         <w:t>Recepción Electrónica (RE) — Base</w:t>
       </w:r>
     </w:p>
@@ -44,11 +48,13 @@
             <w:r>
               <w:rPr>
                 <w:b/>
+                <w:color w:val="1F4E79"/>
               </w:rPr>
             </w:r>
             <w:r>
               <w:rPr>
                 <w:b/>
+                <w:color w:val="1F4E79"/>
               </w:rPr>
               <w:t>Campo</w:t>
             </w:r>
@@ -62,11 +68,13 @@
             <w:r>
               <w:rPr>
                 <w:b/>
+                <w:color w:val="1F4E79"/>
               </w:rPr>
             </w:r>
             <w:r>
               <w:rPr>
                 <w:b/>
+                <w:color w:val="1F4E79"/>
               </w:rPr>
               <w:t>Descripción</w:t>
             </w:r>
@@ -271,8 +279,10 @@
       <w:pPr>
         <w:pStyle w:val="Heading2"/>
       </w:pPr>
-      <w:r/>
       <w:r>
+        <w:rPr>
+          <w:color w:val="1F4E79"/>
+        </w:rPr>
         <w:t>Control de versiones</w:t>
       </w:r>
     </w:p>
@@ -297,11 +307,13 @@
             <w:r>
               <w:rPr>
                 <w:b/>
+                <w:color w:val="1F4E79"/>
               </w:rPr>
             </w:r>
             <w:r>
               <w:rPr>
                 <w:b/>
+                <w:color w:val="1F4E79"/>
               </w:rPr>
               <w:t>Versión</w:t>
             </w:r>
@@ -315,11 +327,13 @@
             <w:r>
               <w:rPr>
                 <w:b/>
+                <w:color w:val="1F4E79"/>
               </w:rPr>
             </w:r>
             <w:r>
               <w:rPr>
                 <w:b/>
+                <w:color w:val="1F4E79"/>
               </w:rPr>
               <w:t>Fecha</w:t>
             </w:r>
@@ -333,11 +347,13 @@
             <w:r>
               <w:rPr>
                 <w:b/>
+                <w:color w:val="1F4E79"/>
               </w:rPr>
             </w:r>
             <w:r>
               <w:rPr>
                 <w:b/>
+                <w:color w:val="1F4E79"/>
               </w:rPr>
               <w:t>Autor</w:t>
             </w:r>
@@ -351,11 +367,13 @@
             <w:r>
               <w:rPr>
                 <w:b/>
+                <w:color w:val="1F4E79"/>
               </w:rPr>
             </w:r>
             <w:r>
               <w:rPr>
                 <w:b/>
+                <w:color w:val="1F4E79"/>
               </w:rPr>
               <w:t>Descripción</w:t>
             </w:r>
@@ -414,8 +432,10 @@
       <w:pPr>
         <w:pStyle w:val="Heading2"/>
       </w:pPr>
-      <w:r/>
       <w:r>
+        <w:rPr>
+          <w:color w:val="1F4E79"/>
+        </w:rPr>
         <w:t>Contenido</w:t>
       </w:r>
     </w:p>
@@ -472,7 +492,7 @@
         <w:pStyle w:val="ListBullet"/>
       </w:pPr>
       <w:r>
-        <w:t>5.2 Control 8.11 — Enmascaramiento / protección de datos</w:t>
+        <w:t>5.2 PSI.05 — Enmascaramiento y protección de datos</w:t>
       </w:r>
     </w:p>
     <w:p>
@@ -481,6 +501,14 @@
       </w:pPr>
       <w:r>
         <w:t>5.3 PSI.12 — Desarrollo seguro</w:t>
+      </w:r>
+    </w:p>
+    <w:p>
+      <w:pPr>
+        <w:pStyle w:val="ListBullet"/>
+      </w:pPr>
+      <w:r>
+        <w:t>5.4 PSI.01 — Requisitos de seguridad en los proyectos</w:t>
       </w:r>
     </w:p>
     <w:p>
@@ -519,8 +547,10 @@
       <w:pPr>
         <w:pStyle w:val="Heading2"/>
       </w:pPr>
-      <w:r/>
       <w:r>
+        <w:rPr>
+          <w:color w:val="1F4E79"/>
+        </w:rPr>
         <w:t>Contenido de imágenes</w:t>
       </w:r>
     </w:p>
@@ -605,9 +635,9 @@
       </w:r>
     </w:p>
     <w:p>
-      <w:r>
-        <w:t xml:space="preserve">&gt; </w:t>
-      </w:r>
+      <w:pPr>
+        <w:ind w:left="360"/>
+      </w:pPr>
       <w:r>
         <w:rPr>
           <w:b/>
@@ -631,8 +661,10 @@
       <w:pPr>
         <w:pStyle w:val="Heading2"/>
       </w:pPr>
-      <w:r/>
       <w:r>
+        <w:rPr>
+          <w:color w:val="1F4E79"/>
+        </w:rPr>
         <w:t>1. Objetivo</w:t>
       </w:r>
     </w:p>
@@ -653,7 +685,7 @@
         <w:rPr>
           <w:b/>
         </w:rPr>
-        <w:t>PSI.05 (Política de Control de Accesos)</w:t>
+        <w:t>PSI.01 (Política de Requisitos de Seguridad en los Proyectos)</w:t>
       </w:r>
       <w:r>
         <w:t xml:space="preserve">, </w:t>
@@ -662,7 +694,7 @@
         <w:rPr>
           <w:b/>
         </w:rPr>
-        <w:t>Control 8.11 (Procedimiento de Enmascaramiento / Protección de Datos)</w:t>
+        <w:t>PSI.05 (Política de Control de Accesos, que incluye el enmascaramiento de datos)</w:t>
       </w:r>
       <w:r>
         <w:t xml:space="preserve"> y </w:t>
@@ -697,7 +729,7 @@
     </w:p>
     <w:p>
       <w:r>
-        <w:t xml:space="preserve">Las políticas y el procedimiento representan el </w:t>
+        <w:t xml:space="preserve">Las políticas representan el </w:t>
       </w:r>
       <w:r>
         <w:rPr>
@@ -728,8 +760,11 @@
       </w:r>
     </w:p>
     <w:p>
+      <w:pPr>
+        <w:ind w:left="360"/>
+      </w:pPr>
       <w:r>
-        <w:t xml:space="preserve">&gt; Este documento utiliza un lenguaje de </w:t>
+        <w:t xml:space="preserve">Este documento utiliza un lenguaje de </w:t>
       </w:r>
       <w:r>
         <w:rPr>
@@ -754,8 +789,10 @@
       <w:pPr>
         <w:pStyle w:val="Heading2"/>
       </w:pPr>
-      <w:r/>
       <w:r>
+        <w:rPr>
+          <w:color w:val="1F4E79"/>
+        </w:rPr>
         <w:t>2. Alcance</w:t>
       </w:r>
     </w:p>
@@ -787,7 +824,7 @@
         <w:rPr>
           <w:b/>
         </w:rPr>
-        <w:t>PSI.05</w:t>
+        <w:t>PSI.01</w:t>
       </w:r>
       <w:r>
         <w:t xml:space="preserve">, </w:t>
@@ -796,10 +833,19 @@
         <w:rPr>
           <w:b/>
         </w:rPr>
-        <w:t>Control 8.11</w:t>
+        <w:t>PSI.05</w:t>
       </w:r>
       <w:r>
-        <w:t xml:space="preserve"> y </w:t>
+        <w:t xml:space="preserve"> (incluido su apartado de </w:t>
+      </w:r>
+      <w:r>
+        <w:rPr>
+          <w:b/>
+        </w:rPr>
+        <w:t>enmascaramiento de datos</w:t>
+      </w:r>
+      <w:r>
+        <w:t xml:space="preserve">) y </w:t>
       </w:r>
       <w:r>
         <w:rPr>
@@ -855,8 +901,10 @@
       <w:pPr>
         <w:pStyle w:val="Heading2"/>
       </w:pPr>
-      <w:r/>
       <w:r>
+        <w:rPr>
+          <w:color w:val="1F4E79"/>
+        </w:rPr>
         <w:t>3. Documentos de referencia</w:t>
       </w:r>
     </w:p>
@@ -888,11 +936,13 @@
             <w:r>
               <w:rPr>
                 <w:b/>
+                <w:color w:val="1F4E79"/>
               </w:rPr>
             </w:r>
             <w:r>
               <w:rPr>
                 <w:b/>
+                <w:color w:val="1F4E79"/>
               </w:rPr>
               <w:t>Código</w:t>
             </w:r>
@@ -906,11 +956,13 @@
             <w:r>
               <w:rPr>
                 <w:b/>
+                <w:color w:val="1F4E79"/>
               </w:rPr>
             </w:r>
             <w:r>
               <w:rPr>
                 <w:b/>
+                <w:color w:val="1F4E79"/>
               </w:rPr>
               <w:t>Documento</w:t>
             </w:r>
@@ -924,11 +976,13 @@
             <w:r>
               <w:rPr>
                 <w:b/>
+                <w:color w:val="1F4E79"/>
               </w:rPr>
             </w:r>
             <w:r>
               <w:rPr>
                 <w:b/>
+                <w:color w:val="1F4E79"/>
               </w:rPr>
               <w:t>Tema</w:t>
             </w:r>
@@ -943,7 +997,7 @@
           <w:p>
             <w:r/>
             <w:r>
-              <w:t>PSI.05</w:t>
+              <w:t>PSI.01</w:t>
             </w:r>
           </w:p>
         </w:tc>
@@ -954,7 +1008,7 @@
           <w:p>
             <w:r/>
             <w:r>
-              <w:t>Política de Control de Accesos</w:t>
+              <w:t>Política de Requisitos de Seguridad en los Proyectos</w:t>
             </w:r>
           </w:p>
         </w:tc>
@@ -965,7 +1019,7 @@
           <w:p>
             <w:r/>
             <w:r>
-              <w:t>Gestión de identidades, accesos, roles y privilegios.</w:t>
+              <w:t>Medidas de seguridad en la gestión de proyectos (comunicaciones, accesos, software, hardware y respaldos).</w:t>
             </w:r>
           </w:p>
         </w:tc>
@@ -978,7 +1032,7 @@
           <w:p>
             <w:r/>
             <w:r>
-              <w:t>Control 8.11</w:t>
+              <w:t>PSI.05</w:t>
             </w:r>
           </w:p>
         </w:tc>
@@ -989,7 +1043,7 @@
           <w:p>
             <w:r/>
             <w:r>
-              <w:t>Procedimiento de Enmascaramiento / Protección de Datos</w:t>
+              <w:t>Política de Control de Accesos</w:t>
             </w:r>
           </w:p>
         </w:tc>
@@ -1000,7 +1054,16 @@
           <w:p>
             <w:r/>
             <w:r>
-              <w:t>Minimización, enmascaramiento y protección de datos.</w:t>
+              <w:t xml:space="preserve">Gestión de identidades, accesos, roles y privilegios; incluye el </w:t>
+            </w:r>
+            <w:r>
+              <w:rPr>
+                <w:b/>
+              </w:rPr>
+              <w:t>enmascaramiento de datos</w:t>
+            </w:r>
+            <w:r>
+              <w:t>.</w:t>
             </w:r>
           </w:p>
         </w:tc>
@@ -1035,7 +1098,7 @@
           <w:p>
             <w:r/>
             <w:r>
-              <w:t>Prácticas seguras de desarrollo, pruebas y cambios.</w:t>
+              <w:t>Prácticas seguras de desarrollo, pruebas, separación de ambientes y control de cambios.</w:t>
             </w:r>
           </w:p>
         </w:tc>
@@ -1069,11 +1132,13 @@
             <w:r>
               <w:rPr>
                 <w:b/>
+                <w:color w:val="1F4E79"/>
               </w:rPr>
             </w:r>
             <w:r>
               <w:rPr>
                 <w:b/>
+                <w:color w:val="1F4E79"/>
               </w:rPr>
               <w:t>Código</w:t>
             </w:r>
@@ -1087,11 +1152,13 @@
             <w:r>
               <w:rPr>
                 <w:b/>
+                <w:color w:val="1F4E79"/>
               </w:rPr>
             </w:r>
             <w:r>
               <w:rPr>
                 <w:b/>
+                <w:color w:val="1F4E79"/>
               </w:rPr>
               <w:t>Documento</w:t>
             </w:r>
@@ -1320,8 +1387,10 @@
       <w:pPr>
         <w:pStyle w:val="Heading2"/>
       </w:pPr>
-      <w:r/>
       <w:r>
+        <w:rPr>
+          <w:color w:val="1F4E79"/>
+        </w:rPr>
         <w:t>4. Cómo leer esta matriz</w:t>
       </w:r>
     </w:p>
@@ -1349,11 +1418,13 @@
             <w:r>
               <w:rPr>
                 <w:b/>
+                <w:color w:val="1F4E79"/>
               </w:rPr>
             </w:r>
             <w:r>
               <w:rPr>
                 <w:b/>
+                <w:color w:val="1F4E79"/>
               </w:rPr>
               <w:t>Columna</w:t>
             </w:r>
@@ -1367,11 +1438,13 @@
             <w:r>
               <w:rPr>
                 <w:b/>
+                <w:color w:val="1F4E79"/>
               </w:rPr>
             </w:r>
             <w:r>
               <w:rPr>
                 <w:b/>
+                <w:color w:val="1F4E79"/>
               </w:rPr>
               <w:t>Significado</w:t>
             </w:r>
@@ -1400,7 +1473,7 @@
           <w:p>
             <w:r/>
             <w:r>
-              <w:t>Lineamiento de referencia (PSI.05, 8.11 o PSI.12).</w:t>
+              <w:t>Lineamiento de referencia (PSI.01, PSI.05 o PSI.12).</w:t>
             </w:r>
           </w:p>
         </w:tc>
@@ -1519,8 +1592,10 @@
       <w:pPr>
         <w:pStyle w:val="Heading2"/>
       </w:pPr>
-      <w:r/>
       <w:r>
+        <w:rPr>
+          <w:color w:val="1F4E79"/>
+        </w:rPr>
         <w:t>5. Matriz de trazabilidad</w:t>
       </w:r>
     </w:p>
@@ -1528,8 +1603,10 @@
       <w:pPr>
         <w:pStyle w:val="Heading3"/>
       </w:pPr>
-      <w:r/>
       <w:r>
+        <w:rPr>
+          <w:color w:val="1F4E79"/>
+        </w:rPr>
         <w:t>5.1 PSI.05 — Control de accesos</w:t>
       </w:r>
     </w:p>
@@ -1555,11 +1632,13 @@
             <w:r>
               <w:rPr>
                 <w:b/>
+                <w:color w:val="1F4E79"/>
               </w:rPr>
             </w:r>
             <w:r>
               <w:rPr>
                 <w:b/>
+                <w:color w:val="1F4E79"/>
               </w:rPr>
               <w:t>Política / Control</w:t>
             </w:r>
@@ -1573,11 +1652,13 @@
             <w:r>
               <w:rPr>
                 <w:b/>
+                <w:color w:val="1F4E79"/>
               </w:rPr>
             </w:r>
             <w:r>
               <w:rPr>
                 <w:b/>
+                <w:color w:val="1F4E79"/>
               </w:rPr>
               <w:t>Requisito o lineamiento</w:t>
             </w:r>
@@ -1591,11 +1672,13 @@
             <w:r>
               <w:rPr>
                 <w:b/>
+                <w:color w:val="1F4E79"/>
               </w:rPr>
             </w:r>
             <w:r>
               <w:rPr>
                 <w:b/>
+                <w:color w:val="1F4E79"/>
               </w:rPr>
               <w:t>Cómo lo cumple RE</w:t>
             </w:r>
@@ -1609,11 +1692,13 @@
             <w:r>
               <w:rPr>
                 <w:b/>
+                <w:color w:val="1F4E79"/>
               </w:rPr>
             </w:r>
             <w:r>
               <w:rPr>
                 <w:b/>
+                <w:color w:val="1F4E79"/>
               </w:rPr>
               <w:t>Documento RE relacionado</w:t>
             </w:r>
@@ -1627,11 +1712,13 @@
             <w:r>
               <w:rPr>
                 <w:b/>
+                <w:color w:val="1F4E79"/>
               </w:rPr>
             </w:r>
             <w:r>
               <w:rPr>
                 <w:b/>
+                <w:color w:val="1F4E79"/>
               </w:rPr>
               <w:t>Evidencia / referencia</w:t>
             </w:r>
@@ -1723,7 +1810,7 @@
           <w:p>
             <w:r/>
             <w:r>
-              <w:t>Roles y permisos</w:t>
+              <w:t>Identificador y contraseña únicos; prohibición de compartirlos</w:t>
             </w:r>
           </w:p>
         </w:tc>
@@ -1734,16 +1821,16 @@
           <w:p>
             <w:r/>
             <w:r>
-              <w:t xml:space="preserve">El sistema maneja </w:t>
+              <w:t xml:space="preserve">Cada usuario se identifica con un </w:t>
             </w:r>
             <w:r>
               <w:rPr>
                 <w:b/>
               </w:rPr>
-              <w:t>roles</w:t>
-            </w:r>
-            <w:r>
-              <w:t xml:space="preserve"> (Administrador, Recepción, Interno, Reportes, Visitante, Tablet y personalizados) que determinan los módulos y acciones visibles.</w:t>
+              <w:t>correo único</w:t>
+            </w:r>
+            <w:r>
+              <w:t>; el sistema rechaza correos duplicados y cada cuenta tiene sus propias credenciales.</w:t>
             </w:r>
           </w:p>
         </w:tc>
@@ -1754,7 +1841,7 @@
           <w:p>
             <w:r/>
             <w:r>
-              <w:t>MA-RE-001 (4, 5), DF-RE-001 (9)</w:t>
+              <w:t>DF-RE-001 (6.6), MA-RE-001 (9.1)</w:t>
             </w:r>
           </w:p>
         </w:tc>
@@ -1765,7 +1852,7 @@
           <w:p>
             <w:r/>
             <w:r>
-              <w:t>Matriz de roles; configuración de permisos por rol (ver Ilustración 2).</w:t>
+              <w:t>Listado de usuarios con correos únicos.</w:t>
             </w:r>
           </w:p>
         </w:tc>
@@ -1789,7 +1876,7 @@
           <w:p>
             <w:r/>
             <w:r>
-              <w:t>Mínimo privilegio</w:t>
+              <w:t>Contraseñas robustas y cambio controlado</w:t>
             </w:r>
           </w:p>
         </w:tc>
@@ -1800,13 +1887,13 @@
           <w:p>
             <w:r/>
             <w:r>
-              <w:t xml:space="preserve">La visibilidad de módulos y acciones se restringe por rol y configuración de permisos; las rutas críticas exigen condición de </w:t>
+              <w:t xml:space="preserve">El alta de usuario exige </w:t>
             </w:r>
             <w:r>
               <w:rPr>
                 <w:b/>
               </w:rPr>
-              <w:t>usuario maestro (root)</w:t>
+              <w:t>contraseña con combinación de mayúsculas, minúsculas, números y símbolos</w:t>
             </w:r>
             <w:r>
               <w:t>.</w:t>
@@ -1820,7 +1907,7 @@
           <w:p>
             <w:r/>
             <w:r>
-              <w:t>MA-RE-001 (5.1), DF-RE-001 (5.1)</w:t>
+              <w:t>MU-RE-001 (10.1), DF-RE-001 (6.6)</w:t>
             </w:r>
           </w:p>
         </w:tc>
@@ -1831,7 +1918,7 @@
           <w:p>
             <w:r/>
             <w:r>
-              <w:t>Configuración de permisos; lista de cuentas con privilegios elevados.</w:t>
+              <w:t>Configuración/validación de contraseña (ver recomendación 1, sección 7).</w:t>
             </w:r>
           </w:p>
         </w:tc>
@@ -1855,7 +1942,7 @@
           <w:p>
             <w:r/>
             <w:r>
-              <w:t>Ciclo de vida de las cuentas (alta, modificación, bloqueo, desbloqueo, inactivación)</w:t>
+              <w:t>Roles y permisos</w:t>
             </w:r>
           </w:p>
         </w:tc>
@@ -1866,16 +1953,16 @@
           <w:p>
             <w:r/>
             <w:r>
-              <w:t xml:space="preserve">RE permite </w:t>
+              <w:t xml:space="preserve">El sistema maneja </w:t>
             </w:r>
             <w:r>
               <w:rPr>
                 <w:b/>
               </w:rPr>
-              <w:t>crear, editar, bloquear/desbloquear, activar/inactivar</w:t>
-            </w:r>
-            <w:r>
-              <w:t xml:space="preserve"> usuarios; el bloqueo por intentos fallidos es temporal (predeterminado 30 min) y el administrador puede desbloquear.</w:t>
+              <w:t>roles</w:t>
+            </w:r>
+            <w:r>
+              <w:t xml:space="preserve"> (Administrador, Recepción, Interno, Reportes, Visitante, Tablet y personalizados) que determinan los módulos y acciones visibles.</w:t>
             </w:r>
           </w:p>
         </w:tc>
@@ -1886,7 +1973,7 @@
           <w:p>
             <w:r/>
             <w:r>
-              <w:t>MA-RE-001 (9), MU-RE-001 (10)</w:t>
+              <w:t>MA-RE-001 (4, 5), DF-RE-001 (9)</w:t>
             </w:r>
           </w:p>
         </w:tc>
@@ -1897,7 +1984,7 @@
           <w:p>
             <w:r/>
             <w:r>
-              <w:t>Bitácora de altas/bajas; evidencia de desbloqueos (ver Ilustración 4).</w:t>
+              <w:t>Matriz de roles; configuración de permisos por rol (ver Ilustración 2).</w:t>
             </w:r>
           </w:p>
         </w:tc>
@@ -1921,7 +2008,7 @@
           <w:p>
             <w:r/>
             <w:r>
-              <w:t>Revisión periódica de accesos</w:t>
+              <w:t>Privilegios mínimos, necesidad de saber y de usar</w:t>
             </w:r>
           </w:p>
         </w:tc>
@@ -1932,16 +2019,16 @@
           <w:p>
             <w:r/>
             <w:r>
-              <w:t xml:space="preserve">El sistema distingue usuarios </w:t>
+              <w:t xml:space="preserve">La visibilidad de módulos y acciones se restringe por rol y configuración de permisos; las rutas críticas exigen condición de </w:t>
             </w:r>
             <w:r>
               <w:rPr>
                 <w:b/>
               </w:rPr>
-              <w:t>activos / inactivos</w:t>
-            </w:r>
-            <w:r>
-              <w:t xml:space="preserve"> y establece la revisión periódica de accesos como actividad administrativa.</w:t>
+              <w:t>usuario maestro (root)</w:t>
+            </w:r>
+            <w:r>
+              <w:t>.</w:t>
             </w:r>
           </w:p>
         </w:tc>
@@ -1952,7 +2039,7 @@
           <w:p>
             <w:r/>
             <w:r>
-              <w:t>MA-RE-001 (11, 14)</w:t>
+              <w:t>MA-RE-001 (5.1), DF-RE-001 (5.1)</w:t>
             </w:r>
           </w:p>
         </w:tc>
@@ -1963,7 +2050,7 @@
           <w:p>
             <w:r/>
             <w:r>
-              <w:t>Reporte/lista de usuarios activos e inactivos por periodo (ver Ilustración 3).</w:t>
+              <w:t>Configuración de permisos; lista de cuentas con privilegios elevados.</w:t>
             </w:r>
           </w:p>
         </w:tc>
@@ -1987,7 +2074,7 @@
           <w:p>
             <w:r/>
             <w:r>
-              <w:t>Accesos privilegiados (administrador / root)</w:t>
+              <w:t>Ciclo de vida y baja de cuentas</w:t>
             </w:r>
           </w:p>
         </w:tc>
@@ -1998,16 +2085,16 @@
           <w:p>
             <w:r/>
             <w:r>
-              <w:t xml:space="preserve">El rol Administrador concentra la configuración; ciertas rutas requieren además condición de </w:t>
+              <w:t xml:space="preserve">RE permite </w:t>
             </w:r>
             <w:r>
               <w:rPr>
                 <w:b/>
               </w:rPr>
-              <w:t>root</w:t>
-            </w:r>
-            <w:r>
-              <w:t>, separando privilegios sensibles.</w:t>
+              <w:t>crear, editar, bloquear/desbloquear, activar/inactivar</w:t>
+            </w:r>
+            <w:r>
+              <w:t xml:space="preserve"> y dar de baja usuarios; el bloqueo por intentos fallidos es temporal (predeterminado 30 min) y el administrador puede desbloquear.</w:t>
             </w:r>
           </w:p>
         </w:tc>
@@ -2018,7 +2105,7 @@
           <w:p>
             <w:r/>
             <w:r>
-              <w:t>MA-RE-001 (4, 5.1)</w:t>
+              <w:t>MA-RE-001 (9), MU-RE-001 (10)</w:t>
             </w:r>
           </w:p>
         </w:tc>
@@ -2029,7 +2116,7 @@
           <w:p>
             <w:r/>
             <w:r>
-              <w:t>Inventario de cuentas administradoras y root.</w:t>
+              <w:t>Bitácora de altas/bajas; evidencia de desbloqueos (ver Ilustración 4).</w:t>
             </w:r>
           </w:p>
         </w:tc>
@@ -2053,7 +2140,7 @@
           <w:p>
             <w:r/>
             <w:r>
-              <w:t>Restricción de acceso a módulos y reportes</w:t>
+              <w:t>Revisión periódica de accesos de administrador (cada 5 meses)</w:t>
             </w:r>
           </w:p>
         </w:tc>
@@ -2064,16 +2151,16 @@
           <w:p>
             <w:r/>
             <w:r>
-              <w:t xml:space="preserve">Cada módulo (incluidos </w:t>
+              <w:t xml:space="preserve">El sistema distingue usuarios </w:t>
             </w:r>
             <w:r>
               <w:rPr>
                 <w:b/>
               </w:rPr>
-              <w:t>Reportes</w:t>
-            </w:r>
-            <w:r>
-              <w:t>) se muestra según el rol; las exportaciones respetan los permisos del usuario.</w:t>
+              <w:t>activos / inactivos</w:t>
+            </w:r>
+            <w:r>
+              <w:t xml:space="preserve"> y registra cuentas con privilegios; la revisión cada 5 meses se establece como actividad administrativa.</w:t>
             </w:r>
           </w:p>
         </w:tc>
@@ -2084,7 +2171,7 @@
           <w:p>
             <w:r/>
             <w:r>
-              <w:t>DF-RE-001 (6.7–6.9), MU-RE-001 (13)</w:t>
+              <w:t>MA-RE-001 (11, 14)</w:t>
             </w:r>
           </w:p>
         </w:tc>
@@ -2095,7 +2182,7 @@
           <w:p>
             <w:r/>
             <w:r>
-              <w:t>Pruebas de visibilidad por rol; revisión de exportaciones.</w:t>
+              <w:t>Reporte/lista de usuarios activos e inactivos por periodo (ver Ilustración 3).</w:t>
             </w:r>
           </w:p>
         </w:tc>
@@ -2119,7 +2206,7 @@
           <w:p>
             <w:r/>
             <w:r>
-              <w:t>Expiración de sesión</w:t>
+              <w:t>Doble factor / MFA cuando la tecnología lo permita</w:t>
             </w:r>
           </w:p>
         </w:tc>
@@ -2130,16 +2217,16 @@
           <w:p>
             <w:r/>
             <w:r>
-              <w:t xml:space="preserve">La sesión tiene </w:t>
+              <w:t xml:space="preserve">El acceso base es por contraseña; el MFA se considera </w:t>
             </w:r>
             <w:r>
               <w:rPr>
                 <w:b/>
               </w:rPr>
-              <w:t>vigencia limitada</w:t>
-            </w:r>
-            <w:r>
-              <w:t xml:space="preserve"> (predeterminado 7 días) y el sistema valida periódicamente su validez, cerrando sesión y solicitando reautenticación al expirar.</w:t>
+              <w:t>cuando la tecnología lo permita</w:t>
+            </w:r>
+            <w:r>
+              <w:t xml:space="preserve"> (ver recomendación 2, sección 7).</w:t>
             </w:r>
           </w:p>
         </w:tc>
@@ -2150,7 +2237,7 @@
           <w:p>
             <w:r/>
             <w:r>
-              <w:t>DF-RE-001 (5.1), MU-RE-001 (4.3)</w:t>
+              <w:t>DF-RE-001 (5.1)</w:t>
             </w:r>
           </w:p>
         </w:tc>
@@ -2161,7 +2248,7 @@
           <w:p>
             <w:r/>
             <w:r>
-              <w:t>Configuración de tiempos de sesión.</w:t>
+              <w:t>Configuración de autenticación.</w:t>
             </w:r>
           </w:p>
         </w:tc>
@@ -2185,6 +2272,138 @@
           <w:p>
             <w:r/>
             <w:r>
+              <w:t>Restricción de acceso a módulos y reportes</w:t>
+            </w:r>
+          </w:p>
+        </w:tc>
+        <w:tc>
+          <w:tcPr>
+            <w:tcW w:type="dxa" w:w="1728"/>
+          </w:tcPr>
+          <w:p>
+            <w:r/>
+            <w:r>
+              <w:t xml:space="preserve">Cada módulo (incluidos </w:t>
+            </w:r>
+            <w:r>
+              <w:rPr>
+                <w:b/>
+              </w:rPr>
+              <w:t>Reportes</w:t>
+            </w:r>
+            <w:r>
+              <w:t>) se muestra según el rol; las exportaciones respetan los permisos del usuario.</w:t>
+            </w:r>
+          </w:p>
+        </w:tc>
+        <w:tc>
+          <w:tcPr>
+            <w:tcW w:type="dxa" w:w="1728"/>
+          </w:tcPr>
+          <w:p>
+            <w:r/>
+            <w:r>
+              <w:t>DF-RE-001 (6.7–6.9), MU-RE-001 (13)</w:t>
+            </w:r>
+          </w:p>
+        </w:tc>
+        <w:tc>
+          <w:tcPr>
+            <w:tcW w:type="dxa" w:w="1728"/>
+          </w:tcPr>
+          <w:p>
+            <w:r/>
+            <w:r>
+              <w:t>Pruebas de visibilidad por rol; revisión de exportaciones.</w:t>
+            </w:r>
+          </w:p>
+        </w:tc>
+      </w:tr>
+      <w:tr>
+        <w:tc>
+          <w:tcPr>
+            <w:tcW w:type="dxa" w:w="1728"/>
+          </w:tcPr>
+          <w:p>
+            <w:r/>
+            <w:r>
+              <w:t>PSI.05</w:t>
+            </w:r>
+          </w:p>
+        </w:tc>
+        <w:tc>
+          <w:tcPr>
+            <w:tcW w:type="dxa" w:w="1728"/>
+          </w:tcPr>
+          <w:p>
+            <w:r/>
+            <w:r>
+              <w:t>Expiración de sesión</w:t>
+            </w:r>
+          </w:p>
+        </w:tc>
+        <w:tc>
+          <w:tcPr>
+            <w:tcW w:type="dxa" w:w="1728"/>
+          </w:tcPr>
+          <w:p>
+            <w:r/>
+            <w:r>
+              <w:t xml:space="preserve">La sesión tiene </w:t>
+            </w:r>
+            <w:r>
+              <w:rPr>
+                <w:b/>
+              </w:rPr>
+              <w:t>vigencia limitada</w:t>
+            </w:r>
+            <w:r>
+              <w:t xml:space="preserve"> (predeterminado 7 días) y el sistema valida periódicamente su validez, cerrando sesión y solicitando reautenticación al expirar.</w:t>
+            </w:r>
+          </w:p>
+        </w:tc>
+        <w:tc>
+          <w:tcPr>
+            <w:tcW w:type="dxa" w:w="1728"/>
+          </w:tcPr>
+          <w:p>
+            <w:r/>
+            <w:r>
+              <w:t>DF-RE-001 (5.1), MU-RE-001 (4.3)</w:t>
+            </w:r>
+          </w:p>
+        </w:tc>
+        <w:tc>
+          <w:tcPr>
+            <w:tcW w:type="dxa" w:w="1728"/>
+          </w:tcPr>
+          <w:p>
+            <w:r/>
+            <w:r>
+              <w:t>Configuración de tiempos de sesión.</w:t>
+            </w:r>
+          </w:p>
+        </w:tc>
+      </w:tr>
+      <w:tr>
+        <w:tc>
+          <w:tcPr>
+            <w:tcW w:type="dxa" w:w="1728"/>
+          </w:tcPr>
+          <w:p>
+            <w:r/>
+            <w:r>
+              <w:t>PSI.05</w:t>
+            </w:r>
+          </w:p>
+        </w:tc>
+        <w:tc>
+          <w:tcPr>
+            <w:tcW w:type="dxa" w:w="1728"/>
+          </w:tcPr>
+          <w:p>
+            <w:r/>
+            <w:r>
               <w:t>Trazabilidad de acciones relevantes</w:t>
             </w:r>
           </w:p>
@@ -2230,14 +2449,13 @@
         <w:rPr>
           <w:b/>
         </w:rPr>
-        <w:t>Evidencias documentales para PSI.05:</w:t>
+        <w:t>Evidencias documentales para PSI.05 (control de accesos):</w:t>
       </w:r>
     </w:p>
     <w:p>
       <w:r>
         <w:rPr>
           <w:rFonts w:ascii="Consolas" w:hAnsi="Consolas"/>
-          <w:color w:val="C7254E"/>
         </w:rPr>
         <w:t>[Foto: pantalla de inicio de sesión]</w:t>
       </w:r>
@@ -2257,7 +2475,6 @@
       <w:r>
         <w:rPr>
           <w:rFonts w:ascii="Consolas" w:hAnsi="Consolas"/>
-          <w:color w:val="C7254E"/>
         </w:rPr>
         <w:t>[Foto: configuración de roles y permisos por rol]</w:t>
       </w:r>
@@ -2277,7 +2494,6 @@
       <w:r>
         <w:rPr>
           <w:rFonts w:ascii="Consolas" w:hAnsi="Consolas"/>
-          <w:color w:val="C7254E"/>
         </w:rPr>
         <w:t>[Foto: listado de usuarios con filtro Activos/Inactivos]</w:t>
       </w:r>
@@ -2297,7 +2513,6 @@
       <w:r>
         <w:rPr>
           <w:rFonts w:ascii="Consolas" w:hAnsi="Consolas"/>
-          <w:color w:val="C7254E"/>
         </w:rPr>
         <w:t>[Foto: acción de desbloqueo de una cuenta]</w:t>
       </w:r>
@@ -2317,9 +2532,37 @@
       <w:pPr>
         <w:pStyle w:val="Heading3"/>
       </w:pPr>
-      <w:r/>
       <w:r>
-        <w:t>5.2 Control 8.11 — Enmascaramiento / protección de datos</w:t>
+        <w:rPr>
+          <w:color w:val="1F4E79"/>
+        </w:rPr>
+        <w:t>5.2 PSI.05 — Enmascaramiento y protección de datos</w:t>
+      </w:r>
+    </w:p>
+    <w:p>
+      <w:pPr>
+        <w:ind w:left="360"/>
+      </w:pPr>
+      <w:r>
+        <w:t xml:space="preserve">El apartado de </w:t>
+      </w:r>
+      <w:r>
+        <w:rPr>
+          <w:b/>
+        </w:rPr>
+        <w:t>enmascaramiento de datos</w:t>
+      </w:r>
+      <w:r>
+        <w:t xml:space="preserve"> forma parte de la política </w:t>
+      </w:r>
+      <w:r>
+        <w:rPr>
+          <w:b/>
+        </w:rPr>
+        <w:t>PSI.05</w:t>
+      </w:r>
+      <w:r>
+        <w:t>. RE aplica estos lineamientos sobre los datos personales que administra.</w:t>
       </w:r>
     </w:p>
     <w:tbl>
@@ -2344,11 +2587,13 @@
             <w:r>
               <w:rPr>
                 <w:b/>
+                <w:color w:val="1F4E79"/>
               </w:rPr>
             </w:r>
             <w:r>
               <w:rPr>
                 <w:b/>
+                <w:color w:val="1F4E79"/>
               </w:rPr>
               <w:t>Política / Control</w:t>
             </w:r>
@@ -2362,11 +2607,13 @@
             <w:r>
               <w:rPr>
                 <w:b/>
+                <w:color w:val="1F4E79"/>
               </w:rPr>
             </w:r>
             <w:r>
               <w:rPr>
                 <w:b/>
+                <w:color w:val="1F4E79"/>
               </w:rPr>
               <w:t>Requisito o lineamiento</w:t>
             </w:r>
@@ -2380,11 +2627,13 @@
             <w:r>
               <w:rPr>
                 <w:b/>
+                <w:color w:val="1F4E79"/>
               </w:rPr>
             </w:r>
             <w:r>
               <w:rPr>
                 <w:b/>
+                <w:color w:val="1F4E79"/>
               </w:rPr>
               <w:t>Cómo lo cumple RE</w:t>
             </w:r>
@@ -2398,11 +2647,13 @@
             <w:r>
               <w:rPr>
                 <w:b/>
+                <w:color w:val="1F4E79"/>
               </w:rPr>
             </w:r>
             <w:r>
               <w:rPr>
                 <w:b/>
+                <w:color w:val="1F4E79"/>
               </w:rPr>
               <w:t>Documento RE relacionado</w:t>
             </w:r>
@@ -2416,11 +2667,13 @@
             <w:r>
               <w:rPr>
                 <w:b/>
+                <w:color w:val="1F4E79"/>
               </w:rPr>
             </w:r>
             <w:r>
               <w:rPr>
                 <w:b/>
+                <w:color w:val="1F4E79"/>
               </w:rPr>
               <w:t>Evidencia / referencia</w:t>
             </w:r>
@@ -2435,7 +2688,7 @@
           <w:p>
             <w:r/>
             <w:r>
-              <w:t>8.11</w:t>
+              <w:t>PSI.05</w:t>
             </w:r>
           </w:p>
         </w:tc>
@@ -2492,7 +2745,7 @@
           <w:p>
             <w:r/>
             <w:r>
-              <w:t>8.11</w:t>
+              <w:t>PSI.05</w:t>
             </w:r>
           </w:p>
         </w:tc>
@@ -2549,7 +2802,7 @@
           <w:p>
             <w:r/>
             <w:r>
-              <w:t>8.11</w:t>
+              <w:t>PSI.05</w:t>
             </w:r>
           </w:p>
         </w:tc>
@@ -2606,7 +2859,7 @@
           <w:p>
             <w:r/>
             <w:r>
-              <w:t>8.11</w:t>
+              <w:t>PSI.05</w:t>
             </w:r>
           </w:p>
         </w:tc>
@@ -2617,7 +2870,7 @@
           <w:p>
             <w:r/>
             <w:r>
-              <w:t>Protección de datos de contacto</w:t>
+              <w:t>Anonimización de empleados dados de baja (física, no lógica)</w:t>
             </w:r>
           </w:p>
         </w:tc>
@@ -2628,7 +2881,25 @@
           <w:p>
             <w:r/>
             <w:r>
-              <w:t>Los datos de contacto (correo, teléfono) se utilizan solo para la operación (invitaciones, ligas, notificaciones) y su visualización depende del rol.</w:t>
+              <w:t xml:space="preserve">RE cuenta con la acción de </w:t>
+            </w:r>
+            <w:r>
+              <w:rPr>
+                <w:b/>
+              </w:rPr>
+              <w:t>anonimizar</w:t>
+            </w:r>
+            <w:r>
+              <w:t>, que sobrescribe los datos personales —</w:t>
+            </w:r>
+            <w:r>
+              <w:rPr>
+                <w:b/>
+              </w:rPr>
+              <w:t>correo, nombre y teléfono</w:t>
+            </w:r>
+            <w:r>
+              <w:t>— como parte de la baja del empleado, para evitar su identificación y recuperación.</w:t>
             </w:r>
           </w:p>
         </w:tc>
@@ -2639,7 +2910,7 @@
           <w:p>
             <w:r/>
             <w:r>
-              <w:t>DF-RE-001 (5.4, 6.2)</w:t>
+              <w:t>MA-RE-001 (9.3, 10), DF-RE-001 (5.2), API-RE-001</w:t>
             </w:r>
           </w:p>
         </w:tc>
@@ -2650,7 +2921,7 @@
           <w:p>
             <w:r/>
             <w:r>
-              <w:t>Configuración de correo y notificaciones.</w:t>
+              <w:t>Evidencia de anonimización en la baja de un empleado.</w:t>
             </w:r>
           </w:p>
         </w:tc>
@@ -2663,7 +2934,7 @@
           <w:p>
             <w:r/>
             <w:r>
-              <w:t>8.11</w:t>
+              <w:t>PSI.05</w:t>
             </w:r>
           </w:p>
         </w:tc>
@@ -2674,7 +2945,7 @@
           <w:p>
             <w:r/>
             <w:r>
-              <w:t>Cuidado con exportaciones (PDF/Excel)</w:t>
+              <w:t>Contraseñas almacenadas de forma cifrada</w:t>
             </w:r>
           </w:p>
         </w:tc>
@@ -2685,7 +2956,16 @@
           <w:p>
             <w:r/>
             <w:r>
-              <w:t>Las exportaciones respetan los permisos del usuario; la documentación establece que no deben incluirse ni compartirse datos personales innecesarios.</w:t>
+              <w:t xml:space="preserve">Las contraseñas del Sistema de Recepción Electrónica se almacenan </w:t>
+            </w:r>
+            <w:r>
+              <w:rPr>
+                <w:b/>
+              </w:rPr>
+              <w:t>cifradas/encriptadas</w:t>
+            </w:r>
+            <w:r>
+              <w:t>, de modo que ante una vulneración de la base de datos no se divulguen.</w:t>
             </w:r>
           </w:p>
         </w:tc>
@@ -2696,7 +2976,7 @@
           <w:p>
             <w:r/>
             <w:r>
-              <w:t>MU-RE-001 (13), MA-RE-001 (11)</w:t>
+              <w:t>MT-RE-001, API-RE-001</w:t>
             </w:r>
           </w:p>
         </w:tc>
@@ -2707,7 +2987,7 @@
           <w:p>
             <w:r/>
             <w:r>
-              <w:t>Lineamiento de exportaciones; revisión de reportes compartidos (ver Ilustración 7).</w:t>
+              <w:t>Revisión del manejo de credenciales.</w:t>
             </w:r>
           </w:p>
         </w:tc>
@@ -2720,7 +3000,7 @@
           <w:p>
             <w:r/>
             <w:r>
-              <w:t>8.11</w:t>
+              <w:t>PSI.05</w:t>
             </w:r>
           </w:p>
         </w:tc>
@@ -2731,7 +3011,7 @@
           <w:p>
             <w:r/>
             <w:r>
-              <w:t>No exponer contraseñas, tokens, llaves ni secretos</w:t>
+              <w:t>Cuidado con exportaciones (PDF/Excel)</w:t>
             </w:r>
           </w:p>
         </w:tc>
@@ -2742,16 +3022,7 @@
           <w:p>
             <w:r/>
             <w:r>
-              <w:t xml:space="preserve">Las contraseñas se almacenan </w:t>
-            </w:r>
-            <w:r>
-              <w:rPr>
-                <w:b/>
-              </w:rPr>
-              <w:t>cifradas/hasheadas</w:t>
-            </w:r>
-            <w:r>
-              <w:t>; los secretos del sistema se mantienen en configuración protegida y no se documentan con valores reales.</w:t>
+              <w:t>Las exportaciones respetan los permisos del usuario; la documentación establece que no deben incluirse ni compartirse datos personales innecesarios.</w:t>
             </w:r>
           </w:p>
         </w:tc>
@@ -2762,7 +3033,7 @@
           <w:p>
             <w:r/>
             <w:r>
-              <w:t>MT-RE-001, MA-RE-001 (11), API-RE-001</w:t>
+              <w:t>MU-RE-001 (13), MA-RE-001 (11)</w:t>
             </w:r>
           </w:p>
         </w:tc>
@@ -2773,7 +3044,7 @@
           <w:p>
             <w:r/>
             <w:r>
-              <w:t>Revisión de manejo de credenciales; ausencia de secretos en documentación.</w:t>
+              <w:t>Lineamiento de exportaciones; revisión de reportes compartidos (ver Ilustración 7).</w:t>
             </w:r>
           </w:p>
         </w:tc>
@@ -2786,7 +3057,7 @@
           <w:p>
             <w:r/>
             <w:r>
-              <w:t>8.11</w:t>
+              <w:t>PSI.05</w:t>
             </w:r>
           </w:p>
         </w:tc>
@@ -2840,138 +3111,6 @@
             <w:r/>
             <w:r>
               <w:t>Muestra de logs verificando ausencia de datos sensibles.</w:t>
-            </w:r>
-          </w:p>
-        </w:tc>
-      </w:tr>
-      <w:tr>
-        <w:tc>
-          <w:tcPr>
-            <w:tcW w:type="dxa" w:w="1728"/>
-          </w:tcPr>
-          <w:p>
-            <w:r/>
-            <w:r>
-              <w:t>8.11</w:t>
-            </w:r>
-          </w:p>
-        </w:tc>
-        <w:tc>
-          <w:tcPr>
-            <w:tcW w:type="dxa" w:w="1728"/>
-          </w:tcPr>
-          <w:p>
-            <w:r/>
-            <w:r>
-              <w:t>Baja lógica / anonimización (Inactivar vs Eliminar)</w:t>
-            </w:r>
-          </w:p>
-        </w:tc>
-        <w:tc>
-          <w:tcPr>
-            <w:tcW w:type="dxa" w:w="1728"/>
-          </w:tcPr>
-          <w:p>
-            <w:r/>
-            <w:r>
-              <w:t xml:space="preserve">RE prioriza la </w:t>
-            </w:r>
-            <w:r>
-              <w:rPr>
-                <w:b/>
-              </w:rPr>
-              <w:t>baja lógica</w:t>
-            </w:r>
-            <w:r>
-              <w:t xml:space="preserve"> (Inactivar) sobre el borrado; contempla la anonimización conforme a la política de protección de datos.</w:t>
-            </w:r>
-          </w:p>
-        </w:tc>
-        <w:tc>
-          <w:tcPr>
-            <w:tcW w:type="dxa" w:w="1728"/>
-          </w:tcPr>
-          <w:p>
-            <w:r/>
-            <w:r>
-              <w:t>DF-RE-001 (5.2), MA-RE-001 (9.3)</w:t>
-            </w:r>
-          </w:p>
-        </w:tc>
-        <w:tc>
-          <w:tcPr>
-            <w:tcW w:type="dxa" w:w="1728"/>
-          </w:tcPr>
-          <w:p>
-            <w:r/>
-            <w:r>
-              <w:t>Evidencia de inactivación/anonimización.</w:t>
-            </w:r>
-          </w:p>
-        </w:tc>
-      </w:tr>
-      <w:tr>
-        <w:tc>
-          <w:tcPr>
-            <w:tcW w:type="dxa" w:w="1728"/>
-          </w:tcPr>
-          <w:p>
-            <w:r/>
-            <w:r>
-              <w:t>8.11</w:t>
-            </w:r>
-          </w:p>
-        </w:tc>
-        <w:tc>
-          <w:tcPr>
-            <w:tcW w:type="dxa" w:w="1728"/>
-          </w:tcPr>
-          <w:p>
-            <w:r/>
-            <w:r>
-              <w:t>Datos de prueba controlados</w:t>
-            </w:r>
-          </w:p>
-        </w:tc>
-        <w:tc>
-          <w:tcPr>
-            <w:tcW w:type="dxa" w:w="1728"/>
-          </w:tcPr>
-          <w:p>
-            <w:r/>
-            <w:r>
-              <w:t xml:space="preserve">La documentación establece el uso de </w:t>
-            </w:r>
-            <w:r>
-              <w:rPr>
-                <w:b/>
-              </w:rPr>
-              <w:t>datos de prueba anonimizados o controlados</w:t>
-            </w:r>
-            <w:r>
-              <w:t xml:space="preserve"> en evidencias y ambientes de prueba.</w:t>
-            </w:r>
-          </w:p>
-        </w:tc>
-        <w:tc>
-          <w:tcPr>
-            <w:tcW w:type="dxa" w:w="1728"/>
-          </w:tcPr>
-          <w:p>
-            <w:r/>
-            <w:r>
-              <w:t>PT-RE-001, MA-RE-001 (11)</w:t>
-            </w:r>
-          </w:p>
-        </w:tc>
-        <w:tc>
-          <w:tcPr>
-            <w:tcW w:type="dxa" w:w="1728"/>
-          </w:tcPr>
-          <w:p>
-            <w:r/>
-            <w:r>
-              <w:t>Set de datos de prueba; captura sin datos reales.</w:t>
             </w:r>
           </w:p>
         </w:tc>
@@ -2983,14 +3122,13 @@
         <w:rPr>
           <w:b/>
         </w:rPr>
-        <w:t>Evidencias documentales para el Control 8.11:</w:t>
+        <w:t>Evidencias documentales para PSI.05 (enmascaramiento):</w:t>
       </w:r>
     </w:p>
     <w:p>
       <w:r>
         <w:rPr>
           <w:rFonts w:ascii="Consolas" w:hAnsi="Consolas"/>
-          <w:color w:val="C7254E"/>
         </w:rPr>
         <w:t>[Foto: restricción de acceso por rol a datos completos]</w:t>
       </w:r>
@@ -3010,7 +3148,6 @@
       <w:r>
         <w:rPr>
           <w:rFonts w:ascii="Consolas" w:hAnsi="Consolas"/>
-          <w:color w:val="C7254E"/>
         </w:rPr>
         <w:t>[Foto: configuración de documentos requeridos (minimización)]</w:t>
       </w:r>
@@ -3030,7 +3167,6 @@
       <w:r>
         <w:rPr>
           <w:rFonts w:ascii="Consolas" w:hAnsi="Consolas"/>
-          <w:color w:val="C7254E"/>
         </w:rPr>
         <w:t>[Foto: exportación de reporte mostrando solo datos necesarios]</w:t>
       </w:r>
@@ -3050,8 +3186,10 @@
       <w:pPr>
         <w:pStyle w:val="Heading3"/>
       </w:pPr>
-      <w:r/>
       <w:r>
+        <w:rPr>
+          <w:color w:val="1F4E79"/>
+        </w:rPr>
         <w:t>5.3 PSI.12 — Desarrollo seguro</w:t>
       </w:r>
     </w:p>
@@ -3077,11 +3215,13 @@
             <w:r>
               <w:rPr>
                 <w:b/>
+                <w:color w:val="1F4E79"/>
               </w:rPr>
             </w:r>
             <w:r>
               <w:rPr>
                 <w:b/>
+                <w:color w:val="1F4E79"/>
               </w:rPr>
               <w:t>Política / Control</w:t>
             </w:r>
@@ -3095,11 +3235,13 @@
             <w:r>
               <w:rPr>
                 <w:b/>
+                <w:color w:val="1F4E79"/>
               </w:rPr>
             </w:r>
             <w:r>
               <w:rPr>
                 <w:b/>
+                <w:color w:val="1F4E79"/>
               </w:rPr>
               <w:t>Requisito o lineamiento</w:t>
             </w:r>
@@ -3113,11 +3255,13 @@
             <w:r>
               <w:rPr>
                 <w:b/>
+                <w:color w:val="1F4E79"/>
               </w:rPr>
             </w:r>
             <w:r>
               <w:rPr>
                 <w:b/>
+                <w:color w:val="1F4E79"/>
               </w:rPr>
               <w:t>Cómo lo cumple RE</w:t>
             </w:r>
@@ -3131,11 +3275,13 @@
             <w:r>
               <w:rPr>
                 <w:b/>
+                <w:color w:val="1F4E79"/>
               </w:rPr>
             </w:r>
             <w:r>
               <w:rPr>
                 <w:b/>
+                <w:color w:val="1F4E79"/>
               </w:rPr>
               <w:t>Documento RE relacionado</w:t>
             </w:r>
@@ -3149,11 +3295,13 @@
             <w:r>
               <w:rPr>
                 <w:b/>
+                <w:color w:val="1F4E79"/>
               </w:rPr>
             </w:r>
             <w:r>
               <w:rPr>
                 <w:b/>
+                <w:color w:val="1F4E79"/>
               </w:rPr>
               <w:t>Evidencia / referencia</w:t>
             </w:r>
@@ -3179,7 +3327,7 @@
           <w:p>
             <w:r/>
             <w:r>
-              <w:t>Separación de capas (frontend / backend / base de datos)</w:t>
+              <w:t>Requerimientos de seguridad en el documento funcional</w:t>
             </w:r>
           </w:p>
         </w:tc>
@@ -3190,16 +3338,7 @@
           <w:p>
             <w:r/>
             <w:r>
-              <w:t xml:space="preserve">RE está construido con </w:t>
-            </w:r>
-            <w:r>
-              <w:rPr>
-                <w:b/>
-              </w:rPr>
-              <w:t>frontend, backend y base de datos</w:t>
-            </w:r>
-            <w:r>
-              <w:t xml:space="preserve"> separados, con responsabilidades definidas.</w:t>
+              <w:t>Los requisitos de seguridad del sistema se definen y documentan junto con su funcionalidad.</w:t>
             </w:r>
           </w:p>
         </w:tc>
@@ -3210,7 +3349,7 @@
           <w:p>
             <w:r/>
             <w:r>
-              <w:t>MT-RE-001, DF-RE-001 (1)</w:t>
+              <w:t>DF-RE-001 (5), DR-RE-001 (8)</w:t>
             </w:r>
           </w:p>
         </w:tc>
@@ -3221,7 +3360,7 @@
           <w:p>
             <w:r/>
             <w:r>
-              <w:t>Arquitectura del Manual Técnico (ver Ilustración 8).</w:t>
+              <w:t>Sección de seguridad del documento funcional/requerimientos.</w:t>
             </w:r>
           </w:p>
         </w:tc>
@@ -3245,7 +3384,7 @@
           <w:p>
             <w:r/>
             <w:r>
-              <w:t>Uso de variables de entorno</w:t>
+              <w:t>Separación de capas (frontend / backend / base de datos)</w:t>
             </w:r>
           </w:p>
         </w:tc>
@@ -3256,16 +3395,16 @@
           <w:p>
             <w:r/>
             <w:r>
-              <w:t xml:space="preserve">La configuración sensible se gestiona mediante </w:t>
+              <w:t xml:space="preserve">RE está construido con </w:t>
             </w:r>
             <w:r>
               <w:rPr>
                 <w:b/>
               </w:rPr>
-              <w:t>variables de entorno</w:t>
-            </w:r>
-            <w:r>
-              <w:t>, sin incluir valores reales en la documentación.</w:t>
+              <w:t>frontend, backend y base de datos</w:t>
+            </w:r>
+            <w:r>
+              <w:t xml:space="preserve"> separados, con responsabilidades definidas.</w:t>
             </w:r>
           </w:p>
         </w:tc>
@@ -3276,7 +3415,7 @@
           <w:p>
             <w:r/>
             <w:r>
-              <w:t>MT-RE-001, MI-RE-001</w:t>
+              <w:t>MT-RE-001, DF-RE-001 (1)</w:t>
             </w:r>
           </w:p>
         </w:tc>
@@ -3287,7 +3426,7 @@
           <w:p>
             <w:r/>
             <w:r>
-              <w:t>Lista de variables (por nombre, sin valores).</w:t>
+              <w:t>Arquitectura del Manual Técnico (ver Ilustración 8).</w:t>
             </w:r>
           </w:p>
         </w:tc>
@@ -3311,7 +3450,7 @@
           <w:p>
             <w:r/>
             <w:r>
-              <w:t>Validación de entradas (formularios y APIs)</w:t>
+              <w:t>Uso de variables de entorno</w:t>
             </w:r>
           </w:p>
         </w:tc>
@@ -3322,25 +3461,16 @@
           <w:p>
             <w:r/>
             <w:r>
-              <w:t xml:space="preserve">RE valida los datos de entrada tanto en los </w:t>
+              <w:t xml:space="preserve">La configuración sensible se gestiona mediante </w:t>
             </w:r>
             <w:r>
               <w:rPr>
                 <w:b/>
               </w:rPr>
-              <w:t>formularios</w:t>
-            </w:r>
-            <w:r>
-              <w:t xml:space="preserve"> (campos obligatorios, formato, unicidad, resaltado en rojo) como en las </w:t>
-            </w:r>
-            <w:r>
-              <w:rPr>
-                <w:b/>
-              </w:rPr>
-              <w:t>APIs</w:t>
-            </w:r>
-            <w:r>
-              <w:t>.</w:t>
+              <w:t>variables de entorno</w:t>
+            </w:r>
+            <w:r>
+              <w:t>, sin incluir valores reales en la documentación.</w:t>
             </w:r>
           </w:p>
         </w:tc>
@@ -3351,7 +3481,7 @@
           <w:p>
             <w:r/>
             <w:r>
-              <w:t>DF-RE-001 (5.3), MU-RE-001 (6.1, 10.1), API-RE-001</w:t>
+              <w:t>MT-RE-001, MI-RE-001</w:t>
             </w:r>
           </w:p>
         </w:tc>
@@ -3362,7 +3492,7 @@
           <w:p>
             <w:r/>
             <w:r>
-              <w:t>Casos de validación en PT-RE-001 (ver Ilustración 9).</w:t>
+              <w:t>Lista de variables (por nombre, sin valores).</w:t>
             </w:r>
           </w:p>
         </w:tc>
@@ -3386,7 +3516,7 @@
           <w:p>
             <w:r/>
             <w:r>
-              <w:t>Manejo controlado de errores</w:t>
+              <w:t>Validación de entradas en cliente y servidor (sintáctica y semántica)</w:t>
             </w:r>
           </w:p>
         </w:tc>
@@ -3397,7 +3527,25 @@
           <w:p>
             <w:r/>
             <w:r>
-              <w:t>El sistema gestiona los errores de forma controlada (mensajes de validación, estados HTTP), evitando exponer información sensible.</w:t>
+              <w:t xml:space="preserve">RE valida los datos de entrada tanto en los </w:t>
+            </w:r>
+            <w:r>
+              <w:rPr>
+                <w:b/>
+              </w:rPr>
+              <w:t>formularios</w:t>
+            </w:r>
+            <w:r>
+              <w:t xml:space="preserve"> (campos obligatorios, formato, unicidad, resaltado en rojo) como en las </w:t>
+            </w:r>
+            <w:r>
+              <w:rPr>
+                <w:b/>
+              </w:rPr>
+              <w:t>APIs</w:t>
+            </w:r>
+            <w:r>
+              <w:t>.</w:t>
             </w:r>
           </w:p>
         </w:tc>
@@ -3408,7 +3556,7 @@
           <w:p>
             <w:r/>
             <w:r>
-              <w:t>API-RE-001, DF-RE-001 (5.3)</w:t>
+              <w:t>DF-RE-001 (5.3), MU-RE-001 (6.1, 10.1), API-RE-001</w:t>
             </w:r>
           </w:p>
         </w:tc>
@@ -3419,7 +3567,7 @@
           <w:p>
             <w:r/>
             <w:r>
-              <w:t>Pruebas de manejo de errores.</w:t>
+              <w:t>Casos de validación en PT-RE-001 (ver Ilustración 9).</w:t>
             </w:r>
           </w:p>
         </w:tc>
@@ -3443,7 +3591,7 @@
           <w:p>
             <w:r/>
             <w:r>
-              <w:t>Control de cambios y documentación</w:t>
+              <w:t>Manejo controlado de errores</w:t>
             </w:r>
           </w:p>
         </w:tc>
@@ -3454,7 +3602,7 @@
           <w:p>
             <w:r/>
             <w:r>
-              <w:t>Los cambios se registran y la documentación se mantiene actualizada (bitácora de cambios y control de versiones por documento).</w:t>
+              <w:t>El sistema gestiona los errores de forma controlada (mensajes de validación, estados HTTP), sin filtrar información técnica sensible.</w:t>
             </w:r>
           </w:p>
         </w:tc>
@@ -3465,7 +3613,7 @@
           <w:p>
             <w:r/>
             <w:r>
-              <w:t>BC-RE-001, todos los documentos (control documental)</w:t>
+              <w:t>API-RE-001, DF-RE-001 (5.3)</w:t>
             </w:r>
           </w:p>
         </w:tc>
@@ -3476,7 +3624,7 @@
           <w:p>
             <w:r/>
             <w:r>
-              <w:t>Bitácora de cambios; historial de versiones (ver Ilustración 10).</w:t>
+              <w:t>Pruebas de manejo de errores.</w:t>
             </w:r>
           </w:p>
         </w:tc>
@@ -3500,7 +3648,7 @@
           <w:p>
             <w:r/>
             <w:r>
-              <w:t>Pruebas funcionales y de seguridad</w:t>
+              <w:t>Bitácoras asociadas a usuarios</w:t>
             </w:r>
           </w:p>
         </w:tc>
@@ -3511,16 +3659,7 @@
           <w:p>
             <w:r/>
             <w:r>
-              <w:t xml:space="preserve">Existe un </w:t>
-            </w:r>
-            <w:r>
-              <w:rPr>
-                <w:b/>
-              </w:rPr>
-              <w:t>plan/evidencia de pruebas</w:t>
-            </w:r>
-            <w:r>
-              <w:t xml:space="preserve"> que cubre escenarios funcionales y de control de acceso.</w:t>
+              <w:t>El sistema registra operaciones y eventos que pueden asociarse a los usuarios que las ejecutan.</w:t>
             </w:r>
           </w:p>
         </w:tc>
@@ -3531,7 +3670,7 @@
           <w:p>
             <w:r/>
             <w:r>
-              <w:t>PT-RE-001</w:t>
+              <w:t>MT-RE-001, DF-RE-001 (6.7)</w:t>
             </w:r>
           </w:p>
         </w:tc>
@@ -3542,7 +3681,7 @@
           <w:p>
             <w:r/>
             <w:r>
-              <w:t>Resultados de pruebas por versión.</w:t>
+              <w:t>Muestra de bitácora con usuario y operación.</w:t>
             </w:r>
           </w:p>
         </w:tc>
@@ -3566,7 +3705,7 @@
           <w:p>
             <w:r/>
             <w:r>
-              <w:t>Protección de credenciales</w:t>
+              <w:t>Control de cambios y control de versiones</w:t>
             </w:r>
           </w:p>
         </w:tc>
@@ -3577,16 +3716,7 @@
           <w:p>
             <w:r/>
             <w:r>
-              <w:t xml:space="preserve">Las contraseñas se almacenan con </w:t>
-            </w:r>
-            <w:r>
-              <w:rPr>
-                <w:b/>
-              </w:rPr>
-              <w:t>hash</w:t>
-            </w:r>
-            <w:r>
-              <w:t>; las credenciales de servicios se mantienen protegidas.</w:t>
+              <w:t>Los cambios se registran y la documentación se versiona; el control de cambios se alinea con la política de gestión del cambio.</w:t>
             </w:r>
           </w:p>
         </w:tc>
@@ -3597,7 +3727,7 @@
           <w:p>
             <w:r/>
             <w:r>
-              <w:t>MT-RE-001, API-RE-001</w:t>
+              <w:t>BC-RE-001, todos los documentos (control documental)</w:t>
             </w:r>
           </w:p>
         </w:tc>
@@ -3608,7 +3738,7 @@
           <w:p>
             <w:r/>
             <w:r>
-              <w:t>Revisión del manejo de credenciales.</w:t>
+              <w:t>Bitácora de cambios; historial de versiones (ver Ilustración 10).</w:t>
             </w:r>
           </w:p>
         </w:tc>
@@ -3632,7 +3762,7 @@
           <w:p>
             <w:r/>
             <w:r>
-              <w:t>Gestión de dependencias</w:t>
+              <w:t>Separación de ambientes y datos de prueba</w:t>
             </w:r>
           </w:p>
         </w:tc>
@@ -3643,7 +3773,16 @@
           <w:p>
             <w:r/>
             <w:r>
-              <w:t>Las dependencias se administran mediante el gestor de paquetes del proyecto, lo que permite su control y actualización.</w:t>
+              <w:t xml:space="preserve">La configuración por variables de entorno permite </w:t>
+            </w:r>
+            <w:r>
+              <w:rPr>
+                <w:b/>
+              </w:rPr>
+              <w:t>separar ambientes</w:t>
+            </w:r>
+            <w:r>
+              <w:t>; las pruebas no deben usar datos reales de producción.</w:t>
             </w:r>
           </w:p>
         </w:tc>
@@ -3654,7 +3793,7 @@
           <w:p>
             <w:r/>
             <w:r>
-              <w:t>MT-RE-001, MI-RE-001</w:t>
+              <w:t>MI-RE-001, MT-RE-001, PT-RE-001</w:t>
             </w:r>
           </w:p>
         </w:tc>
@@ -3665,7 +3804,7 @@
           <w:p>
             <w:r/>
             <w:r>
-              <w:t>Inventario de dependencias.</w:t>
+              <w:t>Configuración por ambiente; set de datos de prueba.</w:t>
             </w:r>
           </w:p>
         </w:tc>
@@ -3689,7 +3828,7 @@
           <w:p>
             <w:r/>
             <w:r>
-              <w:t>Documentación técnica, de API, de BD y de pruebas</w:t>
+              <w:t>Pruebas funcionales, de seguridad y de aceptación</w:t>
             </w:r>
           </w:p>
         </w:tc>
@@ -3700,16 +3839,16 @@
           <w:p>
             <w:r/>
             <w:r>
-              <w:t xml:space="preserve">El proyecto cuenta con documentación </w:t>
+              <w:t xml:space="preserve">Existe un </w:t>
             </w:r>
             <w:r>
               <w:rPr>
                 <w:b/>
               </w:rPr>
-              <w:t>técnica, de API, de base de datos y de pruebas</w:t>
-            </w:r>
-            <w:r>
-              <w:t>.</w:t>
+              <w:t>plan/evidencia de pruebas</w:t>
+            </w:r>
+            <w:r>
+              <w:t xml:space="preserve"> que cubre escenarios funcionales y de control de acceso.</w:t>
             </w:r>
           </w:p>
         </w:tc>
@@ -3720,7 +3859,7 @@
           <w:p>
             <w:r/>
             <w:r>
-              <w:t>MT-RE-001, API-RE-001, DB-RE-001, PT-RE-001</w:t>
+              <w:t>PT-RE-001</w:t>
             </w:r>
           </w:p>
         </w:tc>
@@ -3731,7 +3870,7 @@
           <w:p>
             <w:r/>
             <w:r>
-              <w:t>Conjunto documental entregado.</w:t>
+              <w:t>Resultados de pruebas por versión.</w:t>
             </w:r>
           </w:p>
         </w:tc>
@@ -3755,7 +3894,7 @@
           <w:p>
             <w:r/>
             <w:r>
-              <w:t>Separación de ambientes (local / pruebas / producción)</w:t>
+              <w:t>Pruebas de seguridad (SAST/DAST, OWASP)</w:t>
             </w:r>
           </w:p>
         </w:tc>
@@ -3766,16 +3905,25 @@
           <w:p>
             <w:r/>
             <w:r>
-              <w:t xml:space="preserve">La configuración por variables de entorno permite </w:t>
+              <w:t xml:space="preserve">Las prácticas de seguridad se apoyan en estándares </w:t>
             </w:r>
             <w:r>
               <w:rPr>
                 <w:b/>
               </w:rPr>
-              <w:t>separar ambientes</w:t>
-            </w:r>
-            <w:r>
-              <w:t xml:space="preserve"> cuando la instalación lo contempla.</w:t>
+              <w:t>OWASP Top 10</w:t>
+            </w:r>
+            <w:r>
+              <w:t xml:space="preserve"> y </w:t>
+            </w:r>
+            <w:r>
+              <w:rPr>
+                <w:b/>
+              </w:rPr>
+              <w:t>API Security Top 10</w:t>
+            </w:r>
+            <w:r>
+              <w:t>, con análisis estático/dinámico cuando aplique.</w:t>
             </w:r>
           </w:p>
         </w:tc>
@@ -3786,7 +3934,7 @@
           <w:p>
             <w:r/>
             <w:r>
-              <w:t>MI-RE-001, MT-RE-001</w:t>
+              <w:t>PT-RE-001, MT-RE-001</w:t>
             </w:r>
           </w:p>
         </w:tc>
@@ -3797,7 +3945,130 @@
           <w:p>
             <w:r/>
             <w:r>
-              <w:t>Configuración por ambiente.</w:t>
+              <w:t>Reporte de análisis de seguridad.</w:t>
+            </w:r>
+          </w:p>
+        </w:tc>
+      </w:tr>
+      <w:tr>
+        <w:tc>
+          <w:tcPr>
+            <w:tcW w:type="dxa" w:w="1728"/>
+          </w:tcPr>
+          <w:p>
+            <w:r/>
+            <w:r>
+              <w:t>PSI.12</w:t>
+            </w:r>
+          </w:p>
+        </w:tc>
+        <w:tc>
+          <w:tcPr>
+            <w:tcW w:type="dxa" w:w="1728"/>
+          </w:tcPr>
+          <w:p>
+            <w:r/>
+            <w:r>
+              <w:t>Protección de credenciales y datos confidenciales</w:t>
+            </w:r>
+          </w:p>
+        </w:tc>
+        <w:tc>
+          <w:tcPr>
+            <w:tcW w:type="dxa" w:w="1728"/>
+          </w:tcPr>
+          <w:p>
+            <w:r/>
+            <w:r>
+              <w:t>Las contraseñas se almacenan cifradas y la información sensible se protege; los secretos se mantienen fuera del código fuente.</w:t>
+            </w:r>
+          </w:p>
+        </w:tc>
+        <w:tc>
+          <w:tcPr>
+            <w:tcW w:type="dxa" w:w="1728"/>
+          </w:tcPr>
+          <w:p>
+            <w:r/>
+            <w:r>
+              <w:t>MT-RE-001, API-RE-001</w:t>
+            </w:r>
+          </w:p>
+        </w:tc>
+        <w:tc>
+          <w:tcPr>
+            <w:tcW w:type="dxa" w:w="1728"/>
+          </w:tcPr>
+          <w:p>
+            <w:r/>
+            <w:r>
+              <w:t>Revisión del manejo de credenciales.</w:t>
+            </w:r>
+          </w:p>
+        </w:tc>
+      </w:tr>
+      <w:tr>
+        <w:tc>
+          <w:tcPr>
+            <w:tcW w:type="dxa" w:w="1728"/>
+          </w:tcPr>
+          <w:p>
+            <w:r/>
+            <w:r>
+              <w:t>PSI.12</w:t>
+            </w:r>
+          </w:p>
+        </w:tc>
+        <w:tc>
+          <w:tcPr>
+            <w:tcW w:type="dxa" w:w="1728"/>
+          </w:tcPr>
+          <w:p>
+            <w:r/>
+            <w:r>
+              <w:t>Documentación técnica, de API, de BD y de pruebas</w:t>
+            </w:r>
+          </w:p>
+        </w:tc>
+        <w:tc>
+          <w:tcPr>
+            <w:tcW w:type="dxa" w:w="1728"/>
+          </w:tcPr>
+          <w:p>
+            <w:r/>
+            <w:r>
+              <w:t xml:space="preserve">El proyecto cuenta con documentación </w:t>
+            </w:r>
+            <w:r>
+              <w:rPr>
+                <w:b/>
+              </w:rPr>
+              <w:t>técnica, de API, de base de datos y de pruebas</w:t>
+            </w:r>
+            <w:r>
+              <w:t>.</w:t>
+            </w:r>
+          </w:p>
+        </w:tc>
+        <w:tc>
+          <w:tcPr>
+            <w:tcW w:type="dxa" w:w="1728"/>
+          </w:tcPr>
+          <w:p>
+            <w:r/>
+            <w:r>
+              <w:t>MT-RE-001, API-RE-001, DB-RE-001, PT-RE-001</w:t>
+            </w:r>
+          </w:p>
+        </w:tc>
+        <w:tc>
+          <w:tcPr>
+            <w:tcW w:type="dxa" w:w="1728"/>
+          </w:tcPr>
+          <w:p>
+            <w:r/>
+            <w:r>
+              <w:t>Conjunto documental entregado.</w:t>
             </w:r>
           </w:p>
         </w:tc>
@@ -3816,7 +4087,6 @@
       <w:r>
         <w:rPr>
           <w:rFonts w:ascii="Consolas" w:hAnsi="Consolas"/>
-          <w:color w:val="C7254E"/>
         </w:rPr>
         <w:t>[Foto: diagrama de arquitectura del sistema (separación de capas)]</w:t>
       </w:r>
@@ -3836,7 +4106,6 @@
       <w:r>
         <w:rPr>
           <w:rFonts w:ascii="Consolas" w:hAnsi="Consolas"/>
-          <w:color w:val="C7254E"/>
         </w:rPr>
         <w:t>[Foto: validación de un formulario con campos obligatorios en rojo]</w:t>
       </w:r>
@@ -3856,7 +4125,6 @@
       <w:r>
         <w:rPr>
           <w:rFonts w:ascii="Consolas" w:hAnsi="Consolas"/>
-          <w:color w:val="C7254E"/>
         </w:rPr>
         <w:t>[Foto: bitácora / control de cambios]</w:t>
       </w:r>
@@ -3874,10 +4142,394 @@
     </w:p>
     <w:p>
       <w:pPr>
+        <w:pStyle w:val="Heading3"/>
+      </w:pPr>
+      <w:r>
+        <w:rPr>
+          <w:color w:val="1F4E79"/>
+        </w:rPr>
+        <w:t>5.4 PSI.01 — Requisitos de seguridad en los proyectos</w:t>
+      </w:r>
+    </w:p>
+    <w:p>
+      <w:pPr>
+        <w:ind w:left="360"/>
+      </w:pPr>
+      <w:r>
+        <w:t xml:space="preserve">PSI.01 define medidas de seguridad para la </w:t>
+      </w:r>
+      <w:r>
+        <w:rPr>
+          <w:b/>
+        </w:rPr>
+        <w:t>gestión de proyectos</w:t>
+      </w:r>
+      <w:r>
+        <w:t xml:space="preserve"> (comunicaciones, accesos, software, hardware y respaldos). En el contexto de RE, aplica a su </w:t>
+      </w:r>
+      <w:r>
+        <w:rPr>
+          <w:b/>
+        </w:rPr>
+        <w:t>instalación, despliegue y operación</w:t>
+      </w:r>
+      <w:r>
+        <w:t xml:space="preserve"> en sitio.</w:t>
+      </w:r>
+    </w:p>
+    <w:tbl>
+      <w:tblPr>
+        <w:tblStyle w:val="LightGrid-Accent1"/>
+        <w:tblW w:type="auto" w:w="0"/>
+        <w:tblLook w:firstColumn="1" w:firstRow="1" w:lastColumn="0" w:lastRow="0" w:noHBand="0" w:noVBand="1" w:val="04A0"/>
+      </w:tblPr>
+      <w:tblGrid>
+        <w:gridCol w:w="1728"/>
+        <w:gridCol w:w="1728"/>
+        <w:gridCol w:w="1728"/>
+        <w:gridCol w:w="1728"/>
+        <w:gridCol w:w="1728"/>
+      </w:tblGrid>
+      <w:tr>
+        <w:tc>
+          <w:tcPr>
+            <w:tcW w:type="dxa" w:w="1728"/>
+          </w:tcPr>
+          <w:p>
+            <w:r>
+              <w:rPr>
+                <w:b/>
+                <w:color w:val="1F4E79"/>
+              </w:rPr>
+            </w:r>
+            <w:r>
+              <w:rPr>
+                <w:b/>
+                <w:color w:val="1F4E79"/>
+              </w:rPr>
+              <w:t>Política / Control</w:t>
+            </w:r>
+          </w:p>
+        </w:tc>
+        <w:tc>
+          <w:tcPr>
+            <w:tcW w:type="dxa" w:w="1728"/>
+          </w:tcPr>
+          <w:p>
+            <w:r>
+              <w:rPr>
+                <w:b/>
+                <w:color w:val="1F4E79"/>
+              </w:rPr>
+            </w:r>
+            <w:r>
+              <w:rPr>
+                <w:b/>
+                <w:color w:val="1F4E79"/>
+              </w:rPr>
+              <w:t>Requisito o lineamiento</w:t>
+            </w:r>
+          </w:p>
+        </w:tc>
+        <w:tc>
+          <w:tcPr>
+            <w:tcW w:type="dxa" w:w="1728"/>
+          </w:tcPr>
+          <w:p>
+            <w:r>
+              <w:rPr>
+                <w:b/>
+                <w:color w:val="1F4E79"/>
+              </w:rPr>
+            </w:r>
+            <w:r>
+              <w:rPr>
+                <w:b/>
+                <w:color w:val="1F4E79"/>
+              </w:rPr>
+              <w:t>Cómo lo cumple RE</w:t>
+            </w:r>
+          </w:p>
+        </w:tc>
+        <w:tc>
+          <w:tcPr>
+            <w:tcW w:type="dxa" w:w="1728"/>
+          </w:tcPr>
+          <w:p>
+            <w:r>
+              <w:rPr>
+                <w:b/>
+                <w:color w:val="1F4E79"/>
+              </w:rPr>
+            </w:r>
+            <w:r>
+              <w:rPr>
+                <w:b/>
+                <w:color w:val="1F4E79"/>
+              </w:rPr>
+              <w:t>Documento RE relacionado</w:t>
+            </w:r>
+          </w:p>
+        </w:tc>
+        <w:tc>
+          <w:tcPr>
+            <w:tcW w:type="dxa" w:w="1728"/>
+          </w:tcPr>
+          <w:p>
+            <w:r>
+              <w:rPr>
+                <w:b/>
+                <w:color w:val="1F4E79"/>
+              </w:rPr>
+            </w:r>
+            <w:r>
+              <w:rPr>
+                <w:b/>
+                <w:color w:val="1F4E79"/>
+              </w:rPr>
+              <w:t>Evidencia / referencia</w:t>
+            </w:r>
+          </w:p>
+        </w:tc>
+      </w:tr>
+      <w:tr>
+        <w:tc>
+          <w:tcPr>
+            <w:tcW w:type="dxa" w:w="1728"/>
+          </w:tcPr>
+          <w:p>
+            <w:r/>
+            <w:r>
+              <w:t>PSI.01</w:t>
+            </w:r>
+          </w:p>
+        </w:tc>
+        <w:tc>
+          <w:tcPr>
+            <w:tcW w:type="dxa" w:w="1728"/>
+          </w:tcPr>
+          <w:p>
+            <w:r/>
+            <w:r>
+              <w:t>Requisitos de seguridad considerados en el proyecto</w:t>
+            </w:r>
+          </w:p>
+        </w:tc>
+        <w:tc>
+          <w:tcPr>
+            <w:tcW w:type="dxa" w:w="1728"/>
+          </w:tcPr>
+          <w:p>
+            <w:r/>
+            <w:r>
+              <w:t>La instalación y el despliegue siguen un procedimiento documentado, con configuración por ambiente y resguardo de secretos.</w:t>
+            </w:r>
+          </w:p>
+        </w:tc>
+        <w:tc>
+          <w:tcPr>
+            <w:tcW w:type="dxa" w:w="1728"/>
+          </w:tcPr>
+          <w:p>
+            <w:r/>
+            <w:r>
+              <w:t>MI-RE-001, MT-RE-001</w:t>
+            </w:r>
+          </w:p>
+        </w:tc>
+        <w:tc>
+          <w:tcPr>
+            <w:tcW w:type="dxa" w:w="1728"/>
+          </w:tcPr>
+          <w:p>
+            <w:r/>
+            <w:r>
+              <w:t>Procedimiento de instalación/despliegue.</w:t>
+            </w:r>
+          </w:p>
+        </w:tc>
+      </w:tr>
+      <w:tr>
+        <w:tc>
+          <w:tcPr>
+            <w:tcW w:type="dxa" w:w="1728"/>
+          </w:tcPr>
+          <w:p>
+            <w:r/>
+            <w:r>
+              <w:t>PSI.01</w:t>
+            </w:r>
+          </w:p>
+        </w:tc>
+        <w:tc>
+          <w:tcPr>
+            <w:tcW w:type="dxa" w:w="1728"/>
+          </w:tcPr>
+          <w:p>
+            <w:r/>
+            <w:r>
+              <w:t>Control de accesos del proyecto</w:t>
+            </w:r>
+          </w:p>
+        </w:tc>
+        <w:tc>
+          <w:tcPr>
+            <w:tcW w:type="dxa" w:w="1728"/>
+          </w:tcPr>
+          <w:p>
+            <w:r/>
+            <w:r>
+              <w:t>El acceso al sistema, a la configuración y a las rutas críticas se gestiona por rol y por usuario maestro (root).</w:t>
+            </w:r>
+          </w:p>
+        </w:tc>
+        <w:tc>
+          <w:tcPr>
+            <w:tcW w:type="dxa" w:w="1728"/>
+          </w:tcPr>
+          <w:p>
+            <w:r/>
+            <w:r>
+              <w:t>MA-RE-001 (5), DF-RE-001 (9)</w:t>
+            </w:r>
+          </w:p>
+        </w:tc>
+        <w:tc>
+          <w:tcPr>
+            <w:tcW w:type="dxa" w:w="1728"/>
+          </w:tcPr>
+          <w:p>
+            <w:r/>
+            <w:r>
+              <w:t>Inventario de accesos del proyecto.</w:t>
+            </w:r>
+          </w:p>
+        </w:tc>
+      </w:tr>
+      <w:tr>
+        <w:tc>
+          <w:tcPr>
+            <w:tcW w:type="dxa" w:w="1728"/>
+          </w:tcPr>
+          <w:p>
+            <w:r/>
+            <w:r>
+              <w:t>PSI.01</w:t>
+            </w:r>
+          </w:p>
+        </w:tc>
+        <w:tc>
+          <w:tcPr>
+            <w:tcW w:type="dxa" w:w="1728"/>
+          </w:tcPr>
+          <w:p>
+            <w:r/>
+            <w:r>
+              <w:t>Resguardo y respaldos (alineado con PSI.09)</w:t>
+            </w:r>
+          </w:p>
+        </w:tc>
+        <w:tc>
+          <w:tcPr>
+            <w:tcW w:type="dxa" w:w="1728"/>
+          </w:tcPr>
+          <w:p>
+            <w:r/>
+            <w:r>
+              <w:t>Se establecen respaldos periódicos de la base de datos y resguardo de archivos de configuración y certificados, con registro de responsable y fecha.</w:t>
+            </w:r>
+          </w:p>
+        </w:tc>
+        <w:tc>
+          <w:tcPr>
+            <w:tcW w:type="dxa" w:w="1728"/>
+          </w:tcPr>
+          <w:p>
+            <w:r/>
+            <w:r>
+              <w:t>MA-RE-001 (12), MI-RE-001 (10)</w:t>
+            </w:r>
+          </w:p>
+        </w:tc>
+        <w:tc>
+          <w:tcPr>
+            <w:tcW w:type="dxa" w:w="1728"/>
+          </w:tcPr>
+          <w:p>
+            <w:r/>
+            <w:r>
+              <w:t>Evidencia de respaldos y de pruebas de restauración.</w:t>
+            </w:r>
+          </w:p>
+        </w:tc>
+      </w:tr>
+      <w:tr>
+        <w:tc>
+          <w:tcPr>
+            <w:tcW w:type="dxa" w:w="1728"/>
+          </w:tcPr>
+          <w:p>
+            <w:r/>
+            <w:r>
+              <w:t>PSI.01</w:t>
+            </w:r>
+          </w:p>
+        </w:tc>
+        <w:tc>
+          <w:tcPr>
+            <w:tcW w:type="dxa" w:w="1728"/>
+          </w:tcPr>
+          <w:p>
+            <w:r/>
+            <w:r>
+              <w:t>Documentación del proyecto</w:t>
+            </w:r>
+          </w:p>
+        </w:tc>
+        <w:tc>
+          <w:tcPr>
+            <w:tcW w:type="dxa" w:w="1728"/>
+          </w:tcPr>
+          <w:p>
+            <w:r/>
+            <w:r>
+              <w:t>El proyecto se entrega con un conjunto documental (funcional, técnico, administrativo, de pruebas e instalación).</w:t>
+            </w:r>
+          </w:p>
+        </w:tc>
+        <w:tc>
+          <w:tcPr>
+            <w:tcW w:type="dxa" w:w="1728"/>
+          </w:tcPr>
+          <w:p>
+            <w:r/>
+            <w:r>
+              <w:t>Conjunto documental RE</w:t>
+            </w:r>
+          </w:p>
+        </w:tc>
+        <w:tc>
+          <w:tcPr>
+            <w:tcW w:type="dxa" w:w="1728"/>
+          </w:tcPr>
+          <w:p>
+            <w:r/>
+            <w:r>
+              <w:t>Entregable documental versionado.</w:t>
+            </w:r>
+          </w:p>
+        </w:tc>
+      </w:tr>
+    </w:tbl>
+    <w:p/>
+    <w:p>
+      <w:pPr>
         <w:pStyle w:val="Heading2"/>
       </w:pPr>
-      <w:r/>
       <w:r>
+        <w:rPr>
+          <w:color w:val="1F4E79"/>
+        </w:rPr>
         <w:t>6. Resumen de alineación</w:t>
       </w:r>
     </w:p>
@@ -3901,11 +4553,13 @@
             <w:r>
               <w:rPr>
                 <w:b/>
+                <w:color w:val="1F4E79"/>
               </w:rPr>
             </w:r>
             <w:r>
               <w:rPr>
                 <w:b/>
+                <w:color w:val="1F4E79"/>
               </w:rPr>
               <w:t>Control</w:t>
             </w:r>
@@ -3919,11 +4573,13 @@
             <w:r>
               <w:rPr>
                 <w:b/>
+                <w:color w:val="1F4E79"/>
               </w:rPr>
             </w:r>
             <w:r>
               <w:rPr>
                 <w:b/>
+                <w:color w:val="1F4E79"/>
               </w:rPr>
               <w:t>Nivel de alineación</w:t>
             </w:r>
@@ -3937,11 +4593,13 @@
             <w:r>
               <w:rPr>
                 <w:b/>
+                <w:color w:val="1F4E79"/>
               </w:rPr>
             </w:r>
             <w:r>
               <w:rPr>
                 <w:b/>
+                <w:color w:val="1F4E79"/>
               </w:rPr>
               <w:t>Comentario</w:t>
             </w:r>
@@ -3959,7 +4617,7 @@
               <w:rPr>
                 <w:b/>
               </w:rPr>
-              <w:t>PSI.05 — Control de accesos</w:t>
+              <w:t>PSI.01 — Requisitos de seguridad en proyectos</w:t>
             </w:r>
           </w:p>
         </w:tc>
@@ -3973,7 +4631,7 @@
               <w:rPr>
                 <w:b/>
               </w:rPr>
-              <w:t>Alto</w:t>
+              <w:t>Medio-Alto</w:t>
             </w:r>
           </w:p>
         </w:tc>
@@ -3984,7 +4642,7 @@
           <w:p>
             <w:r/>
             <w:r>
-              <w:t>El sistema soporta autenticación, roles, mínimo privilegio, ciclo de vida de cuentas, expiración de sesión y trazabilidad. La alineación se fortalece conservando evidencia de revisiones periódicas de acceso.</w:t>
+              <w:t>RE se instala y opera con procedimiento documentado, control de accesos y respaldos. La alineación se sostiene conservando evidencia de instalación, accesos y respaldos del proyecto.</w:t>
             </w:r>
           </w:p>
         </w:tc>
@@ -4000,7 +4658,7 @@
               <w:rPr>
                 <w:b/>
               </w:rPr>
-              <w:t>Control 8.11 — Protección de datos</w:t>
+              <w:t>PSI.05 — Control de accesos (incl. enmascaramiento)</w:t>
             </w:r>
           </w:p>
         </w:tc>
@@ -4025,7 +4683,7 @@
           <w:p>
             <w:r/>
             <w:r>
-              <w:t>RE aplica minimización, restricción por rol, baja lógica y cifrado de contraseñas. El control se sostiene mediante revisión de exportaciones y uso de datos de prueba controlados.</w:t>
+              <w:t>El sistema soporta autenticación, identificadores únicos, roles, mínimo privilegio, expiración de sesión, baja de cuentas, anonimización de empleados dados de baja y cifrado de contraseñas. La alineación se sostiene con las acciones de seguimiento sobre longitud de contraseña, MFA y revisión periódica de accesos.</w:t>
             </w:r>
           </w:p>
         </w:tc>
@@ -4066,7 +4724,7 @@
           <w:p>
             <w:r/>
             <w:r>
-              <w:t>Arquitectura separada, validación de entradas, manejo de errores, control de cambios, pruebas y documentación completa contribuyen a una alineación alta.</w:t>
+              <w:t>Arquitectura separada, validación de entradas, manejo de errores, bitácoras, control de cambios, pruebas y documentación completa contribuyen a una alineación alta.</w:t>
             </w:r>
           </w:p>
         </w:tc>
@@ -4074,8 +4732,11 @@
     </w:tbl>
     <w:p/>
     <w:p>
+      <w:pPr>
+        <w:ind w:left="360"/>
+      </w:pPr>
       <w:r>
-        <w:t xml:space="preserve">&gt; Los niveles de alineación son una </w:t>
+        <w:t xml:space="preserve">Los niveles de alineación son una </w:t>
       </w:r>
       <w:r>
         <w:rPr>
@@ -4084,21 +4745,69 @@
         <w:t>valoración orientativa</w:t>
       </w:r>
       <w:r>
-        <w:t xml:space="preserve"> para auditoría y se sustentan con la evidencia operativa conservada.</w:t>
+        <w:t xml:space="preserve"> para auditoría y deben confirmarse con la evidencia operativa conservada.</w:t>
       </w:r>
     </w:p>
     <w:p>
       <w:pPr>
         <w:pStyle w:val="Heading2"/>
       </w:pPr>
-      <w:r/>
       <w:r>
+        <w:rPr>
+          <w:color w:val="1F4E79"/>
+        </w:rPr>
         <w:t>7. Acciones de control y seguimiento</w:t>
       </w:r>
     </w:p>
     <w:p>
       <w:r>
-        <w:t>Para sostener la alineación con las políticas, se mantienen las siguientes acciones de control:</w:t>
+        <w:t>Para sostener y reforzar la alineación con las políticas, se mantienen las siguientes acciones de control:</w:t>
+      </w:r>
+    </w:p>
+    <w:p>
+      <w:pPr>
+        <w:pStyle w:val="ListNumber"/>
+      </w:pPr>
+      <w:r>
+        <w:rPr>
+          <w:b/>
+        </w:rPr>
+        <w:t>Longitud de contraseña.</w:t>
+      </w:r>
+      <w:r>
+        <w:t xml:space="preserve"> Revisar y, cuando aplique, </w:t>
+      </w:r>
+      <w:r>
+        <w:rPr>
+          <w:b/>
+        </w:rPr>
+        <w:t>alinear la longitud mínima de contraseña</w:t>
+      </w:r>
+      <w:r>
+        <w:t xml:space="preserve"> del sistema con lo establecido en PSI.05 (al menos 12 caracteres con combinación de mayúsculas, minúsculas, números y símbolos).</w:t>
+      </w:r>
+    </w:p>
+    <w:p>
+      <w:pPr>
+        <w:pStyle w:val="ListNumber"/>
+      </w:pPr>
+      <w:r>
+        <w:rPr>
+          <w:b/>
+        </w:rPr>
+        <w:t>MFA.</w:t>
+      </w:r>
+      <w:r>
+        <w:t xml:space="preserve"> Evaluar la habilitación de </w:t>
+      </w:r>
+      <w:r>
+        <w:rPr>
+          <w:b/>
+        </w:rPr>
+        <w:t>autenticación multifactor (MFA)</w:t>
+      </w:r>
+      <w:r>
+        <w:t xml:space="preserve"> cuando la tecnología y el entorno del cliente lo permitan.</w:t>
       </w:r>
     </w:p>
     <w:p>
@@ -4112,7 +4821,39 @@
         <w:t>Revisión de accesos.</w:t>
       </w:r>
       <w:r>
-        <w:t xml:space="preserve"> Se conserva evidencia documentada de las revisiones periódicas de usuarios y permisos, incluyendo responsable, fecha y resultado.</w:t>
+        <w:t xml:space="preserve"> Conservar evidencia documentada de las revisiones de accesos de administrador </w:t>
+      </w:r>
+      <w:r>
+        <w:rPr>
+          <w:b/>
+        </w:rPr>
+        <w:t>cada 5 meses</w:t>
+      </w:r>
+      <w:r>
+        <w:t xml:space="preserve"> y ante cambios mayores, realizadas por personal ajeno a la asignación de accesos.</w:t>
+      </w:r>
+    </w:p>
+    <w:p>
+      <w:pPr>
+        <w:pStyle w:val="ListNumber"/>
+      </w:pPr>
+      <w:r>
+        <w:rPr>
+          <w:b/>
+        </w:rPr>
+        <w:t>Anonimización en bajas.</w:t>
+      </w:r>
+      <w:r>
+        <w:t xml:space="preserve"> Conservar evidencia de la </w:t>
+      </w:r>
+      <w:r>
+        <w:rPr>
+          <w:b/>
+        </w:rPr>
+        <w:t>anonimización (correo, nombre y teléfono)</w:t>
+      </w:r>
+      <w:r>
+        <w:t xml:space="preserve"> de empleados dados de baja, conforme a PSI.05.</w:t>
       </w:r>
     </w:p>
     <w:p>
@@ -4126,21 +4867,7 @@
         <w:t>Configuración de roles.</w:t>
       </w:r>
       <w:r>
-        <w:t xml:space="preserve"> Se conservan capturas o reportes de la configuración vigente de roles y permisos, especialmente de cuentas privilegiadas.</w:t>
-      </w:r>
-    </w:p>
-    <w:p>
-      <w:pPr>
-        <w:pStyle w:val="ListNumber"/>
-      </w:pPr>
-      <w:r>
-        <w:rPr>
-          <w:b/>
-        </w:rPr>
-        <w:t>Módulos opcionales.</w:t>
-      </w:r>
-      <w:r>
-        <w:t xml:space="preserve"> La activación o desactivación de módulos opcionales queda documentada con fecha, motivo y responsable.</w:t>
+        <w:t xml:space="preserve"> Conservar capturas o reportes de la configuración vigente de roles y permisos, especialmente de cuentas privilegiadas.</w:t>
       </w:r>
     </w:p>
     <w:p>
@@ -4154,7 +4881,7 @@
         <w:t>Secretos.</w:t>
       </w:r>
       <w:r>
-        <w:t xml:space="preserve"> Los valores reales de variables de entorno, llaves y contraseñas no se incluyen en documentación ni evidencias; se referencian solo por nombre.</w:t>
+        <w:t xml:space="preserve"> No incluir valores reales de variables de entorno, llaves ni contraseñas en documentación ni evidencias; referenciarlos solo por nombre.</w:t>
       </w:r>
     </w:p>
     <w:p>
@@ -4168,7 +4895,7 @@
         <w:t>Respaldos.</w:t>
       </w:r>
       <w:r>
-        <w:t xml:space="preserve"> Se mantienen respaldos periódicos y evidencia de pruebas de restauración.</w:t>
+        <w:t xml:space="preserve"> Mantener respaldos periódicos y evidencia de pruebas de restauración (PSI.01 / PSI.09).</w:t>
       </w:r>
     </w:p>
     <w:p>
@@ -4179,10 +4906,10 @@
         <w:rPr>
           <w:b/>
         </w:rPr>
-        <w:t>Pruebas previas a liberación.</w:t>
+        <w:t>Pruebas y ambientes.</w:t>
       </w:r>
       <w:r>
-        <w:t xml:space="preserve"> Cada cambio relevante conserva evidencia de pruebas funcionales y de control de acceso antes de liberarse.</w:t>
+        <w:t xml:space="preserve"> Conservar evidencia de pruebas funcionales y de seguridad antes de liberar, sin usar datos reales de producción en ambientes de prueba (PSI.12).</w:t>
       </w:r>
     </w:p>
     <w:p>
@@ -4196,29 +4923,17 @@
         <w:t>Exportaciones.</w:t>
       </w:r>
       <w:r>
-        <w:t xml:space="preserve"> Las exportaciones PDF/Excel se revisan antes de compartirse para evitar divulgar datos personales innecesarios.</w:t>
-      </w:r>
-    </w:p>
-    <w:p>
-      <w:pPr>
-        <w:pStyle w:val="ListNumber"/>
-      </w:pPr>
-      <w:r>
-        <w:rPr>
-          <w:b/>
-        </w:rPr>
-        <w:t>Datos de prueba.</w:t>
-      </w:r>
-      <w:r>
-        <w:t xml:space="preserve"> Los ambientes de prueba y las capturas documentales utilizan datos anonimizados o controlados.</w:t>
+        <w:t xml:space="preserve"> Revisar las exportaciones PDF/Excel antes de compartirlas para no divulgar datos personales innecesarios.</w:t>
       </w:r>
     </w:p>
     <w:p>
       <w:pPr>
         <w:pStyle w:val="Heading2"/>
       </w:pPr>
-      <w:r/>
       <w:r>
+        <w:rPr>
+          <w:color w:val="1F4E79"/>
+        </w:rPr>
         <w:t>8. Conclusión</w:t>
       </w:r>
     </w:p>
@@ -4248,7 +4963,7 @@
         <w:rPr>
           <w:b/>
         </w:rPr>
-        <w:t>PSI.05</w:t>
+        <w:t>PSI.01</w:t>
       </w:r>
       <w:r>
         <w:t xml:space="preserve">, </w:t>
@@ -4257,10 +4972,10 @@
         <w:rPr>
           <w:b/>
         </w:rPr>
-        <w:t>Control 8.11</w:t>
+        <w:t>PSI.05</w:t>
       </w:r>
       <w:r>
-        <w:t xml:space="preserve"> y </w:t>
+        <w:t xml:space="preserve"> (incluido su apartado de enmascaramiento) y </w:t>
       </w:r>
       <w:r>
         <w:rPr>
@@ -4269,7 +4984,7 @@
         <w:t>PSI.12</w:t>
       </w:r>
       <w:r>
-        <w:t>, soportando los controles de acceso, la protección de datos y las prácticas de desarrollo seguro definidos por la organización.</w:t>
+        <w:t>, soportando los requisitos de seguridad del proyecto, los controles de acceso, la protección de datos y las prácticas de desarrollo seguro definidos por la organización.</w:t>
       </w:r>
     </w:p>
     <w:p>
@@ -4308,8 +5023,10 @@
       <w:pPr>
         <w:pStyle w:val="Heading2"/>
       </w:pPr>
-      <w:r/>
       <w:r>
+        <w:rPr>
+          <w:color w:val="1F4E79"/>
+        </w:rPr>
         <w:t>9. Control documental</w:t>
       </w:r>
     </w:p>
@@ -4336,11 +5053,13 @@
             <w:r>
               <w:rPr>
                 <w:b/>
+                <w:color w:val="1F4E79"/>
               </w:rPr>
             </w:r>
             <w:r>
               <w:rPr>
                 <w:b/>
+                <w:color w:val="1F4E79"/>
               </w:rPr>
               <w:t>Documento</w:t>
             </w:r>
@@ -4354,11 +5073,13 @@
             <w:r>
               <w:rPr>
                 <w:b/>
+                <w:color w:val="1F4E79"/>
               </w:rPr>
             </w:r>
             <w:r>
               <w:rPr>
                 <w:b/>
+                <w:color w:val="1F4E79"/>
               </w:rPr>
               <w:t>Código</w:t>
             </w:r>
@@ -4372,11 +5093,13 @@
             <w:r>
               <w:rPr>
                 <w:b/>
+                <w:color w:val="1F4E79"/>
               </w:rPr>
             </w:r>
             <w:r>
               <w:rPr>
                 <w:b/>
+                <w:color w:val="1F4E79"/>
               </w:rPr>
               <w:t>Versión</w:t>
             </w:r>
@@ -4390,11 +5113,13 @@
             <w:r>
               <w:rPr>
                 <w:b/>
+                <w:color w:val="1F4E79"/>
               </w:rPr>
             </w:r>
             <w:r>
               <w:rPr>
                 <w:b/>
+                <w:color w:val="1F4E79"/>
               </w:rPr>
               <w:t>Fecha</w:t>
             </w:r>
@@ -4408,11 +5133,13 @@
             <w:r>
               <w:rPr>
                 <w:b/>
+                <w:color w:val="1F4E79"/>
               </w:rPr>
             </w:r>
             <w:r>
               <w:rPr>
                 <w:b/>
+                <w:color w:val="1F4E79"/>
               </w:rPr>
               <w:t>Responsable</w:t>
             </w:r>
@@ -4426,11 +5153,13 @@
             <w:r>
               <w:rPr>
                 <w:b/>
+                <w:color w:val="1F4E79"/>
               </w:rPr>
             </w:r>
             <w:r>
               <w:rPr>
                 <w:b/>
+                <w:color w:val="1F4E79"/>
               </w:rPr>
               <w:t>Estado</w:t>
             </w:r>
@@ -4515,7 +5244,7 @@
         <w:t>Documentos relacionados:</w:t>
       </w:r>
       <w:r>
-        <w:t xml:space="preserve"> PSI.05, Control 8.11, PSI.12, DF-RE-001, MA-RE-001, MU-RE-001, MT-RE-001, DB-RE-001, API-RE-001, PT-RE-001, MI-RE-001, BC-RE-001.</w:t>
+        <w:t xml:space="preserve"> PSI.01, PSI.05, PSI.12, DF-RE-001, MA-RE-001, MU-RE-001, MT-RE-001, DB-RE-001, API-RE-001, PT-RE-001, MI-RE-001, BC-RE-001.</w:t>
       </w:r>
     </w:p>
     <w:p>

--- a/documentacion/word/RecepcionElectronica/TR-RE-001-MatrizTrazabilidadISO.docx
+++ b/documentacion/word/RecepcionElectronica/TR-RE-001-MatrizTrazabilidadISO.docx
@@ -3693,7 +3693,6 @@
           </w:tcPr>
           <w:p>
             <w:r>
-              <w:lastRenderedPageBreak/>
               <w:t>PSI.12</w:t>
             </w:r>
           </w:p>
@@ -5651,25 +5650,6 @@
       </w:tr>
     </w:tbl>
     <w:p/>
-    <w:p>
-      <w:r>
-        <w:rPr>
-          <w:b/>
-        </w:rPr>
-        <w:t>Documentos relacionados:</w:t>
-      </w:r>
-      <w:r>
-        <w:t xml:space="preserve"> PSI.01, PSI.05, PSI.12, DF-RE-001, MA-RE-001, MU-RE-001, MT-RE-001, DB-RE-001, API-RE-001, PT-RE-001, MI-RE-001, BC-RE-001.</w:t>
-      </w:r>
-    </w:p>
-    <w:p>
-      <w:r>
-        <w:rPr>
-          <w:b/>
-        </w:rPr>
-        <w:t>Fin del documento.</w:t>
-      </w:r>
-    </w:p>
     <w:sectPr>
       <w:headerReference w:type="default" r:id="rId8"/>
       <w:footerReference w:type="default" r:id="rId9"/>
@@ -5723,6 +5703,9 @@
           <w:pStyle w:val="Piedepgina"/>
         </w:pPr>
         <w:r>
+          <w:rPr>
+            <w:noProof/>
+          </w:rPr>
           <mc:AlternateContent>
             <mc:Choice Requires="wpg">
               <w:drawing>
@@ -6019,6 +6002,7 @@
     </w:pPr>
     <w:r>
       <w:rPr>
+        <w:noProof/>
         <w:lang w:eastAsia="es-MX"/>
       </w:rPr>
       <w:drawing>

--- a/documentacion/word/RecepcionElectronica/TR-RE-001-MatrizTrazabilidadISO.docx
+++ b/documentacion/word/RecepcionElectronica/TR-RE-001-MatrizTrazabilidadISO.docx
@@ -601,7 +601,7 @@
         <w:pStyle w:val="Listaconvietas"/>
       </w:pPr>
       <w:r>
-        <w:t>Ilustración 1. Inicio de sesión (evidencia de autenticación)</w:t>
+        <w:t xml:space="preserve">Ilustración 1. Inicio de sesión </w:t>
       </w:r>
     </w:p>
     <w:p>
@@ -670,14 +670,6 @@
     </w:p>
     <w:p>
       <w:pPr>
-        <w:pStyle w:val="Listaconvietas"/>
-      </w:pPr>
-      <w:r>
-        <w:t>Ilustración 10. Bitácora / control de cambios</w:t>
-      </w:r>
-    </w:p>
-    <w:p>
-      <w:pPr>
         <w:rPr>
           <w:rFonts w:asciiTheme="majorHAnsi" w:eastAsiaTheme="majorEastAsia" w:hAnsiTheme="majorHAnsi" w:cstheme="majorBidi"/>
           <w:b/>
@@ -707,11 +699,17 @@
       </w:r>
     </w:p>
     <w:p>
+      <w:pPr>
+        <w:jc w:val="both"/>
+      </w:pPr>
       <w:r>
         <w:t>Este documento muestra la relación entre las políticas de seguridad de la información PSI.01, PSI.05 y PSI.12, y la forma en que el sistema Recepción Electrónica (RE) se relaciona con esos lineamientos.</w:t>
       </w:r>
     </w:p>
     <w:p>
+      <w:pPr>
+        <w:jc w:val="both"/>
+      </w:pPr>
       <w:r>
         <w:t xml:space="preserve">Las políticas indican los requisitos definidos por la organización, mientras que la documentación de </w:t>
       </w:r>
@@ -721,7 +719,7 @@
       </w:r>
       <w:proofErr w:type="gramEnd"/>
       <w:r>
-        <w:t xml:space="preserve"> cómo se aplican dentro del sistema. Esta matriz sirve como apoyo para auditoría, ya que permite ubicar la evidencia correspondiente a cada control.</w:t>
+        <w:t xml:space="preserve"> cómo se aplican dentro del sistema. </w:t>
       </w:r>
     </w:p>
     <w:p>
@@ -740,7 +738,21 @@
         <w:pStyle w:val="Listaconvietas"/>
       </w:pPr>
       <w:r>
-        <w:t>Aplica al sistema Recepción Electrónica (RE) base y a sus documentos relacionados (funcional, técnico, administrativo, de base de datos, de API y de pruebas).</w:t>
+        <w:t>Aplica al sistema Recepción Electrónica (</w:t>
+      </w:r>
+      <w:proofErr w:type="gramStart"/>
+      <w:r>
+        <w:t>RE)</w:t>
+      </w:r>
+      <w:r>
+        <w:t xml:space="preserve"> </w:t>
+      </w:r>
+      <w:r>
+        <w:t xml:space="preserve"> y</w:t>
+      </w:r>
+      <w:proofErr w:type="gramEnd"/>
+      <w:r>
+        <w:t xml:space="preserve"> a sus documentos relacionados (funcional, técnico, administrativo, de base de datos, de API y de pruebas).</w:t>
       </w:r>
     </w:p>
     <w:p>
@@ -749,22 +761,6 @@
       </w:pPr>
       <w:r>
         <w:t>Cubre los controles contenidos en PSI.01, PSI.05 (incluido su apartado de enmascaramiento de datos) y PSI.12.</w:t>
-      </w:r>
-    </w:p>
-    <w:p>
-      <w:pPr>
-        <w:pStyle w:val="Listaconvietas"/>
-      </w:pPr>
-      <w:r>
-        <w:t>No cubre los módulos opcionales (integraciones), que se documentan por separado y, cuando se contratan, cuentan con su propia trazabilidad.</w:t>
-      </w:r>
-    </w:p>
-    <w:p>
-      <w:pPr>
-        <w:pStyle w:val="Listaconvietas"/>
-      </w:pPr>
-      <w:r>
-        <w:t>La matriz refleja el estado del sistema y de la documentación a la fecha indicada en la portada; su revisión se realiza ante cambios relevantes.</w:t>
       </w:r>
     </w:p>
     <w:p>
@@ -783,7 +779,7 @@
         <w:rPr>
           <w:b/>
         </w:rPr>
-        <w:t>Lineamientos (deber ser):</w:t>
+        <w:t>Lineamientos:</w:t>
       </w:r>
     </w:p>
     <w:tbl>
@@ -990,7 +986,7 @@
         <w:rPr>
           <w:b/>
         </w:rPr>
-        <w:t>Documentación del sistema RE (cómo se aplica):</w:t>
+        <w:t>Documentación del sistema RE:</w:t>
       </w:r>
     </w:p>
     <w:tbl>
@@ -1136,7 +1132,6 @@
           </w:tcPr>
           <w:p>
             <w:r>
-              <w:lastRenderedPageBreak/>
               <w:t>MT-RE-001</w:t>
             </w:r>
           </w:p>
@@ -1623,7 +1618,13 @@
               <w:rPr>
                 <w:color w:val="1F4E79"/>
               </w:rPr>
-              <w:t>Evidencia / referencia</w:t>
+              <w:t>R</w:t>
+            </w:r>
+            <w:r>
+              <w:rPr>
+                <w:color w:val="1F4E79"/>
+              </w:rPr>
+              <w:t>eferencia</w:t>
             </w:r>
           </w:p>
         </w:tc>
@@ -1764,7 +1765,13 @@
               <w:cnfStyle w:val="000000010000" w:firstRow="0" w:lastRow="0" w:firstColumn="0" w:lastColumn="0" w:oddVBand="0" w:evenVBand="0" w:oddHBand="0" w:evenHBand="1" w:firstRowFirstColumn="0" w:firstRowLastColumn="0" w:lastRowFirstColumn="0" w:lastRowLastColumn="0"/>
             </w:pPr>
             <w:r>
-              <w:t>DF-RE-001 (6.6), MA-RE-001 (9.1)</w:t>
+              <w:t>DF-RE-001 (6.</w:t>
+            </w:r>
+            <w:r>
+              <w:t>4</w:t>
+            </w:r>
+            <w:r>
+              <w:t>), MA-RE-001 (9.1)</w:t>
             </w:r>
           </w:p>
         </w:tc>
@@ -1806,11 +1813,7 @@
               <w:cnfStyle w:val="000000100000" w:firstRow="0" w:lastRow="0" w:firstColumn="0" w:lastColumn="0" w:oddVBand="0" w:evenVBand="0" w:oddHBand="1" w:evenHBand="0" w:firstRowFirstColumn="0" w:firstRowLastColumn="0" w:lastRowFirstColumn="0" w:lastRowLastColumn="0"/>
             </w:pPr>
             <w:r>
-              <w:t xml:space="preserve">Contraseñas robustas y </w:t>
-            </w:r>
-            <w:r>
-              <w:lastRenderedPageBreak/>
-              <w:t>cambio controlado</w:t>
+              <w:t>Contraseñas robustas y cambio controlado</w:t>
             </w:r>
           </w:p>
         </w:tc>
@@ -1823,21 +1826,13 @@
               <w:cnfStyle w:val="000000100000" w:firstRow="0" w:lastRow="0" w:firstColumn="0" w:lastColumn="0" w:oddVBand="0" w:evenVBand="0" w:oddHBand="1" w:evenHBand="0" w:firstRowFirstColumn="0" w:firstRowLastColumn="0" w:lastRowFirstColumn="0" w:lastRowLastColumn="0"/>
             </w:pPr>
             <w:r>
-              <w:lastRenderedPageBreak/>
               <w:t xml:space="preserve">El alta de usuario exige </w:t>
             </w:r>
             <w:r>
               <w:rPr>
                 <w:b/>
               </w:rPr>
-              <w:t xml:space="preserve">contraseña con </w:t>
-            </w:r>
-            <w:r>
-              <w:rPr>
-                <w:b/>
-              </w:rPr>
-              <w:lastRenderedPageBreak/>
-              <w:t>combinación de mayúsculas, minúsculas, números y símbolos</w:t>
+              <w:t>contraseña con combinación de mayúsculas, minúsculas, números y símbolos</w:t>
             </w:r>
             <w:r>
               <w:t>.</w:t>
@@ -1853,12 +1848,13 @@
               <w:cnfStyle w:val="000000100000" w:firstRow="0" w:lastRow="0" w:firstColumn="0" w:lastColumn="0" w:oddVBand="0" w:evenVBand="0" w:oddHBand="1" w:evenHBand="0" w:firstRowFirstColumn="0" w:firstRowLastColumn="0" w:lastRowFirstColumn="0" w:lastRowLastColumn="0"/>
             </w:pPr>
             <w:r>
-              <w:lastRenderedPageBreak/>
-              <w:t>MU-RE-001 (10.1), DF-</w:t>
-            </w:r>
-            <w:r>
-              <w:lastRenderedPageBreak/>
-              <w:t>RE-001 (6.6)</w:t>
+              <w:t>MU-RE-001 (10.1), DF-RE-001 (6.</w:t>
+            </w:r>
+            <w:r>
+              <w:t>1</w:t>
+            </w:r>
+            <w:r>
+              <w:t>)</w:t>
             </w:r>
           </w:p>
         </w:tc>
@@ -1871,12 +1867,7 @@
               <w:cnfStyle w:val="000000100000" w:firstRow="0" w:lastRow="0" w:firstColumn="0" w:lastColumn="0" w:oddVBand="0" w:evenVBand="0" w:oddHBand="1" w:evenHBand="0" w:firstRowFirstColumn="0" w:firstRowLastColumn="0" w:lastRowFirstColumn="0" w:lastRowLastColumn="0"/>
             </w:pPr>
             <w:r>
-              <w:lastRenderedPageBreak/>
-              <w:t xml:space="preserve">Configuración/validación de contraseña (ver </w:t>
-            </w:r>
-            <w:r>
-              <w:lastRenderedPageBreak/>
-              <w:t>recomendación 1, sección 7).</w:t>
+              <w:t>Configuración/validación de contraseña (ver recomendación 1, sección 7).</w:t>
             </w:r>
           </w:p>
         </w:tc>
@@ -1892,7 +1883,6 @@
           </w:tcPr>
           <w:p>
             <w:r>
-              <w:lastRenderedPageBreak/>
               <w:t>PSI.05</w:t>
             </w:r>
           </w:p>
@@ -1928,7 +1918,11 @@
               <w:t>roles</w:t>
             </w:r>
             <w:r>
-              <w:t xml:space="preserve"> (Administrador, Recepción, Interno, Reportes, Visitante, Tablet y personalizados) que determinan los módulos y acciones visibles.</w:t>
+              <w:t xml:space="preserve"> (Administrador, </w:t>
+            </w:r>
+            <w:r>
+              <w:lastRenderedPageBreak/>
+              <w:t>Recepción, Interno, Reportes, Visitante, Tablet y personalizados) que determinan los módulos y acciones visibles.</w:t>
             </w:r>
           </w:p>
         </w:tc>
@@ -1941,7 +1935,12 @@
               <w:cnfStyle w:val="000000010000" w:firstRow="0" w:lastRow="0" w:firstColumn="0" w:lastColumn="0" w:oddVBand="0" w:evenVBand="0" w:oddHBand="0" w:evenHBand="1" w:firstRowFirstColumn="0" w:firstRowLastColumn="0" w:lastRowFirstColumn="0" w:lastRowLastColumn="0"/>
             </w:pPr>
             <w:r>
-              <w:t>MA-RE-001 (4, 5), DF-RE-001 (9)</w:t>
+              <w:lastRenderedPageBreak/>
+              <w:t>MA-RE-001 (4, 5), DF-RE-</w:t>
+            </w:r>
+            <w:r>
+              <w:lastRenderedPageBreak/>
+              <w:t>001 (9)</w:t>
             </w:r>
           </w:p>
         </w:tc>
@@ -1954,7 +1953,12 @@
               <w:cnfStyle w:val="000000010000" w:firstRow="0" w:lastRow="0" w:firstColumn="0" w:lastColumn="0" w:oddVBand="0" w:evenVBand="0" w:oddHBand="0" w:evenHBand="1" w:firstRowFirstColumn="0" w:firstRowLastColumn="0" w:lastRowFirstColumn="0" w:lastRowLastColumn="0"/>
             </w:pPr>
             <w:r>
-              <w:t>Matriz de roles; configuración de permisos por rol (ver Ilustración 2).</w:t>
+              <w:lastRenderedPageBreak/>
+              <w:t xml:space="preserve">Matriz de roles; configuración de </w:t>
+            </w:r>
+            <w:r>
+              <w:lastRenderedPageBreak/>
+              <w:t>permisos por rol (ver Ilustración 2).</w:t>
             </w:r>
           </w:p>
         </w:tc>
@@ -1970,6 +1974,7 @@
           </w:tcPr>
           <w:p>
             <w:r>
+              <w:lastRenderedPageBreak/>
               <w:t>PSI.05</w:t>
             </w:r>
           </w:p>
@@ -2305,11 +2310,7 @@
               <w:cnfStyle w:val="000000100000" w:firstRow="0" w:lastRow="0" w:firstColumn="0" w:lastColumn="0" w:oddVBand="0" w:evenVBand="0" w:oddHBand="1" w:evenHBand="0" w:firstRowFirstColumn="0" w:firstRowLastColumn="0" w:lastRowFirstColumn="0" w:lastRowLastColumn="0"/>
             </w:pPr>
             <w:r>
-              <w:t xml:space="preserve">Restricción de acceso a </w:t>
-            </w:r>
-            <w:r>
-              <w:lastRenderedPageBreak/>
-              <w:t>módulos y reportes</w:t>
+              <w:t>Restricción de acceso a módulos y reportes</w:t>
             </w:r>
           </w:p>
         </w:tc>
@@ -2322,7 +2323,6 @@
               <w:cnfStyle w:val="000000100000" w:firstRow="0" w:lastRow="0" w:firstColumn="0" w:lastColumn="0" w:oddVBand="0" w:evenVBand="0" w:oddHBand="1" w:evenHBand="0" w:firstRowFirstColumn="0" w:firstRowLastColumn="0" w:lastRowFirstColumn="0" w:lastRowLastColumn="0"/>
             </w:pPr>
             <w:r>
-              <w:lastRenderedPageBreak/>
               <w:t xml:space="preserve">Cada módulo (incluidos </w:t>
             </w:r>
             <w:r>
@@ -2332,11 +2332,7 @@
               <w:t>Reportes</w:t>
             </w:r>
             <w:r>
-              <w:t xml:space="preserve">) se muestra </w:t>
-            </w:r>
-            <w:r>
-              <w:lastRenderedPageBreak/>
-              <w:t>según el rol; las exportaciones respetan los permisos del usuario.</w:t>
+              <w:t>) se muestra según el rol; las exportaciones respetan los permisos del usuario.</w:t>
             </w:r>
           </w:p>
         </w:tc>
@@ -2349,12 +2345,7 @@
               <w:cnfStyle w:val="000000100000" w:firstRow="0" w:lastRow="0" w:firstColumn="0" w:lastColumn="0" w:oddVBand="0" w:evenVBand="0" w:oddHBand="1" w:evenHBand="0" w:firstRowFirstColumn="0" w:firstRowLastColumn="0" w:lastRowFirstColumn="0" w:lastRowLastColumn="0"/>
             </w:pPr>
             <w:r>
-              <w:lastRenderedPageBreak/>
-              <w:t xml:space="preserve">DF-RE-001 (6.7–6.9), </w:t>
-            </w:r>
-            <w:r>
-              <w:lastRenderedPageBreak/>
-              <w:t>MU-RE-001 (13)</w:t>
+              <w:t>DF-RE-001 (6.7–6.9), MU-RE-001 (13)</w:t>
             </w:r>
           </w:p>
         </w:tc>
@@ -2367,12 +2358,7 @@
               <w:cnfStyle w:val="000000100000" w:firstRow="0" w:lastRow="0" w:firstColumn="0" w:lastColumn="0" w:oddVBand="0" w:evenVBand="0" w:oddHBand="1" w:evenHBand="0" w:firstRowFirstColumn="0" w:firstRowLastColumn="0" w:lastRowFirstColumn="0" w:lastRowLastColumn="0"/>
             </w:pPr>
             <w:r>
-              <w:lastRenderedPageBreak/>
-              <w:t xml:space="preserve">Pruebas de visibilidad por rol; revisión de </w:t>
-            </w:r>
-            <w:r>
-              <w:lastRenderedPageBreak/>
-              <w:t>exportaciones.</w:t>
+              <w:t>Pruebas de visibilidad por rol; revisión de exportaciones.</w:t>
             </w:r>
           </w:p>
         </w:tc>
@@ -2388,7 +2374,6 @@
           </w:tcPr>
           <w:p>
             <w:r>
-              <w:lastRenderedPageBreak/>
               <w:t>PSI.05</w:t>
             </w:r>
           </w:p>
@@ -2424,7 +2409,11 @@
               <w:t>vigencia limitada</w:t>
             </w:r>
             <w:r>
-              <w:t xml:space="preserve"> (predeterminado 7 días) y el sistema valida periódicamente su validez, cerrando sesión y solicitando </w:t>
+              <w:t xml:space="preserve"> </w:t>
+            </w:r>
+            <w:r>
+              <w:lastRenderedPageBreak/>
+              <w:t xml:space="preserve">(predeterminado 7 días) y el sistema valida periódicamente su validez, cerrando sesión y solicitando </w:t>
             </w:r>
             <w:proofErr w:type="spellStart"/>
             <w:r>
@@ -2445,7 +2434,12 @@
               <w:cnfStyle w:val="000000010000" w:firstRow="0" w:lastRow="0" w:firstColumn="0" w:lastColumn="0" w:oddVBand="0" w:evenVBand="0" w:oddHBand="0" w:evenHBand="1" w:firstRowFirstColumn="0" w:firstRowLastColumn="0" w:lastRowFirstColumn="0" w:lastRowLastColumn="0"/>
             </w:pPr>
             <w:r>
-              <w:t>DF-RE-001 (5.1), MU-RE-001 (4.3)</w:t>
+              <w:lastRenderedPageBreak/>
+              <w:t>DF-RE-001 (5.1), MU-</w:t>
+            </w:r>
+            <w:r>
+              <w:lastRenderedPageBreak/>
+              <w:t>RE-001 (4.3)</w:t>
             </w:r>
           </w:p>
         </w:tc>
@@ -2458,6 +2452,7 @@
               <w:cnfStyle w:val="000000010000" w:firstRow="0" w:lastRow="0" w:firstColumn="0" w:lastColumn="0" w:oddVBand="0" w:evenVBand="0" w:oddHBand="0" w:evenHBand="1" w:firstRowFirstColumn="0" w:firstRowLastColumn="0" w:lastRowFirstColumn="0" w:lastRowLastColumn="0"/>
             </w:pPr>
             <w:r>
+              <w:lastRenderedPageBreak/>
               <w:t>Configuración de tiempos de sesión.</w:t>
             </w:r>
           </w:p>
@@ -2474,6 +2469,7 @@
           </w:tcPr>
           <w:p>
             <w:r>
+              <w:lastRenderedPageBreak/>
               <w:t>PSI.05</w:t>
             </w:r>
           </w:p>
@@ -2542,14 +2538,71 @@
       </w:r>
     </w:p>
     <w:p>
+      <w:pPr>
+        <w:jc w:val="center"/>
+        <w:rPr>
+          <w:b/>
+        </w:rPr>
+      </w:pPr>
       <w:r>
         <w:rPr>
           <w:rFonts w:ascii="Consolas" w:hAnsi="Consolas"/>
+          <w:noProof/>
         </w:rPr>
-        <w:t>[Foto: pantalla de inicio de sesión]</w:t>
+        <w:drawing>
+          <wp:inline distT="0" distB="0" distL="0" distR="0" wp14:anchorId="37E22177" wp14:editId="166697B8">
+            <wp:extent cx="2827020" cy="2296627"/>
+            <wp:effectExtent l="0" t="0" r="0" b="8890"/>
+            <wp:docPr id="1018214680" name="Imagen 4"/>
+            <wp:cNvGraphicFramePr>
+              <a:graphicFrameLocks xmlns:a="http://schemas.openxmlformats.org/drawingml/2006/main" noChangeAspect="1"/>
+            </wp:cNvGraphicFramePr>
+            <a:graphic xmlns:a="http://schemas.openxmlformats.org/drawingml/2006/main">
+              <a:graphicData uri="http://schemas.openxmlformats.org/drawingml/2006/picture">
+                <pic:pic xmlns:pic="http://schemas.openxmlformats.org/drawingml/2006/picture">
+                  <pic:nvPicPr>
+                    <pic:cNvPr id="0" name="Picture 1"/>
+                    <pic:cNvPicPr>
+                      <a:picLocks noChangeAspect="1" noChangeArrowheads="1"/>
+                    </pic:cNvPicPr>
+                  </pic:nvPicPr>
+                  <pic:blipFill>
+                    <a:blip r:embed="rId8">
+                      <a:extLst>
+                        <a:ext uri="{28A0092B-C50C-407E-A947-70E740481C1C}">
+                          <a14:useLocalDpi xmlns:a14="http://schemas.microsoft.com/office/drawing/2010/main" val="0"/>
+                        </a:ext>
+                      </a:extLst>
+                    </a:blip>
+                    <a:srcRect/>
+                    <a:stretch>
+                      <a:fillRect/>
+                    </a:stretch>
+                  </pic:blipFill>
+                  <pic:spPr bwMode="auto">
+                    <a:xfrm>
+                      <a:off x="0" y="0"/>
+                      <a:ext cx="2828346" cy="2297704"/>
+                    </a:xfrm>
+                    <a:prstGeom prst="rect">
+                      <a:avLst/>
+                    </a:prstGeom>
+                    <a:noFill/>
+                    <a:ln>
+                      <a:noFill/>
+                    </a:ln>
+                  </pic:spPr>
+                </pic:pic>
+              </a:graphicData>
+            </a:graphic>
+          </wp:inline>
+        </w:drawing>
       </w:r>
     </w:p>
     <w:p>
+      <w:pPr>
+        <w:jc w:val="center"/>
+      </w:pPr>
       <w:r>
         <w:rPr>
           <w:b/>
@@ -2557,18 +2610,56 @@
         <w:t>Ilustración 1.</w:t>
       </w:r>
       <w:r>
-        <w:t xml:space="preserve"> Inicio de sesión (evidencia de autenticación)</w:t>
+        <w:t xml:space="preserve"> Inicio de sesión</w:t>
+      </w:r>
+      <w:r>
+        <w:t>.</w:t>
       </w:r>
     </w:p>
     <w:p>
+      <w:pPr>
+        <w:jc w:val="center"/>
+      </w:pPr>
       <w:r>
         <w:rPr>
           <w:rFonts w:ascii="Consolas" w:hAnsi="Consolas"/>
         </w:rPr>
-        <w:t>[Foto: configuración de roles y permisos por rol]</w:t>
+        <w:drawing>
+          <wp:inline distT="0" distB="0" distL="0" distR="0" wp14:anchorId="0F0827FB" wp14:editId="33933474">
+            <wp:extent cx="5486400" cy="2051685"/>
+            <wp:effectExtent l="0" t="0" r="0" b="5715"/>
+            <wp:docPr id="1582701172" name="Imagen 1"/>
+            <wp:cNvGraphicFramePr>
+              <a:graphicFrameLocks xmlns:a="http://schemas.openxmlformats.org/drawingml/2006/main" noChangeAspect="1"/>
+            </wp:cNvGraphicFramePr>
+            <a:graphic xmlns:a="http://schemas.openxmlformats.org/drawingml/2006/main">
+              <a:graphicData uri="http://schemas.openxmlformats.org/drawingml/2006/picture">
+                <pic:pic xmlns:pic="http://schemas.openxmlformats.org/drawingml/2006/picture">
+                  <pic:nvPicPr>
+                    <pic:cNvPr id="1582701172" name=""/>
+                    <pic:cNvPicPr/>
+                  </pic:nvPicPr>
+                  <pic:blipFill>
+                    <a:blip r:embed="rId9"/>
+                    <a:stretch>
+                      <a:fillRect/>
+                    </a:stretch>
+                  </pic:blipFill>
+                  <pic:spPr>
+                    <a:xfrm>
+                      <a:off x="0" y="0"/>
+                      <a:ext cx="5486400" cy="2051685"/>
+                    </a:xfrm>
+                    <a:prstGeom prst="rect">
+                      <a:avLst/>
+                    </a:prstGeom>
+                  </pic:spPr>
+                </pic:pic>
+              </a:graphicData>
+            </a:graphic>
+          </wp:inline>
+        </w:drawing>
       </w:r>
-    </w:p>
-    <w:p>
       <w:r>
         <w:rPr>
           <w:b/>
@@ -2580,14 +2671,50 @@
       </w:r>
     </w:p>
     <w:p>
+      <w:pPr>
+        <w:jc w:val="center"/>
+      </w:pPr>
       <w:r>
         <w:rPr>
           <w:rFonts w:ascii="Consolas" w:hAnsi="Consolas"/>
         </w:rPr>
-        <w:t>[Foto: listado de usuarios con filtro Activos/Inactivos]</w:t>
+        <w:lastRenderedPageBreak/>
+        <w:drawing>
+          <wp:inline distT="0" distB="0" distL="0" distR="0" wp14:anchorId="34411472" wp14:editId="627874EA">
+            <wp:extent cx="5486400" cy="1391285"/>
+            <wp:effectExtent l="0" t="0" r="0" b="0"/>
+            <wp:docPr id="485329227" name="Imagen 1"/>
+            <wp:cNvGraphicFramePr>
+              <a:graphicFrameLocks xmlns:a="http://schemas.openxmlformats.org/drawingml/2006/main" noChangeAspect="1"/>
+            </wp:cNvGraphicFramePr>
+            <a:graphic xmlns:a="http://schemas.openxmlformats.org/drawingml/2006/main">
+              <a:graphicData uri="http://schemas.openxmlformats.org/drawingml/2006/picture">
+                <pic:pic xmlns:pic="http://schemas.openxmlformats.org/drawingml/2006/picture">
+                  <pic:nvPicPr>
+                    <pic:cNvPr id="485329227" name=""/>
+                    <pic:cNvPicPr/>
+                  </pic:nvPicPr>
+                  <pic:blipFill>
+                    <a:blip r:embed="rId10"/>
+                    <a:stretch>
+                      <a:fillRect/>
+                    </a:stretch>
+                  </pic:blipFill>
+                  <pic:spPr>
+                    <a:xfrm>
+                      <a:off x="0" y="0"/>
+                      <a:ext cx="5486400" cy="1391285"/>
+                    </a:xfrm>
+                    <a:prstGeom prst="rect">
+                      <a:avLst/>
+                    </a:prstGeom>
+                  </pic:spPr>
+                </pic:pic>
+              </a:graphicData>
+            </a:graphic>
+          </wp:inline>
+        </w:drawing>
       </w:r>
-    </w:p>
-    <w:p>
       <w:r>
         <w:rPr>
           <w:b/>
@@ -2599,14 +2726,65 @@
       </w:r>
     </w:p>
     <w:p>
+      <w:pPr>
+        <w:rPr>
+          <w:rFonts w:ascii="Consolas" w:hAnsi="Consolas"/>
+        </w:rPr>
+      </w:pPr>
+    </w:p>
+    <w:p>
+      <w:pPr>
+        <w:jc w:val="center"/>
+      </w:pPr>
       <w:r>
         <w:rPr>
           <w:rFonts w:ascii="Consolas" w:hAnsi="Consolas"/>
         </w:rPr>
-        <w:t>[Foto: acción de desbloqueo de una cuenta]</w:t>
+        <w:drawing>
+          <wp:inline distT="0" distB="0" distL="0" distR="0" wp14:anchorId="2691BB44" wp14:editId="777EC1B0">
+            <wp:extent cx="5417820" cy="2879725"/>
+            <wp:effectExtent l="0" t="0" r="0" b="0"/>
+            <wp:docPr id="2003535417" name="Imagen 1"/>
+            <wp:cNvGraphicFramePr>
+              <a:graphicFrameLocks xmlns:a="http://schemas.openxmlformats.org/drawingml/2006/main" noChangeAspect="1"/>
+            </wp:cNvGraphicFramePr>
+            <a:graphic xmlns:a="http://schemas.openxmlformats.org/drawingml/2006/main">
+              <a:graphicData uri="http://schemas.openxmlformats.org/drawingml/2006/picture">
+                <pic:pic xmlns:pic="http://schemas.openxmlformats.org/drawingml/2006/picture">
+                  <pic:nvPicPr>
+                    <pic:cNvPr id="2003535417" name=""/>
+                    <pic:cNvPicPr/>
+                  </pic:nvPicPr>
+                  <pic:blipFill rotWithShape="1">
+                    <a:blip r:embed="rId11"/>
+                    <a:srcRect l="1250" t="2828"/>
+                    <a:stretch>
+                      <a:fillRect/>
+                    </a:stretch>
+                  </pic:blipFill>
+                  <pic:spPr bwMode="auto">
+                    <a:xfrm>
+                      <a:off x="0" y="0"/>
+                      <a:ext cx="5417820" cy="2879725"/>
+                    </a:xfrm>
+                    <a:prstGeom prst="rect">
+                      <a:avLst/>
+                    </a:prstGeom>
+                    <a:ln>
+                      <a:noFill/>
+                    </a:ln>
+                    <a:extLst>
+                      <a:ext uri="{53640926-AAD7-44D8-BBD7-CCE9431645EC}">
+                        <a14:shadowObscured xmlns:a14="http://schemas.microsoft.com/office/drawing/2010/main"/>
+                      </a:ext>
+                    </a:extLst>
+                  </pic:spPr>
+                </pic:pic>
+              </a:graphicData>
+            </a:graphic>
+          </wp:inline>
+        </w:drawing>
       </w:r>
-    </w:p>
-    <w:p>
       <w:r>
         <w:rPr>
           <w:b/>
@@ -2753,7 +2931,13 @@
               <w:rPr>
                 <w:color w:val="1F4E79"/>
               </w:rPr>
-              <w:t>Evidencia / referencia</w:t>
+              <w:t>R</w:t>
+            </w:r>
+            <w:r>
+              <w:rPr>
+                <w:color w:val="1F4E79"/>
+              </w:rPr>
+              <w:t>eferencia</w:t>
             </w:r>
           </w:p>
         </w:tc>
@@ -2782,11 +2966,7 @@
               <w:cnfStyle w:val="000000100000" w:firstRow="0" w:lastRow="0" w:firstColumn="0" w:lastColumn="0" w:oddVBand="0" w:evenVBand="0" w:oddHBand="1" w:evenHBand="0" w:firstRowFirstColumn="0" w:firstRowLastColumn="0" w:lastRowFirstColumn="0" w:lastRowLastColumn="0"/>
             </w:pPr>
             <w:r>
-              <w:t xml:space="preserve">Minimización de datos </w:t>
-            </w:r>
-            <w:r>
-              <w:lastRenderedPageBreak/>
-              <w:t>personales</w:t>
+              <w:t>Minimización de datos personales</w:t>
             </w:r>
           </w:p>
         </w:tc>
@@ -2800,16 +2980,11 @@
             </w:pPr>
             <w:proofErr w:type="gramStart"/>
             <w:r>
-              <w:lastRenderedPageBreak/>
               <w:t>RE captura</w:t>
             </w:r>
             <w:proofErr w:type="gramEnd"/>
             <w:r>
-              <w:t xml:space="preserve"> únicamente los datos </w:t>
-            </w:r>
-            <w:r>
-              <w:lastRenderedPageBreak/>
-              <w:t>necesarios para la operación (identificación, contacto, documentos según configuración) y permite definir qué documentos se solicitan.</w:t>
+              <w:t xml:space="preserve"> únicamente los datos necesarios para la operación (identificación, contacto, documentos según configuración) y permite definir qué documentos se solicitan.</w:t>
             </w:r>
           </w:p>
         </w:tc>
@@ -2822,12 +2997,7 @@
               <w:cnfStyle w:val="000000100000" w:firstRow="0" w:lastRow="0" w:firstColumn="0" w:lastColumn="0" w:oddVBand="0" w:evenVBand="0" w:oddHBand="1" w:evenHBand="0" w:firstRowFirstColumn="0" w:firstRowLastColumn="0" w:lastRowFirstColumn="0" w:lastRowLastColumn="0"/>
             </w:pPr>
             <w:r>
-              <w:lastRenderedPageBreak/>
-              <w:t>DF-RE-001 (6.2, 6.3), MA-RE-</w:t>
-            </w:r>
-            <w:r>
-              <w:lastRenderedPageBreak/>
-              <w:t>001 (6.4)</w:t>
+              <w:t>DF-RE-001 (6.2, 6.3), MA-RE-001 (6.4)</w:t>
             </w:r>
           </w:p>
         </w:tc>
@@ -2840,12 +3010,7 @@
               <w:cnfStyle w:val="000000100000" w:firstRow="0" w:lastRow="0" w:firstColumn="0" w:lastColumn="0" w:oddVBand="0" w:evenVBand="0" w:oddHBand="1" w:evenHBand="0" w:firstRowFirstColumn="0" w:firstRowLastColumn="0" w:lastRowFirstColumn="0" w:lastRowLastColumn="0"/>
             </w:pPr>
             <w:r>
-              <w:lastRenderedPageBreak/>
-              <w:t xml:space="preserve">Definición de campos y </w:t>
-            </w:r>
-            <w:r>
-              <w:lastRenderedPageBreak/>
-              <w:t>documentos requeridos (ver Ilustración 6).</w:t>
+              <w:t>Definición de campos y documentos requeridos (ver Ilustración 6).</w:t>
             </w:r>
           </w:p>
         </w:tc>
@@ -3179,11 +3344,7 @@
               <w:cnfStyle w:val="000000010000" w:firstRow="0" w:lastRow="0" w:firstColumn="0" w:lastColumn="0" w:oddVBand="0" w:evenVBand="0" w:oddHBand="0" w:evenHBand="1" w:firstRowFirstColumn="0" w:firstRowLastColumn="0" w:lastRowFirstColumn="0" w:lastRowLastColumn="0"/>
             </w:pPr>
             <w:r>
-              <w:t xml:space="preserve">Cuidado con exportaciones </w:t>
-            </w:r>
-            <w:r>
-              <w:lastRenderedPageBreak/>
-              <w:t>(PDF/Excel)</w:t>
+              <w:t>Cuidado con exportaciones (PDF/Excel)</w:t>
             </w:r>
           </w:p>
         </w:tc>
@@ -3196,12 +3357,7 @@
               <w:cnfStyle w:val="000000010000" w:firstRow="0" w:lastRow="0" w:firstColumn="0" w:lastColumn="0" w:oddVBand="0" w:evenVBand="0" w:oddHBand="0" w:evenHBand="1" w:firstRowFirstColumn="0" w:firstRowLastColumn="0" w:lastRowFirstColumn="0" w:lastRowLastColumn="0"/>
             </w:pPr>
             <w:r>
-              <w:lastRenderedPageBreak/>
-              <w:t xml:space="preserve">Las exportaciones respetan los </w:t>
-            </w:r>
-            <w:r>
-              <w:lastRenderedPageBreak/>
-              <w:t>permisos del usuario; la documentación establece que no deben incluirse ni compartirse datos personales innecesarios.</w:t>
+              <w:t>Las exportaciones respetan los permisos del usuario; la documentación establece que no deben incluirse ni compartirse datos personales innecesarios.</w:t>
             </w:r>
           </w:p>
         </w:tc>
@@ -3214,12 +3370,7 @@
               <w:cnfStyle w:val="000000010000" w:firstRow="0" w:lastRow="0" w:firstColumn="0" w:lastColumn="0" w:oddVBand="0" w:evenVBand="0" w:oddHBand="0" w:evenHBand="1" w:firstRowFirstColumn="0" w:firstRowLastColumn="0" w:lastRowFirstColumn="0" w:lastRowLastColumn="0"/>
             </w:pPr>
             <w:r>
-              <w:lastRenderedPageBreak/>
-              <w:t>MU-RE-001 (13), MA-RE-</w:t>
-            </w:r>
-            <w:r>
-              <w:lastRenderedPageBreak/>
-              <w:t>001 (11)</w:t>
+              <w:t>MU-RE-001 (13), MA-RE-001 (11)</w:t>
             </w:r>
           </w:p>
         </w:tc>
@@ -3232,12 +3383,7 @@
               <w:cnfStyle w:val="000000010000" w:firstRow="0" w:lastRow="0" w:firstColumn="0" w:lastColumn="0" w:oddVBand="0" w:evenVBand="0" w:oddHBand="0" w:evenHBand="1" w:firstRowFirstColumn="0" w:firstRowLastColumn="0" w:lastRowFirstColumn="0" w:lastRowLastColumn="0"/>
             </w:pPr>
             <w:r>
-              <w:lastRenderedPageBreak/>
-              <w:t xml:space="preserve">Lineamiento de exportaciones; </w:t>
-            </w:r>
-            <w:r>
-              <w:lastRenderedPageBreak/>
-              <w:t>revisión de reportes compartidos (ver Ilustración 7).</w:t>
+              <w:t>Lineamiento de exportaciones; revisión de reportes compartidos (ver Ilustración 7).</w:t>
             </w:r>
           </w:p>
         </w:tc>
@@ -3253,8 +3399,24 @@
           </w:tcPr>
           <w:p>
             <w:r>
+              <w:t>PSI.05</w:t>
+            </w:r>
+          </w:p>
+        </w:tc>
+        <w:tc>
+          <w:tcPr>
+            <w:tcW w:w="1728" w:type="dxa"/>
+          </w:tcPr>
+          <w:p>
+            <w:pPr>
+              <w:cnfStyle w:val="000000100000" w:firstRow="0" w:lastRow="0" w:firstColumn="0" w:lastColumn="0" w:oddVBand="0" w:evenVBand="0" w:oddHBand="1" w:evenHBand="0" w:firstRowFirstColumn="0" w:firstRowLastColumn="0" w:lastRowFirstColumn="0" w:lastRowLastColumn="0"/>
+            </w:pPr>
+            <w:r>
+              <w:t xml:space="preserve">Registros (logs) sin datos </w:t>
+            </w:r>
+            <w:r>
               <w:lastRenderedPageBreak/>
-              <w:t>PSI.05</w:t>
+              <w:t>sensibles completos</w:t>
             </w:r>
           </w:p>
         </w:tc>
@@ -3267,20 +3429,12 @@
               <w:cnfStyle w:val="000000100000" w:firstRow="0" w:lastRow="0" w:firstColumn="0" w:lastColumn="0" w:oddVBand="0" w:evenVBand="0" w:oddHBand="1" w:evenHBand="0" w:firstRowFirstColumn="0" w:firstRowLastColumn="0" w:lastRowFirstColumn="0" w:lastRowLastColumn="0"/>
             </w:pPr>
             <w:r>
-              <w:t>Registros (logs) sin datos sensibles completos</w:t>
-            </w:r>
-          </w:p>
-        </w:tc>
-        <w:tc>
-          <w:tcPr>
-            <w:tcW w:w="1728" w:type="dxa"/>
-          </w:tcPr>
-          <w:p>
-            <w:pPr>
-              <w:cnfStyle w:val="000000100000" w:firstRow="0" w:lastRow="0" w:firstColumn="0" w:lastColumn="0" w:oddVBand="0" w:evenVBand="0" w:oddHBand="1" w:evenHBand="0" w:firstRowFirstColumn="0" w:firstRowLastColumn="0" w:lastRowFirstColumn="0" w:lastRowLastColumn="0"/>
-            </w:pPr>
-            <w:r>
-              <w:t xml:space="preserve">La bitácora técnica está orientada a la trazabilidad de la operación y </w:t>
+              <w:lastRenderedPageBreak/>
+              <w:t xml:space="preserve">La bitácora técnica está orientada a la </w:t>
+            </w:r>
+            <w:r>
+              <w:lastRenderedPageBreak/>
+              <w:t xml:space="preserve">trazabilidad de la operación y </w:t>
             </w:r>
             <w:r>
               <w:rPr>
@@ -3302,6 +3456,7 @@
               <w:cnfStyle w:val="000000100000" w:firstRow="0" w:lastRow="0" w:firstColumn="0" w:lastColumn="0" w:oddVBand="0" w:evenVBand="0" w:oddHBand="1" w:evenHBand="0" w:firstRowFirstColumn="0" w:firstRowLastColumn="0" w:lastRowFirstColumn="0" w:lastRowLastColumn="0"/>
             </w:pPr>
             <w:r>
+              <w:lastRenderedPageBreak/>
               <w:t>MT-RE-001, PT-RE-001</w:t>
             </w:r>
           </w:p>
@@ -3315,7 +3470,11 @@
               <w:cnfStyle w:val="000000100000" w:firstRow="0" w:lastRow="0" w:firstColumn="0" w:lastColumn="0" w:oddVBand="0" w:evenVBand="0" w:oddHBand="1" w:evenHBand="0" w:firstRowFirstColumn="0" w:firstRowLastColumn="0" w:lastRowFirstColumn="0" w:lastRowLastColumn="0"/>
             </w:pPr>
             <w:r>
-              <w:t>Muestra de logs verificando ausencia de datos sensibles.</w:t>
+              <w:t xml:space="preserve">Muestra de logs verificando </w:t>
+            </w:r>
+            <w:r>
+              <w:lastRenderedPageBreak/>
+              <w:t>ausencia de datos sensibles.</w:t>
             </w:r>
           </w:p>
         </w:tc>
@@ -3327,18 +3486,61 @@
         <w:rPr>
           <w:b/>
         </w:rPr>
-        <w:t>Evidencias documentales para PSI.05 (enmascaramiento):</w:t>
+        <w:t>Evidencias documentales para PSI.05:</w:t>
       </w:r>
     </w:p>
     <w:p>
+      <w:pPr>
+        <w:jc w:val="center"/>
+        <w:rPr>
+          <w:b/>
+        </w:rPr>
+      </w:pPr>
       <w:r>
         <w:rPr>
           <w:rFonts w:ascii="Consolas" w:hAnsi="Consolas"/>
         </w:rPr>
-        <w:t>[Foto: restricción de acceso por rol a datos completos]</w:t>
+        <w:drawing>
+          <wp:inline distT="0" distB="0" distL="0" distR="0" wp14:anchorId="60ABE3C2" wp14:editId="14D5C218">
+            <wp:extent cx="4229899" cy="2240280"/>
+            <wp:effectExtent l="0" t="0" r="0" b="7620"/>
+            <wp:docPr id="1929457328" name="Imagen 1"/>
+            <wp:cNvGraphicFramePr>
+              <a:graphicFrameLocks xmlns:a="http://schemas.openxmlformats.org/drawingml/2006/main" noChangeAspect="1"/>
+            </wp:cNvGraphicFramePr>
+            <a:graphic xmlns:a="http://schemas.openxmlformats.org/drawingml/2006/main">
+              <a:graphicData uri="http://schemas.openxmlformats.org/drawingml/2006/picture">
+                <pic:pic xmlns:pic="http://schemas.openxmlformats.org/drawingml/2006/picture">
+                  <pic:nvPicPr>
+                    <pic:cNvPr id="1929457328" name=""/>
+                    <pic:cNvPicPr/>
+                  </pic:nvPicPr>
+                  <pic:blipFill>
+                    <a:blip r:embed="rId12"/>
+                    <a:stretch>
+                      <a:fillRect/>
+                    </a:stretch>
+                  </pic:blipFill>
+                  <pic:spPr>
+                    <a:xfrm>
+                      <a:off x="0" y="0"/>
+                      <a:ext cx="4243054" cy="2247247"/>
+                    </a:xfrm>
+                    <a:prstGeom prst="rect">
+                      <a:avLst/>
+                    </a:prstGeom>
+                  </pic:spPr>
+                </pic:pic>
+              </a:graphicData>
+            </a:graphic>
+          </wp:inline>
+        </w:drawing>
       </w:r>
     </w:p>
     <w:p>
+      <w:pPr>
+        <w:jc w:val="center"/>
+      </w:pPr>
       <w:r>
         <w:rPr>
           <w:b/>
@@ -3350,14 +3552,49 @@
       </w:r>
     </w:p>
     <w:p>
+      <w:pPr>
+        <w:jc w:val="center"/>
+      </w:pPr>
       <w:r>
         <w:rPr>
           <w:rFonts w:ascii="Consolas" w:hAnsi="Consolas"/>
         </w:rPr>
-        <w:t>[Foto: configuración de documentos requeridos (minimización)]</w:t>
+        <w:drawing>
+          <wp:inline distT="0" distB="0" distL="0" distR="0" wp14:anchorId="071F9B88" wp14:editId="2E5A356C">
+            <wp:extent cx="5486400" cy="617855"/>
+            <wp:effectExtent l="0" t="0" r="0" b="0"/>
+            <wp:docPr id="1656703655" name="Imagen 1"/>
+            <wp:cNvGraphicFramePr>
+              <a:graphicFrameLocks xmlns:a="http://schemas.openxmlformats.org/drawingml/2006/main" noChangeAspect="1"/>
+            </wp:cNvGraphicFramePr>
+            <a:graphic xmlns:a="http://schemas.openxmlformats.org/drawingml/2006/main">
+              <a:graphicData uri="http://schemas.openxmlformats.org/drawingml/2006/picture">
+                <pic:pic xmlns:pic="http://schemas.openxmlformats.org/drawingml/2006/picture">
+                  <pic:nvPicPr>
+                    <pic:cNvPr id="1656703655" name=""/>
+                    <pic:cNvPicPr/>
+                  </pic:nvPicPr>
+                  <pic:blipFill>
+                    <a:blip r:embed="rId13"/>
+                    <a:stretch>
+                      <a:fillRect/>
+                    </a:stretch>
+                  </pic:blipFill>
+                  <pic:spPr>
+                    <a:xfrm>
+                      <a:off x="0" y="0"/>
+                      <a:ext cx="5486400" cy="617855"/>
+                    </a:xfrm>
+                    <a:prstGeom prst="rect">
+                      <a:avLst/>
+                    </a:prstGeom>
+                  </pic:spPr>
+                </pic:pic>
+              </a:graphicData>
+            </a:graphic>
+          </wp:inline>
+        </w:drawing>
       </w:r>
-    </w:p>
-    <w:p>
       <w:r>
         <w:rPr>
           <w:b/>
@@ -3365,18 +3602,61 @@
         <w:t>Ilustración 6.</w:t>
       </w:r>
       <w:r>
-        <w:t xml:space="preserve"> Configuración de documentos requeridos (minimización)</w:t>
+        <w:t xml:space="preserve"> Configuración de documentos requeridos</w:t>
       </w:r>
     </w:p>
     <w:p>
+      <w:pPr>
+        <w:jc w:val="center"/>
+        <w:rPr>
+          <w:b/>
+        </w:rPr>
+      </w:pPr>
       <w:r>
         <w:rPr>
           <w:rFonts w:ascii="Consolas" w:hAnsi="Consolas"/>
         </w:rPr>
-        <w:t>[Foto: exportación de reporte mostrando solo datos necesarios]</w:t>
+        <w:drawing>
+          <wp:inline distT="0" distB="0" distL="0" distR="0" wp14:anchorId="2247028E" wp14:editId="60F38DD9">
+            <wp:extent cx="4437674" cy="1996440"/>
+            <wp:effectExtent l="0" t="0" r="1270" b="3810"/>
+            <wp:docPr id="1562995424" name="Imagen 1"/>
+            <wp:cNvGraphicFramePr>
+              <a:graphicFrameLocks xmlns:a="http://schemas.openxmlformats.org/drawingml/2006/main" noChangeAspect="1"/>
+            </wp:cNvGraphicFramePr>
+            <a:graphic xmlns:a="http://schemas.openxmlformats.org/drawingml/2006/main">
+              <a:graphicData uri="http://schemas.openxmlformats.org/drawingml/2006/picture">
+                <pic:pic xmlns:pic="http://schemas.openxmlformats.org/drawingml/2006/picture">
+                  <pic:nvPicPr>
+                    <pic:cNvPr id="1562995424" name=""/>
+                    <pic:cNvPicPr/>
+                  </pic:nvPicPr>
+                  <pic:blipFill>
+                    <a:blip r:embed="rId14"/>
+                    <a:stretch>
+                      <a:fillRect/>
+                    </a:stretch>
+                  </pic:blipFill>
+                  <pic:spPr>
+                    <a:xfrm>
+                      <a:off x="0" y="0"/>
+                      <a:ext cx="4449360" cy="2001697"/>
+                    </a:xfrm>
+                    <a:prstGeom prst="rect">
+                      <a:avLst/>
+                    </a:prstGeom>
+                  </pic:spPr>
+                </pic:pic>
+              </a:graphicData>
+            </a:graphic>
+          </wp:inline>
+        </w:drawing>
       </w:r>
     </w:p>
     <w:p>
+      <w:pPr>
+        <w:jc w:val="center"/>
+      </w:pPr>
       <w:r>
         <w:rPr>
           <w:b/>
@@ -3395,6 +3675,7 @@
         <w:rPr>
           <w:color w:val="1F4E79"/>
         </w:rPr>
+        <w:lastRenderedPageBreak/>
         <w:t>5.3 PSI.12 — Desarrollo seguro</w:t>
       </w:r>
     </w:p>
@@ -3646,11 +3927,7 @@
               <w:t xml:space="preserve"> y base de datos</w:t>
             </w:r>
             <w:r>
-              <w:t xml:space="preserve"> separados, con </w:t>
-            </w:r>
-            <w:r>
-              <w:lastRenderedPageBreak/>
-              <w:t>responsabilidades definidas.</w:t>
+              <w:t xml:space="preserve"> separados, con responsabilidades definidas.</w:t>
             </w:r>
           </w:p>
         </w:tc>
@@ -3663,7 +3940,6 @@
               <w:cnfStyle w:val="000000010000" w:firstRow="0" w:lastRow="0" w:firstColumn="0" w:lastColumn="0" w:oddVBand="0" w:evenVBand="0" w:oddHBand="0" w:evenHBand="1" w:firstRowFirstColumn="0" w:firstRowLastColumn="0" w:lastRowFirstColumn="0" w:lastRowLastColumn="0"/>
             </w:pPr>
             <w:r>
-              <w:lastRenderedPageBreak/>
               <w:t>MT-RE-001, DF-RE-001 (1)</w:t>
             </w:r>
           </w:p>
@@ -3889,7 +4165,11 @@
               <w:cnfStyle w:val="000000100000" w:firstRow="0" w:lastRow="0" w:firstColumn="0" w:lastColumn="0" w:oddVBand="0" w:evenVBand="0" w:oddHBand="1" w:evenHBand="0" w:firstRowFirstColumn="0" w:firstRowLastColumn="0" w:lastRowFirstColumn="0" w:lastRowLastColumn="0"/>
             </w:pPr>
             <w:r>
-              <w:t>El sistema gestiona los errores de forma controlada (mensajes de validación, estados HTTP), sin filtrar información técnica sensible.</w:t>
+              <w:t xml:space="preserve">El sistema gestiona los errores de forma controlada (mensajes de validación, estados HTTP), sin filtrar información </w:t>
+            </w:r>
+            <w:r>
+              <w:lastRenderedPageBreak/>
+              <w:t>técnica sensible.</w:t>
             </w:r>
           </w:p>
         </w:tc>
@@ -3902,6 +4182,7 @@
               <w:cnfStyle w:val="000000100000" w:firstRow="0" w:lastRow="0" w:firstColumn="0" w:lastColumn="0" w:oddVBand="0" w:evenVBand="0" w:oddHBand="1" w:evenHBand="0" w:firstRowFirstColumn="0" w:firstRowLastColumn="0" w:lastRowFirstColumn="0" w:lastRowLastColumn="0"/>
             </w:pPr>
             <w:r>
+              <w:lastRenderedPageBreak/>
               <w:t>API-RE-001, DF-RE-001 (5.3)</w:t>
             </w:r>
           </w:p>
@@ -4067,7 +4348,6 @@
           </w:tcPr>
           <w:p>
             <w:r>
-              <w:lastRenderedPageBreak/>
               <w:t>PSI.12</w:t>
             </w:r>
           </w:p>
@@ -4334,7 +4614,11 @@
               <w:cnfStyle w:val="000000100000" w:firstRow="0" w:lastRow="0" w:firstColumn="0" w:lastColumn="0" w:oddVBand="0" w:evenVBand="0" w:oddHBand="1" w:evenHBand="0" w:firstRowFirstColumn="0" w:firstRowLastColumn="0" w:lastRowFirstColumn="0" w:lastRowLastColumn="0"/>
             </w:pPr>
             <w:r>
-              <w:t>Las contraseñas se almacenan cifradas y la información sensible se protege; los secretos se mantienen fuera del código fuente.</w:t>
+              <w:t xml:space="preserve">Las contraseñas se almacenan cifradas y la información sensible se </w:t>
+            </w:r>
+            <w:r>
+              <w:lastRenderedPageBreak/>
+              <w:t>protege; los secretos se mantienen fuera del código fuente.</w:t>
             </w:r>
           </w:p>
         </w:tc>
@@ -4347,6 +4631,7 @@
               <w:cnfStyle w:val="000000100000" w:firstRow="0" w:lastRow="0" w:firstColumn="0" w:lastColumn="0" w:oddVBand="0" w:evenVBand="0" w:oddHBand="1" w:evenHBand="0" w:firstRowFirstColumn="0" w:firstRowLastColumn="0" w:lastRowFirstColumn="0" w:lastRowLastColumn="0"/>
             </w:pPr>
             <w:r>
+              <w:lastRenderedPageBreak/>
               <w:t>MT-RE-001, API-RE-001</w:t>
             </w:r>
           </w:p>
@@ -4443,7 +4728,6 @@
         </w:tc>
       </w:tr>
     </w:tbl>
-    <w:p/>
     <w:p>
       <w:r>
         <w:rPr>
@@ -4453,14 +4737,72 @@
       </w:r>
     </w:p>
     <w:p>
+      <w:pPr>
+        <w:jc w:val="center"/>
+        <w:rPr>
+          <w:b/>
+        </w:rPr>
+      </w:pPr>
       <w:r>
         <w:rPr>
-          <w:rFonts w:ascii="Consolas" w:hAnsi="Consolas"/>
+          <w:noProof/>
         </w:rPr>
-        <w:t>[Foto: diagrama de arquitectura del sistema (separación de capas)]</w:t>
+        <w:drawing>
+          <wp:inline distT="0" distB="0" distL="0" distR="0" wp14:anchorId="24AC9ADC" wp14:editId="044F0270">
+            <wp:extent cx="5999070" cy="3405188"/>
+            <wp:effectExtent l="0" t="0" r="1905" b="5080"/>
+            <wp:docPr id="1769452053" name="Gráfico 1"/>
+            <wp:cNvGraphicFramePr>
+              <a:graphicFrameLocks xmlns:a="http://schemas.openxmlformats.org/drawingml/2006/main" noChangeAspect="1"/>
+            </wp:cNvGraphicFramePr>
+            <a:graphic xmlns:a="http://schemas.openxmlformats.org/drawingml/2006/main">
+              <a:graphicData uri="http://schemas.openxmlformats.org/drawingml/2006/picture">
+                <pic:pic xmlns:pic="http://schemas.openxmlformats.org/drawingml/2006/picture">
+                  <pic:nvPicPr>
+                    <pic:cNvPr id="1769452053" name=""/>
+                    <pic:cNvPicPr/>
+                  </pic:nvPicPr>
+                  <pic:blipFill rotWithShape="1">
+                    <a:blip r:embed="rId15">
+                      <a:extLst>
+                        <a:ext uri="{96DAC541-7B7A-43D3-8B79-37D633B846F1}">
+                          <asvg:svgBlip xmlns:asvg="http://schemas.microsoft.com/office/drawing/2016/SVG/main" r:embed="rId16"/>
+                        </a:ext>
+                      </a:extLst>
+                    </a:blip>
+                    <a:srcRect t="12642" b="2875"/>
+                    <a:stretch>
+                      <a:fillRect/>
+                    </a:stretch>
+                  </pic:blipFill>
+                  <pic:spPr bwMode="auto">
+                    <a:xfrm>
+                      <a:off x="0" y="0"/>
+                      <a:ext cx="6041262" cy="3429137"/>
+                    </a:xfrm>
+                    <a:prstGeom prst="rect">
+                      <a:avLst/>
+                    </a:prstGeom>
+                    <a:ln>
+                      <a:noFill/>
+                    </a:ln>
+                    <a:extLst>
+                      <a:ext uri="{53640926-AAD7-44D8-BBD7-CCE9431645EC}">
+                        <a14:shadowObscured xmlns:a14="http://schemas.microsoft.com/office/drawing/2010/main"/>
+                      </a:ext>
+                    </a:extLst>
+                  </pic:spPr>
+                </pic:pic>
+              </a:graphicData>
+            </a:graphic>
+          </wp:inline>
+        </w:drawing>
       </w:r>
     </w:p>
     <w:p>
+      <w:pPr>
+        <w:jc w:val="center"/>
+      </w:pPr>
       <w:r>
         <w:rPr>
           <w:b/>
@@ -4472,15 +4814,57 @@
       </w:r>
     </w:p>
     <w:p>
+      <w:pPr>
+        <w:jc w:val="center"/>
+        <w:rPr>
+          <w:b/>
+        </w:rPr>
+      </w:pPr>
       <w:r>
         <w:rPr>
           <w:rFonts w:ascii="Consolas" w:hAnsi="Consolas"/>
         </w:rPr>
-        <w:lastRenderedPageBreak/>
-        <w:t>[Foto: validación de un formulario con campos obligatorios en rojo]</w:t>
+        <w:drawing>
+          <wp:inline distT="0" distB="0" distL="0" distR="0" wp14:anchorId="3199CF6C" wp14:editId="5E1B14C4">
+            <wp:extent cx="4030980" cy="1668844"/>
+            <wp:effectExtent l="0" t="0" r="7620" b="7620"/>
+            <wp:docPr id="1010955407" name="Imagen 1"/>
+            <wp:cNvGraphicFramePr>
+              <a:graphicFrameLocks xmlns:a="http://schemas.openxmlformats.org/drawingml/2006/main" noChangeAspect="1"/>
+            </wp:cNvGraphicFramePr>
+            <a:graphic xmlns:a="http://schemas.openxmlformats.org/drawingml/2006/main">
+              <a:graphicData uri="http://schemas.openxmlformats.org/drawingml/2006/picture">
+                <pic:pic xmlns:pic="http://schemas.openxmlformats.org/drawingml/2006/picture">
+                  <pic:nvPicPr>
+                    <pic:cNvPr id="1010955407" name=""/>
+                    <pic:cNvPicPr/>
+                  </pic:nvPicPr>
+                  <pic:blipFill>
+                    <a:blip r:embed="rId17"/>
+                    <a:stretch>
+                      <a:fillRect/>
+                    </a:stretch>
+                  </pic:blipFill>
+                  <pic:spPr>
+                    <a:xfrm>
+                      <a:off x="0" y="0"/>
+                      <a:ext cx="4043408" cy="1673989"/>
+                    </a:xfrm>
+                    <a:prstGeom prst="rect">
+                      <a:avLst/>
+                    </a:prstGeom>
+                  </pic:spPr>
+                </pic:pic>
+              </a:graphicData>
+            </a:graphic>
+          </wp:inline>
+        </w:drawing>
       </w:r>
     </w:p>
     <w:p>
+      <w:pPr>
+        <w:jc w:val="center"/>
+      </w:pPr>
       <w:r>
         <w:rPr>
           <w:b/>
@@ -4492,25 +4876,6 @@
       </w:r>
     </w:p>
     <w:p>
-      <w:r>
-        <w:rPr>
-          <w:rFonts w:ascii="Consolas" w:hAnsi="Consolas"/>
-        </w:rPr>
-        <w:t>[Foto: bitácora / control de cambios]</w:t>
-      </w:r>
-    </w:p>
-    <w:p>
-      <w:r>
-        <w:rPr>
-          <w:b/>
-        </w:rPr>
-        <w:t>Ilustración 10.</w:t>
-      </w:r>
-      <w:r>
-        <w:t xml:space="preserve"> Bitácora / control de cambios</w:t>
-      </w:r>
-    </w:p>
-    <w:p>
       <w:pPr>
         <w:pStyle w:val="Ttulo3"/>
       </w:pPr>
@@ -4518,33 +4883,8 @@
         <w:rPr>
           <w:color w:val="1F4E79"/>
         </w:rPr>
+        <w:lastRenderedPageBreak/>
         <w:t>5.4 PSI.01 — Requisitos de seguridad en los proyectos</w:t>
-      </w:r>
-    </w:p>
-    <w:p>
-      <w:pPr>
-        <w:ind w:left="360"/>
-      </w:pPr>
-      <w:r>
-        <w:t xml:space="preserve">PSI.01 define medidas de seguridad para la </w:t>
-      </w:r>
-      <w:r>
-        <w:rPr>
-          <w:b/>
-        </w:rPr>
-        <w:t>gestión de proyectos</w:t>
-      </w:r>
-      <w:r>
-        <w:t xml:space="preserve"> (comunicaciones, accesos, software, hardware y respaldos). En el contexto de RE, aplica a su </w:t>
-      </w:r>
-      <w:r>
-        <w:rPr>
-          <w:b/>
-        </w:rPr>
-        <w:t>instalación, despliegue y operación</w:t>
-      </w:r>
-      <w:r>
-        <w:t xml:space="preserve"> en sitio.</w:t>
       </w:r>
     </w:p>
     <w:tbl>
@@ -4892,11 +5232,7 @@
               <w:cnfStyle w:val="000000010000" w:firstRow="0" w:lastRow="0" w:firstColumn="0" w:lastColumn="0" w:oddVBand="0" w:evenVBand="0" w:oddHBand="0" w:evenHBand="1" w:firstRowFirstColumn="0" w:firstRowLastColumn="0" w:lastRowFirstColumn="0" w:lastRowLastColumn="0"/>
             </w:pPr>
             <w:r>
-              <w:t xml:space="preserve">El proyecto se entrega con un conjunto </w:t>
-            </w:r>
-            <w:r>
-              <w:lastRenderedPageBreak/>
-              <w:t>documental (funcional, técnico, administrativo, de pruebas e instalación).</w:t>
+              <w:t>El proyecto se entrega con un conjunto documental (funcional, técnico, administrativo, de pruebas e instalación).</w:t>
             </w:r>
           </w:p>
         </w:tc>
@@ -4909,7 +5245,6 @@
               <w:cnfStyle w:val="000000010000" w:firstRow="0" w:lastRow="0" w:firstColumn="0" w:lastColumn="0" w:oddVBand="0" w:evenVBand="0" w:oddHBand="0" w:evenHBand="1" w:firstRowFirstColumn="0" w:firstRowLastColumn="0" w:lastRowFirstColumn="0" w:lastRowLastColumn="0"/>
             </w:pPr>
             <w:r>
-              <w:lastRenderedPageBreak/>
               <w:t>Conjunto documental RE</w:t>
             </w:r>
           </w:p>
@@ -4930,6 +5265,24 @@
       </w:tr>
     </w:tbl>
     <w:p/>
+    <w:p>
+      <w:pPr>
+        <w:rPr>
+          <w:rFonts w:asciiTheme="majorHAnsi" w:eastAsiaTheme="majorEastAsia" w:hAnsiTheme="majorHAnsi" w:cstheme="majorBidi"/>
+          <w:b/>
+          <w:bCs/>
+          <w:color w:val="1F4E79"/>
+          <w:sz w:val="26"/>
+          <w:szCs w:val="26"/>
+        </w:rPr>
+      </w:pPr>
+      <w:r>
+        <w:rPr>
+          <w:color w:val="1F4E79"/>
+        </w:rPr>
+        <w:br w:type="page"/>
+      </w:r>
+    </w:p>
     <w:p>
       <w:pPr>
         <w:pStyle w:val="Ttulo2"/>
@@ -4938,6 +5291,7 @@
         <w:rPr>
           <w:color w:val="1F4E79"/>
         </w:rPr>
+        <w:lastRenderedPageBreak/>
         <w:t>6. Resumen de alineación</w:t>
       </w:r>
     </w:p>
@@ -5139,217 +5493,6 @@
         </w:tc>
       </w:tr>
     </w:tbl>
-    <w:p/>
-    <w:p>
-      <w:pPr>
-        <w:ind w:left="360"/>
-      </w:pPr>
-      <w:r>
-        <w:t xml:space="preserve">Los niveles de alineación son una </w:t>
-      </w:r>
-      <w:r>
-        <w:rPr>
-          <w:b/>
-        </w:rPr>
-        <w:t>valoración orientativa</w:t>
-      </w:r>
-      <w:r>
-        <w:t xml:space="preserve"> para auditoría y deben confirmarse con la evidencia operativa conservada.</w:t>
-      </w:r>
-    </w:p>
-    <w:p>
-      <w:pPr>
-        <w:pStyle w:val="Ttulo2"/>
-      </w:pPr>
-      <w:r>
-        <w:rPr>
-          <w:color w:val="1F4E79"/>
-        </w:rPr>
-        <w:t>7. Acciones de control y seguimiento</w:t>
-      </w:r>
-    </w:p>
-    <w:p>
-      <w:r>
-        <w:t>Para sostener y reforzar la alineación con las políticas, se mantienen las siguientes acciones de control:</w:t>
-      </w:r>
-    </w:p>
-    <w:p>
-      <w:pPr>
-        <w:pStyle w:val="Listaconnmeros"/>
-      </w:pPr>
-      <w:r>
-        <w:rPr>
-          <w:b/>
-        </w:rPr>
-        <w:lastRenderedPageBreak/>
-        <w:t>Longitud de contraseña.</w:t>
-      </w:r>
-      <w:r>
-        <w:t xml:space="preserve"> Revisar y, cuando aplique, </w:t>
-      </w:r>
-      <w:r>
-        <w:rPr>
-          <w:b/>
-        </w:rPr>
-        <w:t>alinear la longitud mínima de contraseña</w:t>
-      </w:r>
-      <w:r>
-        <w:t xml:space="preserve"> del sistema con lo establecido en PSI.05 (al menos 12 caracteres con combinación de mayúsculas, minúsculas, números y símbolos).</w:t>
-      </w:r>
-    </w:p>
-    <w:p>
-      <w:pPr>
-        <w:pStyle w:val="Listaconnmeros"/>
-      </w:pPr>
-      <w:r>
-        <w:rPr>
-          <w:b/>
-        </w:rPr>
-        <w:t>MFA.</w:t>
-      </w:r>
-      <w:r>
-        <w:t xml:space="preserve"> Evaluar la habilitación de </w:t>
-      </w:r>
-      <w:r>
-        <w:rPr>
-          <w:b/>
-        </w:rPr>
-        <w:t xml:space="preserve">autenticación </w:t>
-      </w:r>
-      <w:proofErr w:type="spellStart"/>
-      <w:r>
-        <w:rPr>
-          <w:b/>
-        </w:rPr>
-        <w:t>multifactor</w:t>
-      </w:r>
-      <w:proofErr w:type="spellEnd"/>
-      <w:r>
-        <w:rPr>
-          <w:b/>
-        </w:rPr>
-        <w:t xml:space="preserve"> (MFA)</w:t>
-      </w:r>
-      <w:r>
-        <w:t xml:space="preserve"> cuando la tecnología y el entorno del cliente lo permitan.</w:t>
-      </w:r>
-    </w:p>
-    <w:p>
-      <w:pPr>
-        <w:pStyle w:val="Listaconnmeros"/>
-      </w:pPr>
-      <w:r>
-        <w:rPr>
-          <w:b/>
-        </w:rPr>
-        <w:t>Revisión de accesos.</w:t>
-      </w:r>
-      <w:r>
-        <w:t xml:space="preserve"> Conservar evidencia documentada de las revisiones de accesos de administrador </w:t>
-      </w:r>
-      <w:r>
-        <w:rPr>
-          <w:b/>
-        </w:rPr>
-        <w:t>cada 5 meses</w:t>
-      </w:r>
-      <w:r>
-        <w:t xml:space="preserve"> y ante cambios mayores, realizadas por personal ajeno a la asignación de accesos.</w:t>
-      </w:r>
-    </w:p>
-    <w:p>
-      <w:pPr>
-        <w:pStyle w:val="Listaconnmeros"/>
-      </w:pPr>
-      <w:r>
-        <w:rPr>
-          <w:b/>
-        </w:rPr>
-        <w:t>Anonimización en bajas.</w:t>
-      </w:r>
-      <w:r>
-        <w:t xml:space="preserve"> Conservar evidencia de la </w:t>
-      </w:r>
-      <w:r>
-        <w:rPr>
-          <w:b/>
-        </w:rPr>
-        <w:t>anonimización (correo, nombre y teléfono)</w:t>
-      </w:r>
-      <w:r>
-        <w:t xml:space="preserve"> de empleados dados de baja, conforme a PSI.05.</w:t>
-      </w:r>
-    </w:p>
-    <w:p>
-      <w:pPr>
-        <w:pStyle w:val="Listaconnmeros"/>
-      </w:pPr>
-      <w:r>
-        <w:rPr>
-          <w:b/>
-        </w:rPr>
-        <w:t>Configuración de roles.</w:t>
-      </w:r>
-      <w:r>
-        <w:t xml:space="preserve"> Conservar capturas o reportes de la configuración vigente de roles y permisos, especialmente de cuentas privilegiadas.</w:t>
-      </w:r>
-    </w:p>
-    <w:p>
-      <w:pPr>
-        <w:pStyle w:val="Listaconnmeros"/>
-      </w:pPr>
-      <w:r>
-        <w:rPr>
-          <w:b/>
-        </w:rPr>
-        <w:t>Secretos.</w:t>
-      </w:r>
-      <w:r>
-        <w:t xml:space="preserve"> No incluir valores reales de variables de entorno, llaves ni contraseñas en documentación ni evidencias; referenciarlos solo por nombre.</w:t>
-      </w:r>
-    </w:p>
-    <w:p>
-      <w:pPr>
-        <w:pStyle w:val="Listaconnmeros"/>
-      </w:pPr>
-      <w:r>
-        <w:rPr>
-          <w:b/>
-        </w:rPr>
-        <w:t>Respaldos.</w:t>
-      </w:r>
-      <w:r>
-        <w:t xml:space="preserve"> Mantener respaldos periódicos y evidencia de pruebas de restauración (PSI.01 / PSI.09).</w:t>
-      </w:r>
-    </w:p>
-    <w:p>
-      <w:pPr>
-        <w:pStyle w:val="Listaconnmeros"/>
-      </w:pPr>
-      <w:r>
-        <w:rPr>
-          <w:b/>
-        </w:rPr>
-        <w:t>Pruebas y ambientes.</w:t>
-      </w:r>
-      <w:r>
-        <w:t xml:space="preserve"> Conservar evidencia de pruebas funcionales y de seguridad antes de liberar, sin usar datos reales de producción en ambientes de prueba (PSI.12).</w:t>
-      </w:r>
-    </w:p>
-    <w:p>
-      <w:pPr>
-        <w:pStyle w:val="Listaconnmeros"/>
-      </w:pPr>
-      <w:r>
-        <w:rPr>
-          <w:b/>
-        </w:rPr>
-        <w:t>Exportaciones.</w:t>
-      </w:r>
-      <w:r>
-        <w:t xml:space="preserve"> Revisar las exportaciones PDF/Excel antes de compartirlas para no divulgar datos personales innecesarios.</w:t>
-      </w:r>
-    </w:p>
     <w:p>
       <w:pPr>
         <w:pStyle w:val="Ttulo2"/>
@@ -5362,6 +5505,9 @@
       </w:r>
     </w:p>
     <w:p>
+      <w:pPr>
+        <w:jc w:val="both"/>
+      </w:pPr>
       <w:r>
         <w:t xml:space="preserve">La documentación y el comportamiento del sistema </w:t>
       </w:r>
@@ -5412,38 +5558,6 @@
       </w:r>
     </w:p>
     <w:p>
-      <w:r>
-        <w:t xml:space="preserve">Esta matriz </w:t>
-      </w:r>
-      <w:r>
-        <w:rPr>
-          <w:b/>
-        </w:rPr>
-        <w:t>contribuye a cumplir</w:t>
-      </w:r>
-      <w:r>
-        <w:t xml:space="preserve"> dichos lineamientos al servir como </w:t>
-      </w:r>
-      <w:r>
-        <w:rPr>
-          <w:b/>
-        </w:rPr>
-        <w:t>puente para auditoría</w:t>
-      </w:r>
-      <w:r>
-        <w:t xml:space="preserve">, vinculando cada requisito con la capacidad del sistema, el documento donde se describe y la evidencia asociada. El mantenimiento de las acciones de control señaladas en la sección 7 permite </w:t>
-      </w:r>
-      <w:r>
-        <w:rPr>
-          <w:b/>
-        </w:rPr>
-        <w:t>sostener y demostrar</w:t>
-      </w:r>
-      <w:r>
-        <w:t xml:space="preserve"> esa alineación a lo largo del tiempo.</w:t>
-      </w:r>
-    </w:p>
-    <w:p>
       <w:pPr>
         <w:pStyle w:val="Ttulo2"/>
       </w:pPr>
@@ -5651,8 +5765,8 @@
     </w:tbl>
     <w:p/>
     <w:sectPr>
-      <w:headerReference w:type="default" r:id="rId8"/>
-      <w:footerReference w:type="default" r:id="rId9"/>
+      <w:headerReference w:type="default" r:id="rId18"/>
+      <w:footerReference w:type="default" r:id="rId19"/>
       <w:pgSz w:w="12240" w:h="15840"/>
       <w:pgMar w:top="1440" w:right="1800" w:bottom="1440" w:left="1800" w:header="720" w:footer="720" w:gutter="0"/>
       <w:cols w:space="720"/>
@@ -17987,7 +18101,7 @@
 </file>
 
 <file path=customXml/itemProps1.xml><?xml version="1.0" encoding="utf-8"?>
-<ds:datastoreItem xmlns:ds="http://schemas.openxmlformats.org/officeDocument/2006/customXml" ds:itemID="{EF278816-EC6F-A645-907D-7F25AECB1D4A}">
+<ds:datastoreItem xmlns:ds="http://schemas.openxmlformats.org/officeDocument/2006/customXml" ds:itemID="{44177036-178C-4AC6-BD6F-7CBDE7869202}">
   <ds:schemaRefs>
     <ds:schemaRef ds:uri="http://schemas.openxmlformats.org/officeDocument/2006/bibliography"/>
   </ds:schemaRefs>

--- a/documentacion/word/RecepcionElectronica/TR-RE-001-MatrizTrazabilidadISO.docx
+++ b/documentacion/word/RecepcionElectronica/TR-RE-001-MatrizTrazabilidadISO.docx
@@ -2001,30 +2001,7 @@
               <w:cnfStyle w:val="000000100000" w:firstRow="0" w:lastRow="0" w:firstColumn="0" w:lastColumn="0" w:oddVBand="0" w:evenVBand="0" w:oddHBand="1" w:evenHBand="0" w:firstRowFirstColumn="0" w:firstRowLastColumn="0" w:lastRowFirstColumn="0" w:lastRowLastColumn="0"/>
             </w:pPr>
             <w:r>
-              <w:t xml:space="preserve">La visibilidad de módulos y acciones se restringe por rol y configuración de permisos; las rutas críticas exigen condición de </w:t>
-            </w:r>
-            <w:r>
-              <w:rPr>
-                <w:b/>
-              </w:rPr>
-              <w:t>usuario maestro (</w:t>
-            </w:r>
-            <w:proofErr w:type="spellStart"/>
-            <w:r>
-              <w:rPr>
-                <w:b/>
-              </w:rPr>
-              <w:t>root</w:t>
-            </w:r>
-            <w:proofErr w:type="spellEnd"/>
-            <w:r>
-              <w:rPr>
-                <w:b/>
-              </w:rPr>
-              <w:t>)</w:t>
-            </w:r>
-            <w:r>
-              <w:t>.</w:t>
+              <w:t>La visibilidad de módulos y acciones se restringe por rol y configuración de permisos.</w:t>
             </w:r>
           </w:p>
         </w:tc>
@@ -2246,16 +2223,7 @@
               <w:cnfStyle w:val="000000010000" w:firstRow="0" w:lastRow="0" w:firstColumn="0" w:lastColumn="0" w:oddVBand="0" w:evenVBand="0" w:oddHBand="0" w:evenHBand="1" w:firstRowFirstColumn="0" w:firstRowLastColumn="0" w:lastRowFirstColumn="0" w:lastRowLastColumn="0"/>
             </w:pPr>
             <w:r>
-              <w:t xml:space="preserve">El acceso base es por contraseña; el MFA se considera </w:t>
-            </w:r>
-            <w:r>
-              <w:rPr>
-                <w:b/>
-              </w:rPr>
-              <w:t>cuando la tecnología lo permita</w:t>
-            </w:r>
-            <w:r>
-              <w:t xml:space="preserve"> (ver recomendación 2, sección 7).</w:t>
+              <w:t>El acceso base es por contraseña.</w:t>
             </w:r>
           </w:p>
         </w:tc>
@@ -2323,16 +2291,19 @@
               <w:cnfStyle w:val="000000100000" w:firstRow="0" w:lastRow="0" w:firstColumn="0" w:lastColumn="0" w:oddVBand="0" w:evenVBand="0" w:oddHBand="1" w:evenHBand="0" w:firstRowFirstColumn="0" w:firstRowLastColumn="0" w:lastRowFirstColumn="0" w:lastRowLastColumn="0"/>
             </w:pPr>
             <w:r>
-              <w:t xml:space="preserve">Cada módulo (incluidos </w:t>
-            </w:r>
-            <w:r>
-              <w:rPr>
-                <w:b/>
-              </w:rPr>
-              <w:t>Reportes</w:t>
-            </w:r>
-            <w:r>
-              <w:t>) se muestra según el rol; las exportaciones respetan los permisos del usuario.</w:t>
+              <w:t>Cada módulo</w:t>
+            </w:r>
+            <w:r>
+              <w:t xml:space="preserve"> </w:t>
+            </w:r>
+            <w:r>
+              <w:t>se muestra según el rol</w:t>
+            </w:r>
+            <w:r>
+              <w:t>,</w:t>
+            </w:r>
+            <w:r>
+              <w:t xml:space="preserve"> las exportaciones respetan los permisos del usuario.</w:t>
             </w:r>
           </w:p>
         </w:tc>
@@ -2409,11 +2380,13 @@
               <w:t>vigencia limitada</w:t>
             </w:r>
             <w:r>
+              <w:rPr>
+                <w:b/>
+              </w:rPr>
               <w:t xml:space="preserve"> </w:t>
             </w:r>
             <w:r>
-              <w:lastRenderedPageBreak/>
-              <w:t xml:space="preserve">(predeterminado 7 días) y el sistema valida periódicamente su validez, cerrando sesión y solicitando </w:t>
+              <w:t xml:space="preserve">y el sistema valida periódicamente su validez, cerrando sesión y solicitando </w:t>
             </w:r>
             <w:proofErr w:type="spellStart"/>
             <w:r>
@@ -2434,12 +2407,7 @@
               <w:cnfStyle w:val="000000010000" w:firstRow="0" w:lastRow="0" w:firstColumn="0" w:lastColumn="0" w:oddVBand="0" w:evenVBand="0" w:oddHBand="0" w:evenHBand="1" w:firstRowFirstColumn="0" w:firstRowLastColumn="0" w:lastRowFirstColumn="0" w:lastRowLastColumn="0"/>
             </w:pPr>
             <w:r>
-              <w:lastRenderedPageBreak/>
-              <w:t>DF-RE-001 (5.1), MU-</w:t>
-            </w:r>
-            <w:r>
-              <w:lastRenderedPageBreak/>
-              <w:t>RE-001 (4.3)</w:t>
+              <w:t>DF-RE-001 (5.1), MU-RE-001 (4.3)</w:t>
             </w:r>
           </w:p>
         </w:tc>
@@ -2452,7 +2420,6 @@
               <w:cnfStyle w:val="000000010000" w:firstRow="0" w:lastRow="0" w:firstColumn="0" w:lastColumn="0" w:oddVBand="0" w:evenVBand="0" w:oddHBand="0" w:evenHBand="1" w:firstRowFirstColumn="0" w:firstRowLastColumn="0" w:lastRowFirstColumn="0" w:lastRowLastColumn="0"/>
             </w:pPr>
             <w:r>
-              <w:lastRenderedPageBreak/>
               <w:t>Configuración de tiempos de sesión.</w:t>
             </w:r>
           </w:p>
@@ -2469,8 +2436,24 @@
           </w:tcPr>
           <w:p>
             <w:r>
+              <w:t>PSI.05</w:t>
+            </w:r>
+          </w:p>
+        </w:tc>
+        <w:tc>
+          <w:tcPr>
+            <w:tcW w:w="1728" w:type="dxa"/>
+          </w:tcPr>
+          <w:p>
+            <w:pPr>
+              <w:cnfStyle w:val="000000100000" w:firstRow="0" w:lastRow="0" w:firstColumn="0" w:lastColumn="0" w:oddVBand="0" w:evenVBand="0" w:oddHBand="1" w:evenHBand="0" w:firstRowFirstColumn="0" w:firstRowLastColumn="0" w:lastRowFirstColumn="0" w:lastRowLastColumn="0"/>
+            </w:pPr>
+            <w:r>
+              <w:t xml:space="preserve">Trazabilidad </w:t>
+            </w:r>
+            <w:r>
               <w:lastRenderedPageBreak/>
-              <w:t>PSI.05</w:t>
+              <w:t>de acciones relevantes</w:t>
             </w:r>
           </w:p>
         </w:tc>
@@ -2483,7 +2466,12 @@
               <w:cnfStyle w:val="000000100000" w:firstRow="0" w:lastRow="0" w:firstColumn="0" w:lastColumn="0" w:oddVBand="0" w:evenVBand="0" w:oddHBand="1" w:evenHBand="0" w:firstRowFirstColumn="0" w:firstRowLastColumn="0" w:lastRowFirstColumn="0" w:lastRowLastColumn="0"/>
             </w:pPr>
             <w:r>
-              <w:t>Trazabilidad de acciones relevantes</w:t>
+              <w:lastRenderedPageBreak/>
+              <w:t xml:space="preserve">El sistema conserva </w:t>
+            </w:r>
+            <w:r>
+              <w:lastRenderedPageBreak/>
+              <w:t>registro de la operación que soporta la trazabilidad.</w:t>
             </w:r>
           </w:p>
         </w:tc>
@@ -2496,7 +2484,12 @@
               <w:cnfStyle w:val="000000100000" w:firstRow="0" w:lastRow="0" w:firstColumn="0" w:lastColumn="0" w:oddVBand="0" w:evenVBand="0" w:oddHBand="1" w:evenHBand="0" w:firstRowFirstColumn="0" w:firstRowLastColumn="0" w:lastRowFirstColumn="0" w:lastRowLastColumn="0"/>
             </w:pPr>
             <w:r>
-              <w:t>El sistema conserva registro de la operación (por ejemplo, eventos de acceso y bitácora técnica) que soporta la trazabilidad.</w:t>
+              <w:lastRenderedPageBreak/>
+              <w:t xml:space="preserve">MT-RE-001, </w:t>
+            </w:r>
+            <w:r>
+              <w:lastRenderedPageBreak/>
+              <w:t>DF-RE-001 (6.7), PT-RE-001</w:t>
             </w:r>
           </w:p>
         </w:tc>
@@ -2509,20 +2502,12 @@
               <w:cnfStyle w:val="000000100000" w:firstRow="0" w:lastRow="0" w:firstColumn="0" w:lastColumn="0" w:oddVBand="0" w:evenVBand="0" w:oddHBand="1" w:evenHBand="0" w:firstRowFirstColumn="0" w:firstRowLastColumn="0" w:lastRowFirstColumn="0" w:lastRowLastColumn="0"/>
             </w:pPr>
             <w:r>
-              <w:t>MT-RE-001, DF-RE-001 (6.7), PT-RE-001</w:t>
-            </w:r>
-          </w:p>
-        </w:tc>
-        <w:tc>
-          <w:tcPr>
-            <w:tcW w:w="1728" w:type="dxa"/>
-          </w:tcPr>
-          <w:p>
-            <w:pPr>
-              <w:cnfStyle w:val="000000100000" w:firstRow="0" w:lastRow="0" w:firstColumn="0" w:lastColumn="0" w:oddVBand="0" w:evenVBand="0" w:oddHBand="1" w:evenHBand="0" w:firstRowFirstColumn="0" w:firstRowLastColumn="0" w:lastRowFirstColumn="0" w:lastRowLastColumn="0"/>
-            </w:pPr>
-            <w:r>
-              <w:t>Muestra de bitácora; eventos de acceso.</w:t>
+              <w:lastRenderedPageBreak/>
+              <w:t xml:space="preserve">Muestra de bitácora; </w:t>
+            </w:r>
+            <w:r>
+              <w:lastRenderedPageBreak/>
+              <w:t>eventos de acceso.</w:t>
             </w:r>
           </w:p>
         </w:tc>
@@ -2623,6 +2608,7 @@
       <w:r>
         <w:rPr>
           <w:rFonts w:ascii="Consolas" w:hAnsi="Consolas"/>
+          <w:noProof/>
         </w:rPr>
         <w:drawing>
           <wp:inline distT="0" distB="0" distL="0" distR="0" wp14:anchorId="0F0827FB" wp14:editId="33933474">
@@ -2677,8 +2663,8 @@
       <w:r>
         <w:rPr>
           <w:rFonts w:ascii="Consolas" w:hAnsi="Consolas"/>
+          <w:noProof/>
         </w:rPr>
-        <w:lastRenderedPageBreak/>
         <w:drawing>
           <wp:inline distT="0" distB="0" distL="0" distR="0" wp14:anchorId="34411472" wp14:editId="627874EA">
             <wp:extent cx="5486400" cy="1391285"/>
@@ -2739,7 +2725,9 @@
       <w:r>
         <w:rPr>
           <w:rFonts w:ascii="Consolas" w:hAnsi="Consolas"/>
+          <w:noProof/>
         </w:rPr>
+        <w:lastRenderedPageBreak/>
         <w:drawing>
           <wp:inline distT="0" distB="0" distL="0" distR="0" wp14:anchorId="2691BB44" wp14:editId="777EC1B0">
             <wp:extent cx="5417820" cy="2879725"/>
@@ -2847,11 +2835,11 @@
         <w:tblLook w:val="04A0" w:firstRow="1" w:lastRow="0" w:firstColumn="1" w:lastColumn="0" w:noHBand="0" w:noVBand="1"/>
       </w:tblPr>
       <w:tblGrid>
-        <w:gridCol w:w="1617"/>
+        <w:gridCol w:w="1618"/>
         <w:gridCol w:w="1713"/>
         <w:gridCol w:w="2153"/>
         <w:gridCol w:w="1670"/>
-        <w:gridCol w:w="1703"/>
+        <w:gridCol w:w="1702"/>
       </w:tblGrid>
       <w:tr>
         <w:trPr>
@@ -2984,7 +2972,7 @@
             </w:r>
             <w:proofErr w:type="gramEnd"/>
             <w:r>
-              <w:t xml:space="preserve"> únicamente los datos necesarios para la operación (identificación, contacto, documentos según configuración) y permite definir qué documentos se solicitan.</w:t>
+              <w:t xml:space="preserve"> únicamente los datos necesarios para la operación y permite definir qué documentos se solicitan.</w:t>
             </w:r>
           </w:p>
         </w:tc>
@@ -3026,7 +3014,6 @@
           </w:tcPr>
           <w:p>
             <w:r>
-              <w:lastRenderedPageBreak/>
               <w:t>PSI.05</w:t>
             </w:r>
           </w:p>
@@ -3053,7 +3040,7 @@
               <w:cnfStyle w:val="000000010000" w:firstRow="0" w:lastRow="0" w:firstColumn="0" w:lastColumn="0" w:oddVBand="0" w:evenVBand="0" w:oddHBand="0" w:evenHBand="1" w:firstRowFirstColumn="0" w:firstRowLastColumn="0" w:lastRowFirstColumn="0" w:lastRowLastColumn="0"/>
             </w:pPr>
             <w:r>
-              <w:t>El acceso a la información detallada (visitantes, empleados, documentos) está condicionado por rol y permisos.</w:t>
+              <w:t>El acceso a la información detallada está condicionado por rol y permisos.</w:t>
             </w:r>
           </w:p>
         </w:tc>
@@ -3176,7 +3163,11 @@
               <w:cnfStyle w:val="000000010000" w:firstRow="0" w:lastRow="0" w:firstColumn="0" w:lastColumn="0" w:oddVBand="0" w:evenVBand="0" w:oddHBand="0" w:evenHBand="1" w:firstRowFirstColumn="0" w:firstRowLastColumn="0" w:lastRowFirstColumn="0" w:lastRowLastColumn="0"/>
             </w:pPr>
             <w:r>
-              <w:t>Anonimización de empleados dados de baja (física, no lógica)</w:t>
+              <w:t xml:space="preserve">Anonimización de empleados </w:t>
+            </w:r>
+            <w:r>
+              <w:lastRenderedPageBreak/>
+              <w:t>dados de baja (física, no lógica)</w:t>
             </w:r>
           </w:p>
         </w:tc>
@@ -3190,6 +3181,7 @@
             </w:pPr>
             <w:proofErr w:type="gramStart"/>
             <w:r>
+              <w:lastRenderedPageBreak/>
               <w:t>RE cuenta</w:t>
             </w:r>
             <w:proofErr w:type="gramEnd"/>
@@ -3200,6 +3192,7 @@
               <w:rPr>
                 <w:b/>
               </w:rPr>
+              <w:lastRenderedPageBreak/>
               <w:t>anonimizar</w:t>
             </w:r>
             <w:r>
@@ -3225,7 +3218,12 @@
               <w:cnfStyle w:val="000000010000" w:firstRow="0" w:lastRow="0" w:firstColumn="0" w:lastColumn="0" w:oddVBand="0" w:evenVBand="0" w:oddHBand="0" w:evenHBand="1" w:firstRowFirstColumn="0" w:firstRowLastColumn="0" w:lastRowFirstColumn="0" w:lastRowLastColumn="0"/>
             </w:pPr>
             <w:r>
-              <w:t>MA-RE-001 (9.3, 10), DF-RE-001 (5.2), API-RE-001</w:t>
+              <w:lastRenderedPageBreak/>
+              <w:t>MA-RE-001 (9.3, 10), DF-RE-</w:t>
+            </w:r>
+            <w:r>
+              <w:lastRenderedPageBreak/>
+              <w:t>001 (5.2), API-RE-001</w:t>
             </w:r>
           </w:p>
         </w:tc>
@@ -3238,7 +3236,12 @@
               <w:cnfStyle w:val="000000010000" w:firstRow="0" w:lastRow="0" w:firstColumn="0" w:lastColumn="0" w:oddVBand="0" w:evenVBand="0" w:oddHBand="0" w:evenHBand="1" w:firstRowFirstColumn="0" w:firstRowLastColumn="0" w:lastRowFirstColumn="0" w:lastRowLastColumn="0"/>
             </w:pPr>
             <w:r>
-              <w:t>Evidencia de anonimización en la baja de un empleado.</w:t>
+              <w:lastRenderedPageBreak/>
+              <w:t xml:space="preserve">Evidencia de anonimización </w:t>
+            </w:r>
+            <w:r>
+              <w:lastRenderedPageBreak/>
+              <w:t>en la baja de un empleado.</w:t>
             </w:r>
           </w:p>
         </w:tc>
@@ -3254,6 +3257,7 @@
           </w:tcPr>
           <w:p>
             <w:r>
+              <w:lastRenderedPageBreak/>
               <w:t>PSI.05</w:t>
             </w:r>
           </w:p>
@@ -3357,7 +3361,7 @@
               <w:cnfStyle w:val="000000010000" w:firstRow="0" w:lastRow="0" w:firstColumn="0" w:lastColumn="0" w:oddVBand="0" w:evenVBand="0" w:oddHBand="0" w:evenHBand="1" w:firstRowFirstColumn="0" w:firstRowLastColumn="0" w:lastRowFirstColumn="0" w:lastRowLastColumn="0"/>
             </w:pPr>
             <w:r>
-              <w:t>Las exportaciones respetan los permisos del usuario; la documentación establece que no deben incluirse ni compartirse datos personales innecesarios.</w:t>
+              <w:t>Las exportaciones respetan los permisos del usuario.</w:t>
             </w:r>
           </w:p>
         </w:tc>
@@ -3383,7 +3387,7 @@
               <w:cnfStyle w:val="000000010000" w:firstRow="0" w:lastRow="0" w:firstColumn="0" w:lastColumn="0" w:oddVBand="0" w:evenVBand="0" w:oddHBand="0" w:evenHBand="1" w:firstRowFirstColumn="0" w:firstRowLastColumn="0" w:lastRowFirstColumn="0" w:lastRowLastColumn="0"/>
             </w:pPr>
             <w:r>
-              <w:t>Lineamiento de exportaciones; revisión de reportes compartidos (ver Ilustración 7).</w:t>
+              <w:t>Lineamiento de exportaciones.</w:t>
             </w:r>
           </w:p>
         </w:tc>
@@ -3412,11 +3416,7 @@
               <w:cnfStyle w:val="000000100000" w:firstRow="0" w:lastRow="0" w:firstColumn="0" w:lastColumn="0" w:oddVBand="0" w:evenVBand="0" w:oddHBand="1" w:evenHBand="0" w:firstRowFirstColumn="0" w:firstRowLastColumn="0" w:lastRowFirstColumn="0" w:lastRowLastColumn="0"/>
             </w:pPr>
             <w:r>
-              <w:t xml:space="preserve">Registros (logs) sin datos </w:t>
-            </w:r>
-            <w:r>
-              <w:lastRenderedPageBreak/>
-              <w:t>sensibles completos</w:t>
+              <w:t>Registros (logs) sin datos sensibles completos</w:t>
             </w:r>
           </w:p>
         </w:tc>
@@ -3429,12 +3429,7 @@
               <w:cnfStyle w:val="000000100000" w:firstRow="0" w:lastRow="0" w:firstColumn="0" w:lastColumn="0" w:oddVBand="0" w:evenVBand="0" w:oddHBand="1" w:evenHBand="0" w:firstRowFirstColumn="0" w:firstRowLastColumn="0" w:lastRowFirstColumn="0" w:lastRowLastColumn="0"/>
             </w:pPr>
             <w:r>
-              <w:lastRenderedPageBreak/>
-              <w:t xml:space="preserve">La bitácora técnica está orientada a la </w:t>
-            </w:r>
-            <w:r>
-              <w:lastRenderedPageBreak/>
-              <w:t xml:space="preserve">trazabilidad de la operación y </w:t>
+              <w:t xml:space="preserve">La bitácora técnica está orientada a la trazabilidad de la operación y </w:t>
             </w:r>
             <w:r>
               <w:rPr>
@@ -3456,7 +3451,6 @@
               <w:cnfStyle w:val="000000100000" w:firstRow="0" w:lastRow="0" w:firstColumn="0" w:lastColumn="0" w:oddVBand="0" w:evenVBand="0" w:oddHBand="1" w:evenHBand="0" w:firstRowFirstColumn="0" w:firstRowLastColumn="0" w:lastRowFirstColumn="0" w:lastRowLastColumn="0"/>
             </w:pPr>
             <w:r>
-              <w:lastRenderedPageBreak/>
               <w:t>MT-RE-001, PT-RE-001</w:t>
             </w:r>
           </w:p>
@@ -3470,11 +3464,7 @@
               <w:cnfStyle w:val="000000100000" w:firstRow="0" w:lastRow="0" w:firstColumn="0" w:lastColumn="0" w:oddVBand="0" w:evenVBand="0" w:oddHBand="1" w:evenHBand="0" w:firstRowFirstColumn="0" w:firstRowLastColumn="0" w:lastRowFirstColumn="0" w:lastRowLastColumn="0"/>
             </w:pPr>
             <w:r>
-              <w:t xml:space="preserve">Muestra de logs verificando </w:t>
-            </w:r>
-            <w:r>
-              <w:lastRenderedPageBreak/>
-              <w:t>ausencia de datos sensibles.</w:t>
+              <w:t>Muestra de logs verificando ausencia de datos sensibles.</w:t>
             </w:r>
           </w:p>
         </w:tc>
@@ -3499,10 +3489,11 @@
       <w:r>
         <w:rPr>
           <w:rFonts w:ascii="Consolas" w:hAnsi="Consolas"/>
+          <w:noProof/>
         </w:rPr>
         <w:drawing>
-          <wp:inline distT="0" distB="0" distL="0" distR="0" wp14:anchorId="60ABE3C2" wp14:editId="14D5C218">
-            <wp:extent cx="4229899" cy="2240280"/>
+          <wp:inline distT="0" distB="0" distL="0" distR="0" wp14:anchorId="60ABE3C2" wp14:editId="42AB5136">
+            <wp:extent cx="3870960" cy="2050175"/>
             <wp:effectExtent l="0" t="0" r="0" b="7620"/>
             <wp:docPr id="1929457328" name="Imagen 1"/>
             <wp:cNvGraphicFramePr>
@@ -3524,7 +3515,7 @@
                   <pic:spPr>
                     <a:xfrm>
                       <a:off x="0" y="0"/>
-                      <a:ext cx="4243054" cy="2247247"/>
+                      <a:ext cx="3891155" cy="2060871"/>
                     </a:xfrm>
                     <a:prstGeom prst="rect">
                       <a:avLst/>
@@ -3558,7 +3549,9 @@
       <w:r>
         <w:rPr>
           <w:rFonts w:ascii="Consolas" w:hAnsi="Consolas"/>
+          <w:noProof/>
         </w:rPr>
+        <w:lastRenderedPageBreak/>
         <w:drawing>
           <wp:inline distT="0" distB="0" distL="0" distR="0" wp14:anchorId="071F9B88" wp14:editId="2E5A356C">
             <wp:extent cx="5486400" cy="617855"/>
@@ -3615,6 +3608,7 @@
       <w:r>
         <w:rPr>
           <w:rFonts w:ascii="Consolas" w:hAnsi="Consolas"/>
+          <w:noProof/>
         </w:rPr>
         <w:drawing>
           <wp:inline distT="0" distB="0" distL="0" distR="0" wp14:anchorId="2247028E" wp14:editId="60F38DD9">
@@ -3675,7 +3669,6 @@
         <w:rPr>
           <w:color w:val="1F4E79"/>
         </w:rPr>
-        <w:lastRenderedPageBreak/>
         <w:t>5.3 PSI.12 — Desarrollo seguro</w:t>
       </w:r>
     </w:p>
@@ -3686,10 +3679,10 @@
         <w:tblLook w:val="04A0" w:firstRow="1" w:lastRow="0" w:firstColumn="1" w:lastColumn="0" w:noHBand="0" w:noVBand="1"/>
       </w:tblPr>
       <w:tblGrid>
-        <w:gridCol w:w="1260"/>
+        <w:gridCol w:w="1264"/>
         <w:gridCol w:w="1679"/>
-        <w:gridCol w:w="1832"/>
-        <w:gridCol w:w="1518"/>
+        <w:gridCol w:w="1826"/>
+        <w:gridCol w:w="1520"/>
         <w:gridCol w:w="2567"/>
       </w:tblGrid>
       <w:tr>
@@ -4004,7 +3997,11 @@
               <w:t>variables de entorno</w:t>
             </w:r>
             <w:r>
-              <w:t>, sin incluir valores reales en la documentación.</w:t>
+              <w:t xml:space="preserve">, sin incluir valores reales en la </w:t>
+            </w:r>
+            <w:r>
+              <w:lastRenderedPageBreak/>
+              <w:t>documentación.</w:t>
             </w:r>
           </w:p>
         </w:tc>
@@ -4017,6 +4014,7 @@
               <w:cnfStyle w:val="000000100000" w:firstRow="0" w:lastRow="0" w:firstColumn="0" w:lastColumn="0" w:oddVBand="0" w:evenVBand="0" w:oddHBand="1" w:evenHBand="0" w:firstRowFirstColumn="0" w:firstRowLastColumn="0" w:lastRowFirstColumn="0" w:lastRowLastColumn="0"/>
             </w:pPr>
             <w:r>
+              <w:lastRenderedPageBreak/>
               <w:t>MT-RE-001, MI-RE-001</w:t>
             </w:r>
           </w:p>
@@ -4165,11 +4163,7 @@
               <w:cnfStyle w:val="000000100000" w:firstRow="0" w:lastRow="0" w:firstColumn="0" w:lastColumn="0" w:oddVBand="0" w:evenVBand="0" w:oddHBand="1" w:evenHBand="0" w:firstRowFirstColumn="0" w:firstRowLastColumn="0" w:lastRowFirstColumn="0" w:lastRowLastColumn="0"/>
             </w:pPr>
             <w:r>
-              <w:t xml:space="preserve">El sistema gestiona los errores de forma controlada (mensajes de validación, estados HTTP), sin filtrar información </w:t>
-            </w:r>
-            <w:r>
-              <w:lastRenderedPageBreak/>
-              <w:t>técnica sensible.</w:t>
+              <w:t>El sistema gestiona los errores de forma controlada (mensajes de validación, estados HTTP), sin filtrar información técnica sensible.</w:t>
             </w:r>
           </w:p>
         </w:tc>
@@ -4182,7 +4176,6 @@
               <w:cnfStyle w:val="000000100000" w:firstRow="0" w:lastRow="0" w:firstColumn="0" w:lastColumn="0" w:oddVBand="0" w:evenVBand="0" w:oddHBand="1" w:evenHBand="0" w:firstRowFirstColumn="0" w:firstRowLastColumn="0" w:lastRowFirstColumn="0" w:lastRowLastColumn="0"/>
             </w:pPr>
             <w:r>
-              <w:lastRenderedPageBreak/>
               <w:t>API-RE-001, DF-RE-001 (5.3)</w:t>
             </w:r>
           </w:p>
@@ -4332,7 +4325,10 @@
               <w:cnfStyle w:val="000000100000" w:firstRow="0" w:lastRow="0" w:firstColumn="0" w:lastColumn="0" w:oddVBand="0" w:evenVBand="0" w:oddHBand="1" w:evenHBand="0" w:firstRowFirstColumn="0" w:firstRowLastColumn="0" w:lastRowFirstColumn="0" w:lastRowLastColumn="0"/>
             </w:pPr>
             <w:r>
-              <w:t>Bitácora de cambios; historial de versiones (ver Ilustración 10).</w:t>
+              <w:t>Bitácora de cambios; historial de versiones</w:t>
+            </w:r>
+            <w:r>
+              <w:t>.</w:t>
             </w:r>
           </w:p>
         </w:tc>
@@ -4438,7 +4434,11 @@
               <w:cnfStyle w:val="000000100000" w:firstRow="0" w:lastRow="0" w:firstColumn="0" w:lastColumn="0" w:oddVBand="0" w:evenVBand="0" w:oddHBand="1" w:evenHBand="0" w:firstRowFirstColumn="0" w:firstRowLastColumn="0" w:lastRowFirstColumn="0" w:lastRowLastColumn="0"/>
             </w:pPr>
             <w:r>
-              <w:t>Pruebas funcionales, de seguridad y de aceptación</w:t>
+              <w:t xml:space="preserve">Pruebas </w:t>
+            </w:r>
+            <w:r>
+              <w:lastRenderedPageBreak/>
+              <w:t>funcionales, de seguridad y de aceptación</w:t>
             </w:r>
           </w:p>
         </w:tc>
@@ -4451,12 +4451,14 @@
               <w:cnfStyle w:val="000000100000" w:firstRow="0" w:lastRow="0" w:firstColumn="0" w:lastColumn="0" w:oddVBand="0" w:evenVBand="0" w:oddHBand="1" w:evenHBand="0" w:firstRowFirstColumn="0" w:firstRowLastColumn="0" w:lastRowFirstColumn="0" w:lastRowLastColumn="0"/>
             </w:pPr>
             <w:r>
+              <w:lastRenderedPageBreak/>
               <w:t xml:space="preserve">Existe un </w:t>
             </w:r>
             <w:r>
               <w:rPr>
                 <w:b/>
               </w:rPr>
+              <w:lastRenderedPageBreak/>
               <w:t>plan/evidencia de pruebas</w:t>
             </w:r>
             <w:r>
@@ -4473,6 +4475,7 @@
               <w:cnfStyle w:val="000000100000" w:firstRow="0" w:lastRow="0" w:firstColumn="0" w:lastColumn="0" w:oddVBand="0" w:evenVBand="0" w:oddHBand="1" w:evenHBand="0" w:firstRowFirstColumn="0" w:firstRowLastColumn="0" w:lastRowFirstColumn="0" w:lastRowLastColumn="0"/>
             </w:pPr>
             <w:r>
+              <w:lastRenderedPageBreak/>
               <w:t>PT-RE-001</w:t>
             </w:r>
           </w:p>
@@ -4486,7 +4489,11 @@
               <w:cnfStyle w:val="000000100000" w:firstRow="0" w:lastRow="0" w:firstColumn="0" w:lastColumn="0" w:oddVBand="0" w:evenVBand="0" w:oddHBand="1" w:evenHBand="0" w:firstRowFirstColumn="0" w:firstRowLastColumn="0" w:lastRowFirstColumn="0" w:lastRowLastColumn="0"/>
             </w:pPr>
             <w:r>
-              <w:t>Resultados de pruebas por versión.</w:t>
+              <w:t xml:space="preserve">Resultados de pruebas </w:t>
+            </w:r>
+            <w:r>
+              <w:lastRenderedPageBreak/>
+              <w:t>por versión.</w:t>
             </w:r>
           </w:p>
         </w:tc>
@@ -4502,6 +4509,7 @@
           </w:tcPr>
           <w:p>
             <w:r>
+              <w:lastRenderedPageBreak/>
               <w:t>PSI.12</w:t>
             </w:r>
           </w:p>
@@ -4528,25 +4536,13 @@
               <w:cnfStyle w:val="000000010000" w:firstRow="0" w:lastRow="0" w:firstColumn="0" w:lastColumn="0" w:oddVBand="0" w:evenVBand="0" w:oddHBand="0" w:evenHBand="1" w:firstRowFirstColumn="0" w:firstRowLastColumn="0" w:lastRowFirstColumn="0" w:lastRowLastColumn="0"/>
             </w:pPr>
             <w:r>
-              <w:t xml:space="preserve">Las prácticas de seguridad se apoyan en estándares </w:t>
-            </w:r>
-            <w:r>
-              <w:rPr>
-                <w:b/>
-              </w:rPr>
-              <w:t>OWASP Top 10</w:t>
-            </w:r>
-            <w:r>
-              <w:t xml:space="preserve"> y </w:t>
-            </w:r>
-            <w:r>
-              <w:rPr>
-                <w:b/>
-              </w:rPr>
-              <w:t>API Security Top 10</w:t>
-            </w:r>
-            <w:r>
-              <w:t>, con análisis estático/dinámico cuando aplique.</w:t>
+              <w:t>Las prácticas de seguridad se apoyan en estándares</w:t>
+            </w:r>
+            <w:r>
+              <w:t xml:space="preserve">, </w:t>
+            </w:r>
+            <w:r>
+              <w:t>con análisis.</w:t>
             </w:r>
           </w:p>
         </w:tc>
@@ -4614,11 +4610,7 @@
               <w:cnfStyle w:val="000000100000" w:firstRow="0" w:lastRow="0" w:firstColumn="0" w:lastColumn="0" w:oddVBand="0" w:evenVBand="0" w:oddHBand="1" w:evenHBand="0" w:firstRowFirstColumn="0" w:firstRowLastColumn="0" w:lastRowFirstColumn="0" w:lastRowLastColumn="0"/>
             </w:pPr>
             <w:r>
-              <w:t xml:space="preserve">Las contraseñas se almacenan cifradas y la información sensible se </w:t>
-            </w:r>
-            <w:r>
-              <w:lastRenderedPageBreak/>
-              <w:t>protege; los secretos se mantienen fuera del código fuente.</w:t>
+              <w:t>Las contraseñas se almacenan cifradas y la información sensible se protege; los secretos se mantienen fuera del código fuente.</w:t>
             </w:r>
           </w:p>
         </w:tc>
@@ -4631,7 +4623,6 @@
               <w:cnfStyle w:val="000000100000" w:firstRow="0" w:lastRow="0" w:firstColumn="0" w:lastColumn="0" w:oddVBand="0" w:evenVBand="0" w:oddHBand="1" w:evenHBand="0" w:firstRowFirstColumn="0" w:firstRowLastColumn="0" w:lastRowFirstColumn="0" w:lastRowLastColumn="0"/>
             </w:pPr>
             <w:r>
-              <w:lastRenderedPageBreak/>
               <w:t>MT-RE-001, API-RE-001</w:t>
             </w:r>
           </w:p>
@@ -4729,10 +4720,31 @@
       </w:tr>
     </w:tbl>
     <w:p>
+      <w:pPr>
+        <w:rPr>
+          <w:b/>
+        </w:rPr>
+      </w:pPr>
+    </w:p>
+    <w:p>
+      <w:pPr>
+        <w:rPr>
+          <w:b/>
+        </w:rPr>
+      </w:pPr>
       <w:r>
         <w:rPr>
           <w:b/>
         </w:rPr>
+        <w:br w:type="page"/>
+      </w:r>
+    </w:p>
+    <w:p>
+      <w:r>
+        <w:rPr>
+          <w:b/>
+        </w:rPr>
+        <w:lastRenderedPageBreak/>
         <w:t>Evidencias documentales para PSI.12:</w:t>
       </w:r>
     </w:p>
@@ -4823,6 +4835,7 @@
       <w:r>
         <w:rPr>
           <w:rFonts w:ascii="Consolas" w:hAnsi="Consolas"/>
+          <w:noProof/>
         </w:rPr>
         <w:drawing>
           <wp:inline distT="0" distB="0" distL="0" distR="0" wp14:anchorId="3199CF6C" wp14:editId="5E1B14C4">
@@ -4883,7 +4896,6 @@
         <w:rPr>
           <w:color w:val="1F4E79"/>
         </w:rPr>
-        <w:lastRenderedPageBreak/>
         <w:t>5.4 PSI.01 — Requisitos de seguridad en los proyectos</w:t>
       </w:r>
     </w:p>
@@ -4894,10 +4906,10 @@
         <w:tblLook w:val="04A0" w:firstRow="1" w:lastRow="0" w:firstColumn="1" w:lastColumn="0" w:noHBand="0" w:noVBand="1"/>
       </w:tblPr>
       <w:tblGrid>
-        <w:gridCol w:w="1542"/>
-        <w:gridCol w:w="1706"/>
-        <w:gridCol w:w="1692"/>
-        <w:gridCol w:w="1631"/>
+        <w:gridCol w:w="1546"/>
+        <w:gridCol w:w="1707"/>
+        <w:gridCol w:w="1685"/>
+        <w:gridCol w:w="1633"/>
         <w:gridCol w:w="2285"/>
       </w:tblGrid>
       <w:tr>
@@ -5020,7 +5032,11 @@
               <w:cnfStyle w:val="000000100000" w:firstRow="0" w:lastRow="0" w:firstColumn="0" w:lastColumn="0" w:oddVBand="0" w:evenVBand="0" w:oddHBand="1" w:evenHBand="0" w:firstRowFirstColumn="0" w:firstRowLastColumn="0" w:lastRowFirstColumn="0" w:lastRowLastColumn="0"/>
             </w:pPr>
             <w:r>
-              <w:t>La instalación y el despliegue siguen un procedimiento documentado, con configuración por ambiente y resguardo de secretos.</w:t>
+              <w:t xml:space="preserve">La instalación y el despliegue siguen un procedimiento documentado, con configuración </w:t>
+            </w:r>
+            <w:r>
+              <w:lastRenderedPageBreak/>
+              <w:t>por ambiente y resguardo de secretos.</w:t>
             </w:r>
           </w:p>
         </w:tc>
@@ -5033,6 +5049,7 @@
               <w:cnfStyle w:val="000000100000" w:firstRow="0" w:lastRow="0" w:firstColumn="0" w:lastColumn="0" w:oddVBand="0" w:evenVBand="0" w:oddHBand="1" w:evenHBand="0" w:firstRowFirstColumn="0" w:firstRowLastColumn="0" w:lastRowFirstColumn="0" w:lastRowLastColumn="0"/>
             </w:pPr>
             <w:r>
+              <w:lastRenderedPageBreak/>
               <w:t>MI-RE-001, MT-RE-001</w:t>
             </w:r>
           </w:p>
@@ -5088,15 +5105,10 @@
               <w:cnfStyle w:val="000000010000" w:firstRow="0" w:lastRow="0" w:firstColumn="0" w:lastColumn="0" w:oddVBand="0" w:evenVBand="0" w:oddHBand="0" w:evenHBand="1" w:firstRowFirstColumn="0" w:firstRowLastColumn="0" w:lastRowFirstColumn="0" w:lastRowLastColumn="0"/>
             </w:pPr>
             <w:r>
-              <w:t>El acceso al sistema, a la configuración y a las rutas críticas se gestiona por rol y por usuario maestro (</w:t>
-            </w:r>
-            <w:proofErr w:type="spellStart"/>
-            <w:r>
-              <w:t>root</w:t>
-            </w:r>
-            <w:proofErr w:type="spellEnd"/>
-            <w:r>
-              <w:t>).</w:t>
+              <w:t>El acceso al sistema, a la configuración y a las rutas críticas se gestiona por rol</w:t>
+            </w:r>
+            <w:r>
+              <w:t>.</w:t>
             </w:r>
           </w:p>
         </w:tc>
@@ -5232,7 +5244,7 @@
               <w:cnfStyle w:val="000000010000" w:firstRow="0" w:lastRow="0" w:firstColumn="0" w:lastColumn="0" w:oddVBand="0" w:evenVBand="0" w:oddHBand="0" w:evenHBand="1" w:firstRowFirstColumn="0" w:firstRowLastColumn="0" w:lastRowFirstColumn="0" w:lastRowLastColumn="0"/>
             </w:pPr>
             <w:r>
-              <w:t>El proyecto se entrega con un conjunto documental (funcional, técnico, administrativo, de pruebas e instalación).</w:t>
+              <w:t>El proyecto se entrega con un conjunto documental.</w:t>
             </w:r>
           </w:p>
         </w:tc>
@@ -5264,7 +5276,14 @@
         </w:tc>
       </w:tr>
     </w:tbl>
-    <w:p/>
+    <w:p>
+      <w:pPr>
+        <w:pStyle w:val="Ttulo2"/>
+        <w:rPr>
+          <w:color w:val="1F4E79"/>
+        </w:rPr>
+      </w:pPr>
+    </w:p>
     <w:p>
       <w:pPr>
         <w:rPr>
@@ -5487,7 +5506,7 @@
               <w:cnfStyle w:val="000000100000" w:firstRow="0" w:lastRow="0" w:firstColumn="0" w:lastColumn="0" w:oddVBand="0" w:evenVBand="0" w:oddHBand="1" w:evenHBand="0" w:firstRowFirstColumn="0" w:firstRowLastColumn="0" w:lastRowFirstColumn="0" w:lastRowLastColumn="0"/>
             </w:pPr>
             <w:r>
-              <w:t>Arquitectura separada, validación de entradas, manejo de errores, bitácoras, control de cambios, pruebas y documentación completa contribuyen a una alineación alta.</w:t>
+              <w:t>Arquitectura separada, validación de entradas, manejo de errores, control de cambios, pruebas y documentación completa contribuyen a una alineación alta.</w:t>
             </w:r>
           </w:p>
         </w:tc>
